--- a/report/Васильев_ИКБО-20-23.docx
+++ b/report/Васильев_ИКБО-20-23.docx
@@ -26,11 +26,19 @@
         </w:trPr>
         <w:tc>
           <w:tcPr>
-            <w:tcW w:w="3165" w:type="dxa"/>
+            <w:tcW w:w="3166" w:type="dxa"/>
           </w:tcPr>
           <w:p>
             <w:pPr>
-              <w:rPr>
+              <w:keepNext/>
+              <w:spacing w:before="240" w:after="60" w:line="240" w:lineRule="auto"/>
+              <w:jc w:val="left"/>
+              <w:outlineLvl w:val="3"/>
+              <w:rPr>
+                <w:rFonts w:ascii="Calibri" w:eastAsia="Times New Roman" w:hAnsi="Calibri" w:cs="Times New Roman"/>
+                <w:b/>
+                <w:bCs/>
+                <w:szCs w:val="28"/>
                 <w:lang w:eastAsia="ru-RU"/>
               </w:rPr>
             </w:pPr>
@@ -38,7 +46,7 @@
         </w:tc>
         <w:tc>
           <w:tcPr>
-            <w:tcW w:w="3165" w:type="dxa"/>
+            <w:tcW w:w="3166" w:type="dxa"/>
             <w:hideMark/>
           </w:tcPr>
           <w:p>
@@ -62,10 +70,10 @@
                 <w:lang w:eastAsia="ru-RU"/>
               </w:rPr>
               <w:drawing>
-                <wp:inline distT="0" distB="0" distL="0" distR="0" wp14:anchorId="424C81DB" wp14:editId="0C1E7F09">
-                  <wp:extent cx="891540" cy="1005840"/>
-                  <wp:effectExtent l="0" t="0" r="3810" b="3810"/>
-                  <wp:docPr id="7" name="Рисунок 1"/>
+                <wp:inline distT="0" distB="0" distL="0" distR="0" wp14:anchorId="731B87A4" wp14:editId="56F772DA">
+                  <wp:extent cx="895350" cy="1009650"/>
+                  <wp:effectExtent l="0" t="0" r="0" b="0"/>
+                  <wp:docPr id="7" name="Рисунок 7"/>
                   <wp:cNvGraphicFramePr>
                     <a:graphicFrameLocks xmlns:a="http://schemas.openxmlformats.org/drawingml/2006/main" noChangeAspect="1"/>
                   </wp:cNvGraphicFramePr>
@@ -79,10 +87,10 @@
                           </pic:cNvPicPr>
                         </pic:nvPicPr>
                         <pic:blipFill>
-                          <a:blip r:embed="rId8" cstate="screen">
+                          <a:blip r:embed="rId8">
                             <a:extLst>
                               <a:ext uri="{28A0092B-C50C-407E-A947-70E740481C1C}">
-                                <a14:useLocalDpi xmlns:a14="http://schemas.microsoft.com/office/drawing/2010/main"/>
+                                <a14:useLocalDpi xmlns:a14="http://schemas.microsoft.com/office/drawing/2010/main" val="0"/>
                               </a:ext>
                             </a:extLst>
                           </a:blip>
@@ -94,7 +102,7 @@
                         <pic:spPr bwMode="auto">
                           <a:xfrm>
                             <a:off x="0" y="0"/>
-                            <a:ext cx="891540" cy="1005840"/>
+                            <a:ext cx="895350" cy="1009650"/>
                           </a:xfrm>
                           <a:prstGeom prst="rect">
                             <a:avLst/>
@@ -114,7 +122,7 @@
         </w:tc>
         <w:tc>
           <w:tcPr>
-            <w:tcW w:w="3165" w:type="dxa"/>
+            <w:tcW w:w="3166" w:type="dxa"/>
           </w:tcPr>
           <w:p>
             <w:pPr>
@@ -138,7 +146,7 @@
         </w:trPr>
         <w:tc>
           <w:tcPr>
-            <w:tcW w:w="9495" w:type="dxa"/>
+            <w:tcW w:w="9498" w:type="dxa"/>
             <w:gridSpan w:val="3"/>
             <w:hideMark/>
           </w:tcPr>
@@ -174,7 +182,7 @@
         </w:trPr>
         <w:tc>
           <w:tcPr>
-            <w:tcW w:w="9495" w:type="dxa"/>
+            <w:tcW w:w="9498" w:type="dxa"/>
             <w:gridSpan w:val="3"/>
             <w:hideMark/>
           </w:tcPr>
@@ -189,6 +197,7 @@
                 <w:lang w:eastAsia="ru-RU"/>
               </w:rPr>
             </w:pPr>
+            <w:bookmarkStart w:id="0" w:name="_Toc120976908"/>
             <w:r>
               <w:rPr>
                 <w:rFonts w:eastAsia="Times New Roman" w:cs="Times New Roman"/>
@@ -197,6 +206,7 @@
               </w:rPr>
               <w:t>Федеральное государственное бюджетное образовательное учреждение</w:t>
             </w:r>
+            <w:bookmarkEnd w:id="0"/>
           </w:p>
           <w:p>
             <w:pPr>
@@ -228,6 +238,7 @@
                 <w:lang w:eastAsia="ru-RU"/>
               </w:rPr>
             </w:pPr>
+            <w:bookmarkStart w:id="1" w:name="_Toc120976909"/>
             <w:r>
               <w:rPr>
                 <w:rFonts w:eastAsia="Times New Roman" w:cs="Times New Roman"/>
@@ -237,6 +248,7 @@
               </w:rPr>
               <w:t>«МИРЭА – Российский технологический университет»</w:t>
             </w:r>
+            <w:bookmarkEnd w:id="1"/>
           </w:p>
           <w:p>
             <w:pPr>
@@ -250,6 +262,7 @@
                 <w:lang w:eastAsia="ru-RU"/>
               </w:rPr>
             </w:pPr>
+            <w:bookmarkStart w:id="2" w:name="_Toc120976910"/>
             <w:r>
               <w:rPr>
                 <w:rFonts w:eastAsia="Times New Roman" w:cs="Times New Roman"/>
@@ -260,6 +273,7 @@
               </w:rPr>
               <w:t>РТУ МИРЭА</w:t>
             </w:r>
+            <w:bookmarkEnd w:id="2"/>
           </w:p>
           <w:p>
             <w:pPr>
@@ -282,10 +296,10 @@
               <mc:AlternateContent>
                 <mc:Choice Requires="wpc">
                   <w:drawing>
-                    <wp:inline distT="0" distB="0" distL="0" distR="0" wp14:anchorId="08FC32E5" wp14:editId="4E393EA0">
+                    <wp:inline distT="0" distB="0" distL="0" distR="0" wp14:anchorId="03BFE0B1" wp14:editId="503081E1">
                       <wp:extent cx="5829300" cy="342900"/>
                       <wp:effectExtent l="0" t="0" r="19050" b="0"/>
-                      <wp:docPr id="11" name="Полотно 5"/>
+                      <wp:docPr id="9" name="Полотно 9"/>
                       <wp:cNvGraphicFramePr>
                         <a:graphicFrameLocks xmlns:a="http://schemas.openxmlformats.org/drawingml/2006/main"/>
                       </wp:cNvGraphicFramePr>
@@ -297,7 +311,7 @@
                             </wpc:bg>
                             <wpc:whole/>
                             <wps:wsp>
-                              <wps:cNvPr id="6" name="Line 7"/>
+                              <wps:cNvPr id="8" name="Line 7"/>
                               <wps:cNvCnPr>
                                 <a:cxnSpLocks noChangeShapeType="1"/>
                               </wps:cNvCnPr>
@@ -336,7 +350,7 @@
                 </mc:Choice>
                 <mc:Fallback>
                   <w:pict>
-                    <v:group w14:anchorId="6E70279C" id="Полотно 5" o:spid="_x0000_s1026" editas="canvas" style="width:459pt;height:27pt;mso-position-horizontal-relative:char;mso-position-vertical-relative:line" coordsize="58293,3429" o:gfxdata="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">
+                    <v:group w14:anchorId="591CB788" id="Полотно 9" o:spid="_x0000_s1026" editas="canvas" style="width:459pt;height:27pt;mso-position-horizontal-relative:char;mso-position-vertical-relative:line" coordsize="58293,3429" o:gfxdata="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">
                       <v:shapetype id="_x0000_t75" coordsize="21600,21600" o:spt="75" o:preferrelative="t" path="m@4@5l@4@11@9@11@9@5xe" filled="f" stroked="f">
                         <v:stroke joinstyle="miter"/>
                         <v:formulas>
@@ -360,7 +374,7 @@
                         <v:fill o:detectmouseclick="t"/>
                         <v:path o:connecttype="none"/>
                       </v:shape>
-                      <v:line id="Line 7" o:spid="_x0000_s1028" style="position:absolute;flip:y;visibility:visible;mso-wrap-style:square" from="2286,1140" to="58293,1156" o:connectortype="straight" o:gfxdata="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" strokeweight="3pt">
+                      <v:line id="Line 7" o:spid="_x0000_s1028" style="position:absolute;flip:y;visibility:visible;mso-wrap-style:square" from="2286,1140" to="58293,1156" o:connectortype="straight" o:gfxdata="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" strokeweight="3pt">
                         <v:stroke linestyle="thinThin"/>
                       </v:line>
                       <w10:anchorlock/>
@@ -413,28 +427,7 @@
           <w:szCs w:val="28"/>
           <w:lang w:eastAsia="ru-RU"/>
         </w:rPr>
-        <w:t>Кафедра инструментального и прикладного</w:t>
-      </w:r>
-    </w:p>
-    <w:p>
-      <w:pPr>
-        <w:spacing w:line="240" w:lineRule="auto"/>
-        <w:jc w:val="center"/>
-        <w:rPr>
-          <w:rFonts w:eastAsia="Times New Roman" w:cs="Times New Roman"/>
-          <w:b/>
-          <w:szCs w:val="28"/>
-          <w:lang w:eastAsia="ru-RU"/>
-        </w:rPr>
-      </w:pPr>
-      <w:r>
-        <w:rPr>
-          <w:rFonts w:eastAsia="Times New Roman" w:cs="Times New Roman"/>
-          <w:b/>
-          <w:szCs w:val="28"/>
-          <w:lang w:eastAsia="ru-RU"/>
-        </w:rPr>
-        <w:t>программного обеспечения (</w:t>
+        <w:t>Кафедра инструментального и прикладного программного обеспечения (</w:t>
       </w:r>
       <w:proofErr w:type="spellStart"/>
       <w:r>
@@ -515,27 +508,7 @@
           <w:u w:val="single"/>
           <w:lang w:eastAsia="ru-RU"/>
         </w:rPr>
-        <w:t xml:space="preserve"> Проектирование и разработка </w:t>
-      </w:r>
-      <w:r>
-        <w:rPr>
-          <w:rFonts w:eastAsia="Times New Roman" w:cs="Times New Roman"/>
-          <w:spacing w:val="6"/>
-          <w:szCs w:val="28"/>
-          <w:u w:val="single"/>
-          <w:lang w:eastAsia="ru-RU"/>
-        </w:rPr>
-        <w:t>серверных</w:t>
-      </w:r>
-      <w:r>
-        <w:rPr>
-          <w:rFonts w:eastAsia="Times New Roman" w:cs="Times New Roman"/>
-          <w:spacing w:val="6"/>
-          <w:szCs w:val="28"/>
-          <w:u w:val="single"/>
-          <w:lang w:eastAsia="ru-RU"/>
-        </w:rPr>
-        <w:t xml:space="preserve"> частей интернет-ресурсов</w:t>
+        <w:t xml:space="preserve"> Проектирование и разработка серверных частей интернет-ресурсов</w:t>
       </w:r>
     </w:p>
     <w:p>
@@ -613,129 +586,106 @@
           <w:szCs w:val="28"/>
           <w:lang w:eastAsia="ru-RU"/>
         </w:rPr>
-        <w:t xml:space="preserve">Тема: </w:t>
-      </w:r>
-      <w:bookmarkStart w:id="0" w:name="_Hlk213831355"/>
-      <w:r>
+        <w:t>Тема: Серверная часть веб-приложения «Расписание»</w:t>
+      </w:r>
+    </w:p>
+    <w:p>
+      <w:pPr>
+        <w:spacing w:line="240" w:lineRule="auto"/>
+        <w:jc w:val="left"/>
         <w:rPr>
           <w:rFonts w:eastAsia="Times New Roman" w:cs="Times New Roman"/>
           <w:szCs w:val="28"/>
           <w:lang w:eastAsia="ru-RU"/>
         </w:rPr>
-        <w:t>Серверная</w:t>
-      </w:r>
-      <w:r>
+      </w:pPr>
+    </w:p>
+    <w:p>
+      <w:pPr>
+        <w:spacing w:line="240" w:lineRule="auto"/>
+        <w:jc w:val="left"/>
         <w:rPr>
           <w:rFonts w:eastAsia="Times New Roman" w:cs="Times New Roman"/>
           <w:szCs w:val="28"/>
           <w:lang w:eastAsia="ru-RU"/>
         </w:rPr>
-        <w:t xml:space="preserve"> часть </w:t>
-      </w:r>
-      <w:r>
-        <w:rPr>
-          <w:rFonts w:eastAsia="Times New Roman" w:cs="Times New Roman"/>
-          <w:szCs w:val="28"/>
-          <w:lang w:eastAsia="ru-RU"/>
-        </w:rPr>
-        <w:t>веб-приложения</w:t>
-      </w:r>
-      <w:r>
-        <w:rPr>
-          <w:rFonts w:eastAsia="Times New Roman" w:cs="Times New Roman"/>
-          <w:szCs w:val="28"/>
-          <w:lang w:eastAsia="ru-RU"/>
-        </w:rPr>
-        <w:t xml:space="preserve"> «</w:t>
-      </w:r>
-      <w:r>
+      </w:pPr>
+    </w:p>
+    <w:p>
+      <w:pPr>
+        <w:spacing w:line="240" w:lineRule="auto"/>
+        <w:jc w:val="left"/>
         <w:rPr>
           <w:rFonts w:eastAsia="Times New Roman" w:cs="Times New Roman"/>
           <w:szCs w:val="28"/>
           <w:u w:val="single"/>
           <w:lang w:eastAsia="ru-RU"/>
         </w:rPr>
-        <w:t>Расписание</w:t>
-      </w:r>
+      </w:pPr>
       <w:r>
         <w:rPr>
           <w:rFonts w:eastAsia="Times New Roman" w:cs="Times New Roman"/>
           <w:szCs w:val="28"/>
           <w:lang w:eastAsia="ru-RU"/>
         </w:rPr>
-        <w:t>»</w:t>
-      </w:r>
-      <w:bookmarkEnd w:id="0"/>
-    </w:p>
-    <w:p>
-      <w:pPr>
-        <w:spacing w:line="240" w:lineRule="auto"/>
-        <w:jc w:val="left"/>
-        <w:rPr>
-          <w:rFonts w:eastAsia="Times New Roman" w:cs="Times New Roman"/>
-          <w:szCs w:val="28"/>
-          <w:lang w:eastAsia="ru-RU"/>
-        </w:rPr>
-      </w:pPr>
-    </w:p>
-    <w:p>
-      <w:pPr>
-        <w:spacing w:line="240" w:lineRule="auto"/>
-        <w:jc w:val="left"/>
-        <w:rPr>
-          <w:rFonts w:eastAsia="Times New Roman" w:cs="Times New Roman"/>
-          <w:szCs w:val="28"/>
-          <w:lang w:eastAsia="ru-RU"/>
-        </w:rPr>
-      </w:pPr>
-    </w:p>
-    <w:p>
-      <w:pPr>
-        <w:spacing w:line="240" w:lineRule="auto"/>
-        <w:jc w:val="left"/>
+        <w:t xml:space="preserve">Студент: </w:t>
+      </w:r>
+      <w:r>
         <w:rPr>
           <w:rFonts w:eastAsia="Times New Roman" w:cs="Times New Roman"/>
           <w:szCs w:val="28"/>
           <w:u w:val="single"/>
           <w:lang w:eastAsia="ru-RU"/>
         </w:rPr>
-      </w:pPr>
-      <w:r>
-        <w:rPr>
-          <w:rFonts w:eastAsia="Times New Roman" w:cs="Times New Roman"/>
-          <w:szCs w:val="28"/>
-          <w:lang w:eastAsia="ru-RU"/>
-        </w:rPr>
-        <w:t xml:space="preserve">Студент: </w:t>
-      </w:r>
-      <w:r>
+        <w:t>Васильев Борис Александрович</w:t>
+      </w:r>
+    </w:p>
+    <w:p>
+      <w:pPr>
+        <w:spacing w:line="240" w:lineRule="auto"/>
+        <w:jc w:val="left"/>
         <w:rPr>
           <w:rFonts w:eastAsia="Times New Roman" w:cs="Times New Roman"/>
           <w:szCs w:val="28"/>
           <w:u w:val="single"/>
           <w:lang w:eastAsia="ru-RU"/>
         </w:rPr>
-        <w:t>Васильев Б.А.</w:t>
-      </w:r>
-    </w:p>
-    <w:p>
-      <w:pPr>
-        <w:spacing w:line="240" w:lineRule="auto"/>
-        <w:jc w:val="left"/>
+      </w:pPr>
+      <w:r>
+        <w:rPr>
+          <w:rFonts w:eastAsia="Times New Roman" w:cs="Times New Roman"/>
+          <w:szCs w:val="28"/>
+          <w:lang w:eastAsia="ru-RU"/>
+        </w:rPr>
+        <w:t xml:space="preserve">Группа: </w:t>
+      </w:r>
+      <w:r>
         <w:rPr>
           <w:rFonts w:eastAsia="Times New Roman" w:cs="Times New Roman"/>
           <w:szCs w:val="28"/>
           <w:u w:val="single"/>
           <w:lang w:eastAsia="ru-RU"/>
         </w:rPr>
-      </w:pPr>
-      <w:r>
+        <w:t>ИКБО-20-23</w:t>
+      </w:r>
+    </w:p>
+    <w:p>
+      <w:pPr>
+        <w:spacing w:line="240" w:lineRule="auto"/>
+        <w:jc w:val="left"/>
         <w:rPr>
           <w:rFonts w:eastAsia="Times New Roman" w:cs="Times New Roman"/>
           <w:szCs w:val="28"/>
           <w:lang w:eastAsia="ru-RU"/>
         </w:rPr>
-        <w:t xml:space="preserve">Группа: </w:t>
+      </w:pPr>
+      <w:r>
+        <w:rPr>
+          <w:rFonts w:eastAsia="Times New Roman" w:cs="Times New Roman"/>
+          <w:szCs w:val="28"/>
+          <w:lang w:eastAsia="ru-RU"/>
+        </w:rPr>
+        <w:t xml:space="preserve">Работа представлена к защите </w:t>
       </w:r>
       <w:r>
         <w:rPr>
@@ -744,26 +694,88 @@
           <w:u w:val="single"/>
           <w:lang w:eastAsia="ru-RU"/>
         </w:rPr>
-        <w:t>ИКБО-20-23</w:t>
-      </w:r>
-    </w:p>
-    <w:p>
-      <w:pPr>
-        <w:spacing w:line="240" w:lineRule="auto"/>
-        <w:jc w:val="left"/>
+        <w:t>23.12.2025</w:t>
+      </w:r>
+      <w:r>
+        <w:rPr>
+          <w:rFonts w:eastAsia="Times New Roman" w:cs="Times New Roman"/>
+          <w:szCs w:val="28"/>
+          <w:u w:val="single"/>
+          <w:lang w:eastAsia="ru-RU"/>
+        </w:rPr>
+        <w:tab/>
+      </w:r>
+      <w:r>
+        <w:rPr>
+          <w:rFonts w:eastAsia="Times New Roman" w:cs="Times New Roman"/>
+          <w:szCs w:val="28"/>
+          <w:u w:val="single"/>
+          <w:lang w:eastAsia="ru-RU"/>
+        </w:rPr>
+        <w:tab/>
+      </w:r>
+      <w:r>
+        <w:rPr>
+          <w:rFonts w:eastAsia="Times New Roman" w:cs="Times New Roman"/>
+          <w:szCs w:val="28"/>
+          <w:u w:val="single"/>
+          <w:lang w:eastAsia="ru-RU"/>
+        </w:rPr>
+        <w:tab/>
+      </w:r>
+      <w:r>
+        <w:rPr>
+          <w:rFonts w:eastAsia="Times New Roman" w:cs="Times New Roman"/>
+          <w:szCs w:val="28"/>
+          <w:u w:val="single"/>
+          <w:lang w:eastAsia="ru-RU"/>
+        </w:rPr>
+        <w:tab/>
+      </w:r>
+      <w:r>
         <w:rPr>
           <w:rFonts w:eastAsia="Times New Roman" w:cs="Times New Roman"/>
           <w:szCs w:val="28"/>
           <w:lang w:eastAsia="ru-RU"/>
         </w:rPr>
-      </w:pPr>
+        <w:t>/</w:t>
+      </w:r>
+      <w:r>
+        <w:rPr>
+          <w:rFonts w:eastAsia="Times New Roman" w:cs="Times New Roman"/>
+          <w:szCs w:val="28"/>
+          <w:u w:val="single"/>
+          <w:lang w:eastAsia="ru-RU"/>
+        </w:rPr>
+        <w:t>Васильев Б.А.</w:t>
+      </w:r>
       <w:r>
         <w:rPr>
           <w:rFonts w:eastAsia="Times New Roman" w:cs="Times New Roman"/>
           <w:szCs w:val="28"/>
           <w:lang w:eastAsia="ru-RU"/>
         </w:rPr>
-        <w:t>Работа представлена к защите___________(</w:t>
+        <w:t xml:space="preserve">/ </w:t>
+      </w:r>
+    </w:p>
+    <w:p>
+      <w:pPr>
+        <w:spacing w:line="240" w:lineRule="auto"/>
+        <w:ind w:left="3540" w:firstLine="708"/>
+        <w:jc w:val="left"/>
+        <w:rPr>
+          <w:rFonts w:eastAsia="Times New Roman" w:cs="Times New Roman"/>
+          <w:szCs w:val="28"/>
+          <w:lang w:eastAsia="ru-RU"/>
+        </w:rPr>
+      </w:pPr>
+      <w:r>
+        <w:rPr>
+          <w:rFonts w:eastAsia="Times New Roman" w:cs="Times New Roman"/>
+          <w:szCs w:val="28"/>
+          <w:lang w:eastAsia="ru-RU"/>
+        </w:rPr>
+        <w:t xml:space="preserve">                    (</w:t>
       </w:r>
       <w:r>
         <w:rPr>
@@ -772,7 +784,27 @@
           <w:szCs w:val="28"/>
           <w:lang w:eastAsia="ru-RU"/>
         </w:rPr>
-        <w:t>дата</w:t>
+        <w:t xml:space="preserve">подпись и </w:t>
+      </w:r>
+      <w:proofErr w:type="spellStart"/>
+      <w:r>
+        <w:rPr>
+          <w:rFonts w:eastAsia="Times New Roman" w:cs="Times New Roman"/>
+          <w:sz w:val="22"/>
+          <w:szCs w:val="28"/>
+          <w:lang w:eastAsia="ru-RU"/>
+        </w:rPr>
+        <w:t>ф.и.о.</w:t>
+      </w:r>
+      <w:proofErr w:type="spellEnd"/>
+      <w:r>
+        <w:rPr>
+          <w:rFonts w:eastAsia="Times New Roman" w:cs="Times New Roman"/>
+          <w:sz w:val="22"/>
+          <w:szCs w:val="28"/>
+          <w:lang w:eastAsia="ru-RU"/>
+        </w:rPr>
+        <w:t xml:space="preserve"> студента</w:t>
       </w:r>
       <w:r>
         <w:rPr>
@@ -780,7 +812,37 @@
           <w:szCs w:val="28"/>
           <w:lang w:eastAsia="ru-RU"/>
         </w:rPr>
-        <w:t>)_________/</w:t>
+        <w:t>)</w:t>
+      </w:r>
+    </w:p>
+    <w:p>
+      <w:pPr>
+        <w:spacing w:line="240" w:lineRule="auto"/>
+        <w:jc w:val="left"/>
+        <w:rPr>
+          <w:rFonts w:eastAsia="Times New Roman" w:cs="Times New Roman"/>
+          <w:szCs w:val="28"/>
+          <w:lang w:eastAsia="ru-RU"/>
+        </w:rPr>
+      </w:pPr>
+    </w:p>
+    <w:p>
+      <w:pPr>
+        <w:spacing w:line="240" w:lineRule="auto"/>
+        <w:jc w:val="left"/>
+        <w:rPr>
+          <w:rFonts w:eastAsia="Times New Roman" w:cs="Times New Roman"/>
+          <w:szCs w:val="28"/>
+          <w:lang w:eastAsia="ru-RU"/>
+        </w:rPr>
+      </w:pPr>
+      <w:r>
+        <w:rPr>
+          <w:rFonts w:eastAsia="Times New Roman" w:cs="Times New Roman"/>
+          <w:szCs w:val="28"/>
+          <w:lang w:eastAsia="ru-RU"/>
+        </w:rPr>
+        <w:t xml:space="preserve">Руководитель: </w:t>
       </w:r>
       <w:r>
         <w:rPr>
@@ -789,15 +851,107 @@
           <w:u w:val="single"/>
           <w:lang w:eastAsia="ru-RU"/>
         </w:rPr>
-        <w:t>Васильев Б.А.</w:t>
-      </w:r>
-      <w:r>
+        <w:t>старший преподаватель Романченко А.Е.</w:t>
+      </w:r>
+    </w:p>
+    <w:p>
+      <w:pPr>
+        <w:spacing w:line="240" w:lineRule="auto"/>
+        <w:jc w:val="left"/>
         <w:rPr>
           <w:rFonts w:eastAsia="Times New Roman" w:cs="Times New Roman"/>
           <w:szCs w:val="28"/>
           <w:lang w:eastAsia="ru-RU"/>
         </w:rPr>
-        <w:t xml:space="preserve">/ </w:t>
+      </w:pPr>
+    </w:p>
+    <w:p>
+      <w:pPr>
+        <w:spacing w:line="240" w:lineRule="auto"/>
+        <w:jc w:val="left"/>
+        <w:rPr>
+          <w:rFonts w:eastAsia="Times New Roman" w:cs="Times New Roman"/>
+          <w:szCs w:val="28"/>
+          <w:lang w:eastAsia="ru-RU"/>
+        </w:rPr>
+      </w:pPr>
+      <w:r>
+        <w:rPr>
+          <w:rFonts w:eastAsia="Times New Roman" w:cs="Times New Roman"/>
+          <w:szCs w:val="28"/>
+          <w:lang w:eastAsia="ru-RU"/>
+        </w:rPr>
+        <w:t>Работа допущена к защите</w:t>
+      </w:r>
+      <w:r>
+        <w:rPr>
+          <w:rFonts w:eastAsia="Times New Roman" w:cs="Times New Roman"/>
+          <w:szCs w:val="28"/>
+          <w:u w:val="single"/>
+          <w:lang w:eastAsia="ru-RU"/>
+        </w:rPr>
+        <w:tab/>
+      </w:r>
+      <w:r>
+        <w:rPr>
+          <w:rFonts w:eastAsia="Times New Roman" w:cs="Times New Roman"/>
+          <w:szCs w:val="28"/>
+          <w:u w:val="single"/>
+          <w:lang w:eastAsia="ru-RU"/>
+        </w:rPr>
+        <w:tab/>
+      </w:r>
+      <w:r>
+        <w:rPr>
+          <w:rFonts w:eastAsia="Times New Roman" w:cs="Times New Roman"/>
+          <w:szCs w:val="28"/>
+          <w:u w:val="single"/>
+          <w:lang w:eastAsia="ru-RU"/>
+        </w:rPr>
+        <w:tab/>
+      </w:r>
+      <w:r>
+        <w:rPr>
+          <w:rFonts w:eastAsia="Times New Roman" w:cs="Times New Roman"/>
+          <w:szCs w:val="28"/>
+          <w:u w:val="single"/>
+          <w:lang w:eastAsia="ru-RU"/>
+        </w:rPr>
+        <w:tab/>
+      </w:r>
+      <w:r>
+        <w:rPr>
+          <w:rFonts w:eastAsia="Times New Roman" w:cs="Times New Roman"/>
+          <w:szCs w:val="28"/>
+          <w:u w:val="single"/>
+          <w:lang w:eastAsia="ru-RU"/>
+        </w:rPr>
+        <w:tab/>
+      </w:r>
+      <w:r>
+        <w:rPr>
+          <w:rFonts w:eastAsia="Times New Roman" w:cs="Times New Roman"/>
+          <w:szCs w:val="28"/>
+          <w:lang w:eastAsia="ru-RU"/>
+        </w:rPr>
+        <w:t>/</w:t>
+      </w:r>
+      <w:r>
+        <w:rPr>
+          <w:rFonts w:eastAsia="Times New Roman" w:cs="Times New Roman"/>
+          <w:szCs w:val="28"/>
+          <w:u w:val="single"/>
+          <w:lang w:eastAsia="ru-RU"/>
+        </w:rPr>
+        <w:t>Романченко А.Е.</w:t>
+      </w:r>
+      <w:r>
+        <w:rPr>
+          <w:rFonts w:eastAsia="Times New Roman" w:cs="Times New Roman"/>
+          <w:szCs w:val="28"/>
+          <w:lang w:eastAsia="ru-RU"/>
+        </w:rPr>
+        <w:t>/</w:t>
       </w:r>
     </w:p>
     <w:p>
@@ -817,7 +971,7 @@
           <w:szCs w:val="28"/>
           <w:lang w:eastAsia="ru-RU"/>
         </w:rPr>
-        <w:t xml:space="preserve">    </w:t>
+        <w:t xml:space="preserve">       </w:t>
       </w:r>
       <w:r>
         <w:rPr>
@@ -825,7 +979,8 @@
           <w:szCs w:val="28"/>
           <w:lang w:eastAsia="ru-RU"/>
         </w:rPr>
-        <w:t xml:space="preserve"> (</w:t>
+        <w:tab/>
+        <w:t>(</w:t>
       </w:r>
       <w:r>
         <w:rPr>
@@ -854,7 +1009,7 @@
           <w:szCs w:val="28"/>
           <w:lang w:eastAsia="ru-RU"/>
         </w:rPr>
-        <w:t xml:space="preserve"> студента</w:t>
+        <w:t xml:space="preserve"> рук-ля</w:t>
       </w:r>
       <w:r>
         <w:rPr>
@@ -868,6 +1023,7 @@
     <w:p>
       <w:pPr>
         <w:spacing w:line="240" w:lineRule="auto"/>
+        <w:ind w:left="6372"/>
         <w:jc w:val="left"/>
         <w:rPr>
           <w:rFonts w:eastAsia="Times New Roman" w:cs="Times New Roman"/>
@@ -886,34 +1042,25 @@
           <w:lang w:eastAsia="ru-RU"/>
         </w:rPr>
       </w:pPr>
-      <w:r>
+    </w:p>
+    <w:p>
+      <w:pPr>
+        <w:spacing w:line="240" w:lineRule="auto"/>
+        <w:jc w:val="left"/>
         <w:rPr>
           <w:rFonts w:eastAsia="Times New Roman" w:cs="Times New Roman"/>
           <w:szCs w:val="28"/>
           <w:lang w:eastAsia="ru-RU"/>
         </w:rPr>
-        <w:t xml:space="preserve">Руководитель: </w:t>
-      </w:r>
-      <w:r>
-        <w:rPr>
-          <w:rFonts w:eastAsia="Times New Roman" w:cs="Times New Roman"/>
-          <w:szCs w:val="28"/>
-          <w:u w:val="single"/>
-          <w:lang w:eastAsia="ru-RU"/>
-        </w:rPr>
-        <w:t>Романченко Алексей Евгеньевич, старший преподаватель</w:t>
-      </w:r>
-    </w:p>
-    <w:p>
-      <w:pPr>
-        <w:spacing w:line="240" w:lineRule="auto"/>
-        <w:jc w:val="left"/>
+      </w:pPr>
+      <w:r>
         <w:rPr>
           <w:rFonts w:eastAsia="Times New Roman" w:cs="Times New Roman"/>
           <w:szCs w:val="28"/>
           <w:lang w:eastAsia="ru-RU"/>
         </w:rPr>
-      </w:pPr>
+        <w:t xml:space="preserve">Оценка по итогам защиты: ________________ </w:t>
+      </w:r>
     </w:p>
     <w:p>
       <w:pPr>
@@ -931,75 +1078,31 @@
           <w:szCs w:val="28"/>
           <w:lang w:eastAsia="ru-RU"/>
         </w:rPr>
-        <w:t>Работа допущена к защите___________(</w:t>
-      </w:r>
-      <w:r>
-        <w:rPr>
-          <w:rFonts w:eastAsia="Times New Roman" w:cs="Times New Roman"/>
-          <w:sz w:val="22"/>
-          <w:szCs w:val="28"/>
-          <w:lang w:eastAsia="ru-RU"/>
-        </w:rPr>
-        <w:t>дата</w:t>
-      </w:r>
-      <w:r>
+        <w:t>_______________ / ________________________________________ /</w:t>
+      </w:r>
+    </w:p>
+    <w:p>
+      <w:pPr>
+        <w:spacing w:line="240" w:lineRule="auto"/>
+        <w:jc w:val="left"/>
         <w:rPr>
           <w:rFonts w:eastAsia="Times New Roman" w:cs="Times New Roman"/>
           <w:szCs w:val="28"/>
           <w:lang w:eastAsia="ru-RU"/>
         </w:rPr>
-        <w:t>)_________/</w:t>
-      </w:r>
-      <w:r>
-        <w:rPr>
-          <w:rFonts w:eastAsia="Times New Roman" w:cs="Times New Roman"/>
-          <w:szCs w:val="28"/>
-          <w:u w:val="single"/>
-          <w:lang w:eastAsia="ru-RU"/>
-        </w:rPr>
-        <w:t>Романченко</w:t>
-      </w:r>
-      <w:r>
-        <w:rPr>
-          <w:rFonts w:eastAsia="Times New Roman" w:cs="Times New Roman"/>
-          <w:szCs w:val="28"/>
-          <w:u w:val="single"/>
-          <w:lang w:eastAsia="ru-RU"/>
-        </w:rPr>
-        <w:t xml:space="preserve"> А.</w:t>
-      </w:r>
-      <w:r>
-        <w:rPr>
-          <w:rFonts w:eastAsia="Times New Roman" w:cs="Times New Roman"/>
-          <w:szCs w:val="28"/>
-          <w:u w:val="single"/>
-          <w:lang w:eastAsia="ru-RU"/>
-        </w:rPr>
-        <w:t>Е</w:t>
-      </w:r>
-      <w:r>
-        <w:rPr>
-          <w:rFonts w:eastAsia="Times New Roman" w:cs="Times New Roman"/>
-          <w:szCs w:val="28"/>
-          <w:u w:val="single"/>
-          <w:lang w:eastAsia="ru-RU"/>
-        </w:rPr>
-        <w:t>.</w:t>
-      </w:r>
+      </w:pPr>
       <w:r>
         <w:rPr>
           <w:rFonts w:eastAsia="Times New Roman" w:cs="Times New Roman"/>
           <w:szCs w:val="28"/>
           <w:lang w:eastAsia="ru-RU"/>
         </w:rPr>
-        <w:t>/</w:t>
+        <w:t>_______________ / ________________________________________ /</w:t>
       </w:r>
     </w:p>
     <w:p>
       <w:pPr>
         <w:spacing w:line="240" w:lineRule="auto"/>
-        <w:ind w:left="3540" w:firstLine="708"/>
-        <w:jc w:val="left"/>
         <w:rPr>
           <w:rFonts w:eastAsia="Times New Roman" w:cs="Times New Roman"/>
           <w:szCs w:val="28"/>
@@ -1012,59 +1115,30 @@
           <w:szCs w:val="28"/>
           <w:lang w:eastAsia="ru-RU"/>
         </w:rPr>
-        <w:t xml:space="preserve">  </w:t>
-      </w:r>
+        <w:t xml:space="preserve"> (подписи, дата, </w:t>
+      </w:r>
+      <w:proofErr w:type="spellStart"/>
       <w:r>
         <w:rPr>
           <w:rFonts w:eastAsia="Times New Roman" w:cs="Times New Roman"/>
           <w:szCs w:val="28"/>
           <w:lang w:eastAsia="ru-RU"/>
         </w:rPr>
-        <w:t xml:space="preserve"> (</w:t>
-      </w:r>
-      <w:r>
-        <w:rPr>
-          <w:rFonts w:eastAsia="Times New Roman" w:cs="Times New Roman"/>
-          <w:sz w:val="22"/>
-          <w:szCs w:val="28"/>
-          <w:lang w:eastAsia="ru-RU"/>
-        </w:rPr>
-        <w:t xml:space="preserve">подпись и </w:t>
-      </w:r>
-      <w:proofErr w:type="spellStart"/>
-      <w:r>
-        <w:rPr>
-          <w:rFonts w:eastAsia="Times New Roman" w:cs="Times New Roman"/>
-          <w:sz w:val="22"/>
-          <w:szCs w:val="28"/>
-          <w:lang w:eastAsia="ru-RU"/>
-        </w:rPr>
         <w:t>ф.и.о.</w:t>
       </w:r>
       <w:proofErr w:type="spellEnd"/>
-      <w:r>
-        <w:rPr>
-          <w:rFonts w:eastAsia="Times New Roman" w:cs="Times New Roman"/>
-          <w:sz w:val="22"/>
-          <w:szCs w:val="28"/>
-          <w:lang w:eastAsia="ru-RU"/>
-        </w:rPr>
-        <w:t xml:space="preserve"> рук-ля</w:t>
-      </w:r>
       <w:r>
         <w:rPr>
           <w:rFonts w:eastAsia="Times New Roman" w:cs="Times New Roman"/>
           <w:szCs w:val="28"/>
           <w:lang w:eastAsia="ru-RU"/>
         </w:rPr>
-        <w:t>)</w:t>
+        <w:t>, должность, звание, уч. степень двух преподавателей, проводивших защиту курсовой работы)</w:t>
       </w:r>
     </w:p>
     <w:p>
       <w:pPr>
         <w:spacing w:line="240" w:lineRule="auto"/>
-        <w:ind w:left="6372"/>
-        <w:jc w:val="left"/>
         <w:rPr>
           <w:rFonts w:eastAsia="Times New Roman" w:cs="Times New Roman"/>
           <w:szCs w:val="28"/>
@@ -1075,130 +1149,21 @@
     <w:p>
       <w:pPr>
         <w:spacing w:line="240" w:lineRule="auto"/>
-        <w:jc w:val="left"/>
+        <w:jc w:val="center"/>
         <w:rPr>
           <w:rFonts w:eastAsia="Times New Roman" w:cs="Times New Roman"/>
           <w:szCs w:val="28"/>
           <w:lang w:eastAsia="ru-RU"/>
         </w:rPr>
-      </w:pPr>
-    </w:p>
-    <w:p>
-      <w:pPr>
-        <w:spacing w:line="240" w:lineRule="auto"/>
-        <w:jc w:val="left"/>
-        <w:rPr>
-          <w:rFonts w:eastAsia="Times New Roman" w:cs="Times New Roman"/>
-          <w:szCs w:val="28"/>
-          <w:lang w:eastAsia="ru-RU"/>
-        </w:rPr>
-      </w:pPr>
-      <w:r>
-        <w:rPr>
-          <w:rFonts w:eastAsia="Times New Roman" w:cs="Times New Roman"/>
-          <w:szCs w:val="28"/>
-          <w:lang w:eastAsia="ru-RU"/>
-        </w:rPr>
-        <w:t xml:space="preserve">Оценка по итогам защиты: ________________ </w:t>
-      </w:r>
-    </w:p>
-    <w:p>
-      <w:pPr>
-        <w:spacing w:line="240" w:lineRule="auto"/>
-        <w:jc w:val="left"/>
-        <w:rPr>
-          <w:rFonts w:eastAsia="Times New Roman" w:cs="Times New Roman"/>
-          <w:szCs w:val="28"/>
-          <w:lang w:eastAsia="ru-RU"/>
-        </w:rPr>
-      </w:pPr>
-      <w:r>
-        <w:rPr>
-          <w:rFonts w:eastAsia="Times New Roman" w:cs="Times New Roman"/>
-          <w:szCs w:val="28"/>
-          <w:lang w:eastAsia="ru-RU"/>
-        </w:rPr>
-        <w:t>_______________ / ________________________________________ /</w:t>
-      </w:r>
-    </w:p>
-    <w:p>
-      <w:pPr>
-        <w:spacing w:line="240" w:lineRule="auto"/>
-        <w:jc w:val="left"/>
-        <w:rPr>
-          <w:rFonts w:eastAsia="Times New Roman" w:cs="Times New Roman"/>
-          <w:szCs w:val="28"/>
-          <w:lang w:eastAsia="ru-RU"/>
-        </w:rPr>
-      </w:pPr>
-      <w:r>
-        <w:rPr>
-          <w:rFonts w:eastAsia="Times New Roman" w:cs="Times New Roman"/>
-          <w:szCs w:val="28"/>
-          <w:lang w:eastAsia="ru-RU"/>
-        </w:rPr>
-        <w:t>_______________ / ________________________________________ /</w:t>
-      </w:r>
-    </w:p>
-    <w:p>
-      <w:pPr>
-        <w:spacing w:line="240" w:lineRule="auto"/>
-        <w:rPr>
-          <w:rFonts w:eastAsia="Times New Roman" w:cs="Times New Roman"/>
-          <w:szCs w:val="28"/>
-          <w:lang w:eastAsia="ru-RU"/>
-        </w:rPr>
-      </w:pPr>
-      <w:r>
-        <w:rPr>
-          <w:rFonts w:eastAsia="Times New Roman" w:cs="Times New Roman"/>
-          <w:szCs w:val="28"/>
-          <w:lang w:eastAsia="ru-RU"/>
-        </w:rPr>
-        <w:t xml:space="preserve"> (подписи, дата, </w:t>
-      </w:r>
-      <w:proofErr w:type="spellStart"/>
-      <w:r>
-        <w:rPr>
-          <w:rFonts w:eastAsia="Times New Roman" w:cs="Times New Roman"/>
-          <w:szCs w:val="28"/>
-          <w:lang w:eastAsia="ru-RU"/>
-        </w:rPr>
-        <w:t>ф.и.о.</w:t>
-      </w:r>
-      <w:proofErr w:type="spellEnd"/>
-      <w:r>
-        <w:rPr>
-          <w:rFonts w:eastAsia="Times New Roman" w:cs="Times New Roman"/>
-          <w:szCs w:val="28"/>
-          <w:lang w:eastAsia="ru-RU"/>
-        </w:rPr>
-        <w:t>, должность, звание, уч. степень двух преподавателей, принявших защиту)</w:t>
-      </w:r>
-    </w:p>
-    <w:p>
-      <w:pPr>
-        <w:spacing w:line="240" w:lineRule="auto"/>
-        <w:rPr>
-          <w:rFonts w:eastAsia="Times New Roman" w:cs="Times New Roman"/>
-          <w:szCs w:val="28"/>
-          <w:lang w:eastAsia="ru-RU"/>
-        </w:rPr>
-      </w:pPr>
-    </w:p>
-    <w:p>
-      <w:pPr>
-        <w:spacing w:line="240" w:lineRule="auto"/>
-        <w:jc w:val="center"/>
-        <w:rPr>
-          <w:rFonts w:eastAsia="Times New Roman" w:cs="Times New Roman"/>
-          <w:szCs w:val="28"/>
-          <w:lang w:eastAsia="ru-RU"/>
-        </w:rPr>
         <w:sectPr>
-          <w:footerReference w:type="default" r:id="rId9"/>
+          <w:headerReference w:type="even" r:id="rId9"/>
+          <w:headerReference w:type="default" r:id="rId10"/>
+          <w:footerReference w:type="even" r:id="rId11"/>
+          <w:footerReference w:type="default" r:id="rId12"/>
+          <w:headerReference w:type="first" r:id="rId13"/>
+          <w:footerReference w:type="first" r:id="rId14"/>
           <w:pgSz w:w="11906" w:h="16838"/>
-          <w:pgMar w:top="0" w:right="850" w:bottom="1134" w:left="1701" w:header="708" w:footer="708" w:gutter="0"/>
+          <w:pgMar w:top="1134" w:right="851" w:bottom="1134" w:left="1701" w:header="709" w:footer="709" w:gutter="0"/>
           <w:cols w:space="708"/>
           <w:titlePg/>
           <w:docGrid w:linePitch="381"/>
@@ -1210,15 +1175,7 @@
           <w:szCs w:val="28"/>
           <w:lang w:eastAsia="ru-RU"/>
         </w:rPr>
-        <w:t>М. РТУ МИРЭА. 202</w:t>
-      </w:r>
-      <w:r>
-        <w:rPr>
-          <w:rFonts w:eastAsia="Times New Roman" w:cs="Times New Roman"/>
-          <w:szCs w:val="28"/>
-          <w:lang w:eastAsia="ru-RU"/>
-        </w:rPr>
-        <w:t>5</w:t>
+        <w:t>М. РТУ МИРЭА. 2025</w:t>
       </w:r>
     </w:p>
     <w:p>
@@ -1232,13 +1189,6 @@
           <w:szCs w:val="24"/>
           <w:lang w:eastAsia="ru-RU"/>
         </w:rPr>
-        <w:sectPr>
-          <w:pgSz w:w="11906" w:h="16838"/>
-          <w:pgMar w:top="0" w:right="850" w:bottom="1134" w:left="1701" w:header="708" w:footer="708" w:gutter="0"/>
-          <w:cols w:space="708"/>
-          <w:titlePg/>
-          <w:docGrid w:linePitch="381"/>
-        </w:sectPr>
       </w:pPr>
       <w:r>
         <w:rPr>
@@ -1263,7 +1213,7 @@
                     </pic:cNvPicPr>
                   </pic:nvPicPr>
                   <pic:blipFill>
-                    <a:blip r:embed="rId10" cstate="print">
+                    <a:blip r:embed="rId15" cstate="print">
                       <a:extLst>
                         <a:ext uri="{28A0092B-C50C-407E-A947-70E740481C1C}">
                           <a14:useLocalDpi xmlns:a14="http://schemas.microsoft.com/office/drawing/2010/main" val="0"/>
@@ -1293,22 +1243,21 @@
           </wp:inline>
         </w:drawing>
       </w:r>
-      <w:bookmarkStart w:id="1" w:name="_Toc150872771"/>
-      <w:bookmarkStart w:id="2" w:name="_Toc150872923"/>
-      <w:bookmarkStart w:id="3" w:name="_Toc150887508"/>
-      <w:bookmarkStart w:id="4" w:name="_Toc152709582"/>
-      <w:bookmarkStart w:id="5" w:name="_Toc152709616"/>
-      <w:bookmarkStart w:id="6" w:name="_Toc152712499"/>
-      <w:bookmarkStart w:id="7" w:name="_Toc152796020"/>
-      <w:bookmarkStart w:id="8" w:name="_Toc152949865"/>
-      <w:bookmarkStart w:id="9" w:name="_Toc152950401"/>
-      <w:bookmarkStart w:id="10" w:name="_Toc153138806"/>
-    </w:p>
-    <w:p>
-      <w:pPr>
-        <w:ind w:right="-850" w:firstLine="709"/>
-      </w:pPr>
-      <w:r>
+      <w:bookmarkStart w:id="3" w:name="_Toc150872771"/>
+      <w:bookmarkStart w:id="4" w:name="_Toc150872923"/>
+      <w:bookmarkStart w:id="5" w:name="_Toc150887508"/>
+      <w:bookmarkStart w:id="6" w:name="_Toc152709582"/>
+      <w:bookmarkStart w:id="7" w:name="_Toc152709616"/>
+      <w:bookmarkStart w:id="8" w:name="_Toc152712499"/>
+      <w:bookmarkStart w:id="9" w:name="_Toc152796020"/>
+      <w:bookmarkStart w:id="10" w:name="_Toc152949865"/>
+      <w:bookmarkStart w:id="11" w:name="_Toc152950401"/>
+      <w:bookmarkStart w:id="12" w:name="_Toc153138806"/>
+    </w:p>
+    <w:p>
+      <w:pPr>
+        <w:ind w:left="-1701" w:right="-850"/>
+        <w:jc w:val="center"/>
         <w:rPr>
           <w:rFonts w:eastAsia="Times New Roman" w:cs="Times New Roman"/>
           <w:color w:val="000000"/>
@@ -1316,6 +1265,27 @@
           <w:szCs w:val="24"/>
           <w:lang w:eastAsia="ru-RU"/>
         </w:rPr>
+        <w:sectPr>
+          <w:pgSz w:w="11906" w:h="16838"/>
+          <w:pgMar w:top="1134" w:right="851" w:bottom="1134" w:left="1701" w:header="709" w:footer="709" w:gutter="0"/>
+          <w:cols w:space="708"/>
+          <w:titlePg/>
+          <w:docGrid w:linePitch="381"/>
+        </w:sectPr>
+      </w:pPr>
+    </w:p>
+    <w:p>
+      <w:pPr>
+        <w:ind w:right="-850" w:firstLine="709"/>
+      </w:pPr>
+      <w:r>
+        <w:rPr>
+          <w:rFonts w:eastAsia="Times New Roman" w:cs="Times New Roman"/>
+          <w:color w:val="000000"/>
+          <w:sz w:val="24"/>
+          <w:szCs w:val="24"/>
+          <w:lang w:eastAsia="ru-RU"/>
+        </w:rPr>
         <w:lastRenderedPageBreak/>
         <w:t>УДК 004</w:t>
       </w:r>
@@ -1377,7 +1347,61 @@
           <w:szCs w:val="24"/>
           <w:lang w:eastAsia="ru-RU"/>
         </w:rPr>
-        <w:t>по профилю «Разработка и дизайн компьютерных игр и мультимедийных приложений» направления подготовки 09.03.04. «Программная инженерия» на тему «Серверная часть веб-приложения «Расписание»» (5</w:t>
+        <w:t>по дисциплине «Проектирование и разработка серверных частей интернет-ресурсов»</w:t>
+      </w:r>
+      <w:r>
+        <w:rPr>
+          <w:rFonts w:eastAsia="Times New Roman" w:cs="Times New Roman"/>
+          <w:sz w:val="24"/>
+          <w:szCs w:val="24"/>
+          <w:lang w:eastAsia="ru-RU"/>
+        </w:rPr>
+        <w:t xml:space="preserve"> </w:t>
+      </w:r>
+      <w:r>
+        <w:rPr>
+          <w:rFonts w:eastAsia="Times New Roman" w:cs="Times New Roman"/>
+          <w:sz w:val="24"/>
+          <w:szCs w:val="24"/>
+          <w:lang w:eastAsia="ru-RU"/>
+        </w:rPr>
+        <w:t>профил</w:t>
+      </w:r>
+      <w:r>
+        <w:rPr>
+          <w:rFonts w:eastAsia="Times New Roman" w:cs="Times New Roman"/>
+          <w:sz w:val="24"/>
+          <w:szCs w:val="24"/>
+          <w:lang w:eastAsia="ru-RU"/>
+        </w:rPr>
+        <w:t>я</w:t>
+      </w:r>
+      <w:r>
+        <w:rPr>
+          <w:rFonts w:eastAsia="Times New Roman" w:cs="Times New Roman"/>
+          <w:sz w:val="24"/>
+          <w:szCs w:val="24"/>
+          <w:lang w:eastAsia="ru-RU"/>
+        </w:rPr>
+        <w:t xml:space="preserve"> «Разработка и дизайн компьютерных игр и мультимедийных приложений» направления подготовки 09.03.04 «Программная инженерия»</w:t>
+      </w:r>
+      <w:r>
+        <w:rPr>
+          <w:rFonts w:eastAsia="Times New Roman" w:cs="Times New Roman"/>
+          <w:sz w:val="24"/>
+          <w:szCs w:val="24"/>
+          <w:lang w:eastAsia="ru-RU"/>
+        </w:rPr>
+        <w:t xml:space="preserve"> </w:t>
+      </w:r>
+      <w:r>
+        <w:rPr>
+          <w:rFonts w:eastAsia="Times New Roman" w:cs="Times New Roman"/>
+          <w:sz w:val="24"/>
+          <w:szCs w:val="24"/>
+          <w:lang w:eastAsia="ru-RU"/>
+        </w:rPr>
+        <w:t>на тему «Серверная часть веб-приложения «Расписание»» (5</w:t>
       </w:r>
       <w:r>
         <w:rPr>
@@ -1583,9 +1607,8 @@
           <w:szCs w:val="24"/>
           <w:lang w:val="en-US" w:eastAsia="ru-RU"/>
         </w:rPr>
-        <w:t xml:space="preserve">Course work in the profile "Development and Design of Computer Games and Multimedia Applications" of the direction of bachelor education 09.03.04 "Software Engineering" (5th semester) / Supervisor Senior Lecturer </w:t>
-      </w:r>
-      <w:proofErr w:type="spellStart"/>
+        <w:t>Course work</w:t>
+      </w:r>
       <w:r>
         <w:rPr>
           <w:rFonts w:eastAsia="Times New Roman" w:cs="Times New Roman"/>
@@ -1594,9 +1617,8 @@
           <w:szCs w:val="24"/>
           <w:lang w:val="en-US" w:eastAsia="ru-RU"/>
         </w:rPr>
-        <w:t>Romanchenko</w:t>
-      </w:r>
-      <w:proofErr w:type="spellEnd"/>
+        <w:t xml:space="preserve"> in the discipline </w:t>
+      </w:r>
       <w:r>
         <w:rPr>
           <w:rFonts w:eastAsia="Times New Roman" w:cs="Times New Roman"/>
@@ -1605,7 +1627,7 @@
           <w:szCs w:val="24"/>
           <w:lang w:val="en-US" w:eastAsia="ru-RU"/>
         </w:rPr>
-        <w:t xml:space="preserve"> A.E. / Department of IIPPO Institute of IT RTU MIREA – </w:t>
+        <w:t>"</w:t>
       </w:r>
       <w:r>
         <w:rPr>
@@ -1615,8 +1637,9 @@
           <w:szCs w:val="24"/>
           <w:lang w:val="en-US" w:eastAsia="ru-RU"/>
         </w:rPr>
-        <w:t>4</w:t>
-      </w:r>
+        <w:t>Design and Development of Server-Side Parts of Internet Resources</w:t>
+      </w:r>
+      <w:proofErr w:type="gramStart"/>
       <w:r>
         <w:rPr>
           <w:rFonts w:eastAsia="Times New Roman" w:cs="Times New Roman"/>
@@ -1625,7 +1648,7 @@
           <w:szCs w:val="24"/>
           <w:lang w:val="en-US" w:eastAsia="ru-RU"/>
         </w:rPr>
-        <w:t>2</w:t>
+        <w:t>"</w:t>
       </w:r>
       <w:r>
         <w:rPr>
@@ -1635,7 +1658,7 @@
           <w:szCs w:val="24"/>
           <w:lang w:val="en-US" w:eastAsia="ru-RU"/>
         </w:rPr>
-        <w:t xml:space="preserve"> p., 2</w:t>
+        <w:t xml:space="preserve"> </w:t>
       </w:r>
       <w:r>
         <w:rPr>
@@ -1645,8 +1668,9 @@
           <w:szCs w:val="24"/>
           <w:lang w:val="en-US" w:eastAsia="ru-RU"/>
         </w:rPr>
-        <w:t>6</w:t>
-      </w:r>
+        <w:t xml:space="preserve"> in</w:t>
+      </w:r>
+      <w:proofErr w:type="gramEnd"/>
       <w:r>
         <w:rPr>
           <w:rFonts w:eastAsia="Times New Roman" w:cs="Times New Roman"/>
@@ -1655,6 +1679,78 @@
           <w:szCs w:val="24"/>
           <w:lang w:val="en-US" w:eastAsia="ru-RU"/>
         </w:rPr>
+        <w:t xml:space="preserve"> the profile "Development and Design of Computer Games and Multimedia Applications" of the direction of bachelor education 09.03.04 "Software Engineering" (5th semester) / Supervisor Senior Lecturer </w:t>
+      </w:r>
+      <w:proofErr w:type="spellStart"/>
+      <w:r>
+        <w:rPr>
+          <w:rFonts w:eastAsia="Times New Roman" w:cs="Times New Roman"/>
+          <w:bCs/>
+          <w:sz w:val="24"/>
+          <w:szCs w:val="24"/>
+          <w:lang w:val="en-US" w:eastAsia="ru-RU"/>
+        </w:rPr>
+        <w:t>Romanchenko</w:t>
+      </w:r>
+      <w:proofErr w:type="spellEnd"/>
+      <w:r>
+        <w:rPr>
+          <w:rFonts w:eastAsia="Times New Roman" w:cs="Times New Roman"/>
+          <w:bCs/>
+          <w:sz w:val="24"/>
+          <w:szCs w:val="24"/>
+          <w:lang w:val="en-US" w:eastAsia="ru-RU"/>
+        </w:rPr>
+        <w:t xml:space="preserve"> A.E. / Department of IIPPO Institute of IT RTU MIREA – </w:t>
+      </w:r>
+      <w:r>
+        <w:rPr>
+          <w:rFonts w:eastAsia="Times New Roman" w:cs="Times New Roman"/>
+          <w:bCs/>
+          <w:sz w:val="24"/>
+          <w:szCs w:val="24"/>
+          <w:lang w:val="en-US" w:eastAsia="ru-RU"/>
+        </w:rPr>
+        <w:t>4</w:t>
+      </w:r>
+      <w:r>
+        <w:rPr>
+          <w:rFonts w:eastAsia="Times New Roman" w:cs="Times New Roman"/>
+          <w:bCs/>
+          <w:sz w:val="24"/>
+          <w:szCs w:val="24"/>
+          <w:lang w:val="en-US" w:eastAsia="ru-RU"/>
+        </w:rPr>
+        <w:t>2</w:t>
+      </w:r>
+      <w:r>
+        <w:rPr>
+          <w:rFonts w:eastAsia="Times New Roman" w:cs="Times New Roman"/>
+          <w:bCs/>
+          <w:sz w:val="24"/>
+          <w:szCs w:val="24"/>
+          <w:lang w:val="en-US" w:eastAsia="ru-RU"/>
+        </w:rPr>
+        <w:t xml:space="preserve"> p., 2</w:t>
+      </w:r>
+      <w:r>
+        <w:rPr>
+          <w:rFonts w:eastAsia="Times New Roman" w:cs="Times New Roman"/>
+          <w:bCs/>
+          <w:sz w:val="24"/>
+          <w:szCs w:val="24"/>
+          <w:lang w:val="en-US" w:eastAsia="ru-RU"/>
+        </w:rPr>
+        <w:t>6</w:t>
+      </w:r>
+      <w:r>
+        <w:rPr>
+          <w:rFonts w:eastAsia="Times New Roman" w:cs="Times New Roman"/>
+          <w:bCs/>
+          <w:sz w:val="24"/>
+          <w:szCs w:val="24"/>
+          <w:lang w:val="en-US" w:eastAsia="ru-RU"/>
+        </w:rPr>
         <w:t xml:space="preserve"> fig., 8 listings, 26 sources, 1 annex.</w:t>
       </w:r>
     </w:p>
@@ -1700,18 +1796,6 @@
     </w:p>
     <w:p>
       <w:pPr>
-        <w:ind w:firstLine="708"/>
-        <w:rPr>
-          <w:rFonts w:eastAsia="Times New Roman" w:cs="Times New Roman"/>
-          <w:sz w:val="24"/>
-          <w:szCs w:val="24"/>
-          <w:lang w:val="en-US" w:eastAsia="ru-RU"/>
-        </w:rPr>
-      </w:pPr>
-    </w:p>
-    <w:p>
-      <w:pPr>
-        <w:ind w:firstLine="708"/>
         <w:rPr>
           <w:rFonts w:eastAsia="Times New Roman" w:cs="Times New Roman"/>
           <w:sz w:val="24"/>
@@ -1787,8 +1871,6 @@
     </w:p>
     <w:p>
       <w:pPr>
-        <w:spacing w:after="160" w:line="259" w:lineRule="auto"/>
-        <w:jc w:val="left"/>
         <w:rPr>
           <w:rFonts w:eastAsia="Times New Roman" w:cs="Times New Roman"/>
           <w:color w:val="000000"/>
@@ -1796,20 +1878,9 @@
           <w:szCs w:val="24"/>
           <w:lang w:eastAsia="ru-RU"/>
         </w:rPr>
-      </w:pPr>
-    </w:p>
-    <w:p>
-      <w:pPr>
-        <w:rPr>
-          <w:rFonts w:eastAsia="Times New Roman" w:cs="Times New Roman"/>
-          <w:color w:val="000000"/>
-          <w:sz w:val="24"/>
-          <w:szCs w:val="24"/>
-          <w:lang w:eastAsia="ru-RU"/>
-        </w:rPr>
         <w:sectPr>
           <w:pgSz w:w="11906" w:h="16838"/>
-          <w:pgMar w:top="1134" w:right="850" w:bottom="1134" w:left="1701" w:header="708" w:footer="708" w:gutter="0"/>
+          <w:pgMar w:top="1134" w:right="851" w:bottom="1134" w:left="1701" w:header="709" w:footer="709" w:gutter="0"/>
           <w:cols w:space="708"/>
           <w:titlePg/>
           <w:docGrid w:linePitch="381"/>
@@ -1829,8 +1900,6 @@
         <w:lastRenderedPageBreak/>
         <w:t>СОДЕРЖАНИЕ</w:t>
       </w:r>
-      <w:bookmarkEnd w:id="1"/>
-      <w:bookmarkEnd w:id="2"/>
       <w:bookmarkEnd w:id="3"/>
       <w:bookmarkEnd w:id="4"/>
       <w:bookmarkEnd w:id="5"/>
@@ -1839,6 +1908,8 @@
       <w:bookmarkEnd w:id="8"/>
       <w:bookmarkEnd w:id="9"/>
       <w:bookmarkEnd w:id="10"/>
+      <w:bookmarkEnd w:id="11"/>
+      <w:bookmarkEnd w:id="12"/>
     </w:p>
     <w:sdt>
       <w:sdtPr>
@@ -1857,7 +1928,7 @@
       <w:sdtContent>
         <w:p>
           <w:pPr>
-            <w:pStyle w:val="11"/>
+            <w:pStyle w:val="TOC1"/>
             <w:tabs>
               <w:tab w:val="right" w:leader="dot" w:pos="9345"/>
             </w:tabs>
@@ -1880,7 +1951,7 @@
           <w:hyperlink w:anchor="_Toc217115825" w:history="1">
             <w:r>
               <w:rPr>
-                <w:rStyle w:val="ab"/>
+                <w:rStyle w:val="Hyperlink"/>
                 <w:noProof/>
               </w:rPr>
               <w:t>ПЕРЕЧЕНЬ СОКРАЩЕНИЙ, ОБОЗНАЧЕНИЙ И ТЕРМИНОВ</w:t>
@@ -1937,7 +2008,7 @@
         </w:p>
         <w:p>
           <w:pPr>
-            <w:pStyle w:val="11"/>
+            <w:pStyle w:val="TOC1"/>
             <w:tabs>
               <w:tab w:val="right" w:leader="dot" w:pos="9345"/>
             </w:tabs>
@@ -1951,7 +2022,7 @@
           <w:hyperlink w:anchor="_Toc217115826" w:history="1">
             <w:r>
               <w:rPr>
-                <w:rStyle w:val="ab"/>
+                <w:rStyle w:val="Hyperlink"/>
                 <w:noProof/>
               </w:rPr>
               <w:t>ВВЕДЕНИЕ</w:t>
@@ -2008,7 +2079,7 @@
         </w:p>
         <w:p>
           <w:pPr>
-            <w:pStyle w:val="11"/>
+            <w:pStyle w:val="TOC1"/>
             <w:tabs>
               <w:tab w:val="right" w:leader="dot" w:pos="9345"/>
             </w:tabs>
@@ -2022,7 +2093,7 @@
           <w:hyperlink w:anchor="_Toc217115827" w:history="1">
             <w:r>
               <w:rPr>
-                <w:rStyle w:val="ab"/>
+                <w:rStyle w:val="Hyperlink"/>
                 <w:noProof/>
               </w:rPr>
               <w:t>ОСНОВНАЯ ЧАСТЬ</w:t>
@@ -2079,7 +2150,7 @@
         </w:p>
         <w:p>
           <w:pPr>
-            <w:pStyle w:val="21"/>
+            <w:pStyle w:val="TOC2"/>
             <w:rPr>
               <w:rFonts w:asciiTheme="minorHAnsi" w:eastAsiaTheme="minorEastAsia" w:hAnsiTheme="minorHAnsi"/>
               <w:noProof/>
@@ -2090,7 +2161,7 @@
           <w:hyperlink w:anchor="_Toc217115828" w:history="1">
             <w:r>
               <w:rPr>
-                <w:rStyle w:val="ab"/>
+                <w:rStyle w:val="Hyperlink"/>
                 <w:noProof/>
               </w:rPr>
               <w:t>1 Анализ предметной области</w:t>
@@ -2147,7 +2218,7 @@
         </w:p>
         <w:p>
           <w:pPr>
-            <w:pStyle w:val="31"/>
+            <w:pStyle w:val="TOC3"/>
             <w:tabs>
               <w:tab w:val="right" w:leader="dot" w:pos="9345"/>
             </w:tabs>
@@ -2161,7 +2232,7 @@
           <w:hyperlink w:anchor="_Toc217115829" w:history="1">
             <w:r>
               <w:rPr>
-                <w:rStyle w:val="ab"/>
+                <w:rStyle w:val="Hyperlink"/>
                 <w:noProof/>
               </w:rPr>
               <w:t>1.1 Общая характеристика и актуальность</w:t>
@@ -2218,7 +2289,7 @@
         </w:p>
         <w:p>
           <w:pPr>
-            <w:pStyle w:val="31"/>
+            <w:pStyle w:val="TOC3"/>
             <w:tabs>
               <w:tab w:val="right" w:leader="dot" w:pos="9345"/>
             </w:tabs>
@@ -2232,7 +2303,7 @@
           <w:hyperlink w:anchor="_Toc217115830" w:history="1">
             <w:r>
               <w:rPr>
-                <w:rStyle w:val="ab"/>
+                <w:rStyle w:val="Hyperlink"/>
                 <w:noProof/>
               </w:rPr>
               <w:t>1.2 Анализ существующих аналогов</w:t>
@@ -2289,7 +2360,7 @@
         </w:p>
         <w:p>
           <w:pPr>
-            <w:pStyle w:val="31"/>
+            <w:pStyle w:val="TOC3"/>
             <w:tabs>
               <w:tab w:val="right" w:leader="dot" w:pos="9345"/>
             </w:tabs>
@@ -2303,7 +2374,7 @@
           <w:hyperlink w:anchor="_Toc217115831" w:history="1">
             <w:r>
               <w:rPr>
-                <w:rStyle w:val="ab"/>
+                <w:rStyle w:val="Hyperlink"/>
                 <w:noProof/>
               </w:rPr>
               <w:t>1.3 Определение требований к приложению</w:t>
@@ -2360,7 +2431,7 @@
         </w:p>
         <w:p>
           <w:pPr>
-            <w:pStyle w:val="21"/>
+            <w:pStyle w:val="TOC2"/>
             <w:rPr>
               <w:rFonts w:asciiTheme="minorHAnsi" w:eastAsiaTheme="minorEastAsia" w:hAnsiTheme="minorHAnsi"/>
               <w:noProof/>
@@ -2371,7 +2442,7 @@
           <w:hyperlink w:anchor="_Toc217115832" w:history="1">
             <w:r>
               <w:rPr>
-                <w:rStyle w:val="ab"/>
+                <w:rStyle w:val="Hyperlink"/>
                 <w:noProof/>
               </w:rPr>
               <w:t>2 Проектирование веб-приложения</w:t>
@@ -2428,7 +2499,7 @@
         </w:p>
         <w:p>
           <w:pPr>
-            <w:pStyle w:val="31"/>
+            <w:pStyle w:val="TOC3"/>
             <w:tabs>
               <w:tab w:val="right" w:leader="dot" w:pos="9345"/>
             </w:tabs>
@@ -2442,7 +2513,7 @@
           <w:hyperlink w:anchor="_Toc217115833" w:history="1">
             <w:r>
               <w:rPr>
-                <w:rStyle w:val="ab"/>
+                <w:rStyle w:val="Hyperlink"/>
                 <w:noProof/>
               </w:rPr>
               <w:t>2.1 Проектирование архитектуры веб-приложения</w:t>
@@ -2499,7 +2570,7 @@
         </w:p>
         <w:p>
           <w:pPr>
-            <w:pStyle w:val="31"/>
+            <w:pStyle w:val="TOC3"/>
             <w:tabs>
               <w:tab w:val="right" w:leader="dot" w:pos="9345"/>
             </w:tabs>
@@ -2513,7 +2584,7 @@
           <w:hyperlink w:anchor="_Toc217115834" w:history="1">
             <w:r>
               <w:rPr>
-                <w:rStyle w:val="ab"/>
+                <w:rStyle w:val="Hyperlink"/>
                 <w:noProof/>
               </w:rPr>
               <w:t>2.2 Выбор и обоснование используемых технологий</w:t>
@@ -2570,7 +2641,7 @@
         </w:p>
         <w:p>
           <w:pPr>
-            <w:pStyle w:val="31"/>
+            <w:pStyle w:val="TOC3"/>
             <w:tabs>
               <w:tab w:val="right" w:leader="dot" w:pos="9345"/>
             </w:tabs>
@@ -2584,7 +2655,7 @@
           <w:hyperlink w:anchor="_Toc217115835" w:history="1">
             <w:r>
               <w:rPr>
-                <w:rStyle w:val="ab"/>
+                <w:rStyle w:val="Hyperlink"/>
                 <w:noProof/>
               </w:rPr>
               <w:t>2.3 Проектирование структуры базы данных</w:t>
@@ -2641,7 +2712,7 @@
         </w:p>
         <w:p>
           <w:pPr>
-            <w:pStyle w:val="31"/>
+            <w:pStyle w:val="TOC3"/>
             <w:tabs>
               <w:tab w:val="right" w:leader="dot" w:pos="9345"/>
             </w:tabs>
@@ -2655,7 +2726,7 @@
           <w:hyperlink w:anchor="_Toc217115836" w:history="1">
             <w:r>
               <w:rPr>
-                <w:rStyle w:val="ab"/>
+                <w:rStyle w:val="Hyperlink"/>
                 <w:noProof/>
               </w:rPr>
               <w:t>2.4 Проектирование пользовательского интерфейса и навигации</w:t>
@@ -2712,7 +2783,7 @@
         </w:p>
         <w:p>
           <w:pPr>
-            <w:pStyle w:val="21"/>
+            <w:pStyle w:val="TOC2"/>
             <w:rPr>
               <w:rFonts w:asciiTheme="minorHAnsi" w:eastAsiaTheme="minorEastAsia" w:hAnsiTheme="minorHAnsi"/>
               <w:noProof/>
@@ -2723,7 +2794,7 @@
           <w:hyperlink w:anchor="_Toc217115837" w:history="1">
             <w:r>
               <w:rPr>
-                <w:rStyle w:val="ab"/>
+                <w:rStyle w:val="Hyperlink"/>
                 <w:noProof/>
               </w:rPr>
               <w:t>3 Разработка веб-приложения</w:t>
@@ -2780,7 +2851,7 @@
         </w:p>
         <w:p>
           <w:pPr>
-            <w:pStyle w:val="31"/>
+            <w:pStyle w:val="TOC3"/>
             <w:tabs>
               <w:tab w:val="right" w:leader="dot" w:pos="9345"/>
             </w:tabs>
@@ -2794,7 +2865,7 @@
           <w:hyperlink w:anchor="_Toc217115838" w:history="1">
             <w:r>
               <w:rPr>
-                <w:rStyle w:val="ab"/>
+                <w:rStyle w:val="Hyperlink"/>
                 <w:noProof/>
               </w:rPr>
               <w:t>3.1 Конфигурация среды выполнения</w:t>
@@ -2851,7 +2922,7 @@
         </w:p>
         <w:p>
           <w:pPr>
-            <w:pStyle w:val="31"/>
+            <w:pStyle w:val="TOC3"/>
             <w:tabs>
               <w:tab w:val="right" w:leader="dot" w:pos="9345"/>
             </w:tabs>
@@ -2865,7 +2936,7 @@
           <w:hyperlink w:anchor="_Toc217115839" w:history="1">
             <w:r>
               <w:rPr>
-                <w:rStyle w:val="ab"/>
+                <w:rStyle w:val="Hyperlink"/>
                 <w:noProof/>
               </w:rPr>
               <w:t>3.2 Реализация слоя базы данных</w:t>
@@ -2922,7 +2993,7 @@
         </w:p>
         <w:p>
           <w:pPr>
-            <w:pStyle w:val="31"/>
+            <w:pStyle w:val="TOC3"/>
             <w:tabs>
               <w:tab w:val="right" w:leader="dot" w:pos="9345"/>
             </w:tabs>
@@ -2936,7 +3007,7 @@
           <w:hyperlink w:anchor="_Toc217115840" w:history="1">
             <w:r>
               <w:rPr>
-                <w:rStyle w:val="ab"/>
+                <w:rStyle w:val="Hyperlink"/>
                 <w:noProof/>
               </w:rPr>
               <w:t>3.3 Реализация слоя серверной логики</w:t>
@@ -2993,7 +3064,7 @@
         </w:p>
         <w:p>
           <w:pPr>
-            <w:pStyle w:val="31"/>
+            <w:pStyle w:val="TOC3"/>
             <w:tabs>
               <w:tab w:val="right" w:leader="dot" w:pos="9345"/>
             </w:tabs>
@@ -3007,7 +3078,7 @@
           <w:hyperlink w:anchor="_Toc217115841" w:history="1">
             <w:r>
               <w:rPr>
-                <w:rStyle w:val="ab"/>
+                <w:rStyle w:val="Hyperlink"/>
                 <w:noProof/>
               </w:rPr>
               <w:t>3.4 Реализация слоя клиентского представления</w:t>
@@ -3064,7 +3135,7 @@
         </w:p>
         <w:p>
           <w:pPr>
-            <w:pStyle w:val="21"/>
+            <w:pStyle w:val="TOC2"/>
             <w:rPr>
               <w:rFonts w:asciiTheme="minorHAnsi" w:eastAsiaTheme="minorEastAsia" w:hAnsiTheme="minorHAnsi"/>
               <w:noProof/>
@@ -3075,7 +3146,7 @@
           <w:hyperlink w:anchor="_Toc217115842" w:history="1">
             <w:r>
               <w:rPr>
-                <w:rStyle w:val="ab"/>
+                <w:rStyle w:val="Hyperlink"/>
                 <w:noProof/>
               </w:rPr>
               <w:t>4 Функциональное тестирование веб-приложения</w:t>
@@ -3132,7 +3203,7 @@
         </w:p>
         <w:p>
           <w:pPr>
-            <w:pStyle w:val="31"/>
+            <w:pStyle w:val="TOC3"/>
             <w:tabs>
               <w:tab w:val="right" w:leader="dot" w:pos="9345"/>
             </w:tabs>
@@ -3146,7 +3217,7 @@
           <w:hyperlink w:anchor="_Toc217115843" w:history="1">
             <w:r>
               <w:rPr>
-                <w:rStyle w:val="ab"/>
+                <w:rStyle w:val="Hyperlink"/>
                 <w:noProof/>
               </w:rPr>
               <w:t>4.1 Ход тестирования</w:t>
@@ -3203,7 +3274,7 @@
         </w:p>
         <w:p>
           <w:pPr>
-            <w:pStyle w:val="31"/>
+            <w:pStyle w:val="TOC3"/>
             <w:tabs>
               <w:tab w:val="right" w:leader="dot" w:pos="9345"/>
             </w:tabs>
@@ -3217,7 +3288,7 @@
           <w:hyperlink w:anchor="_Toc217115844" w:history="1">
             <w:r>
               <w:rPr>
-                <w:rStyle w:val="ab"/>
+                <w:rStyle w:val="Hyperlink"/>
                 <w:noProof/>
               </w:rPr>
               <w:t>4.2 Итоги тестирования</w:t>
@@ -3274,7 +3345,7 @@
         </w:p>
         <w:p>
           <w:pPr>
-            <w:pStyle w:val="11"/>
+            <w:pStyle w:val="TOC1"/>
             <w:tabs>
               <w:tab w:val="right" w:leader="dot" w:pos="9345"/>
             </w:tabs>
@@ -3288,7 +3359,7 @@
           <w:hyperlink w:anchor="_Toc217115845" w:history="1">
             <w:r>
               <w:rPr>
-                <w:rStyle w:val="ab"/>
+                <w:rStyle w:val="Hyperlink"/>
                 <w:noProof/>
               </w:rPr>
               <w:t>ЗАКЛЮЧЕНИЕ</w:t>
@@ -3345,7 +3416,7 @@
         </w:p>
         <w:p>
           <w:pPr>
-            <w:pStyle w:val="11"/>
+            <w:pStyle w:val="TOC1"/>
             <w:tabs>
               <w:tab w:val="right" w:leader="dot" w:pos="9345"/>
             </w:tabs>
@@ -3359,7 +3430,7 @@
           <w:hyperlink w:anchor="_Toc217115846" w:history="1">
             <w:r>
               <w:rPr>
-                <w:rStyle w:val="ab"/>
+                <w:rStyle w:val="Hyperlink"/>
                 <w:noProof/>
               </w:rPr>
               <w:t>СПИСОК ИСПОЛЬЗОВАННЫХ ИСТОЧНИКОВ</w:t>
@@ -3416,7 +3487,7 @@
         </w:p>
         <w:p>
           <w:pPr>
-            <w:pStyle w:val="11"/>
+            <w:pStyle w:val="TOC1"/>
             <w:tabs>
               <w:tab w:val="right" w:leader="dot" w:pos="9345"/>
             </w:tabs>
@@ -3430,24 +3501,10 @@
           <w:hyperlink w:anchor="_Toc217115847" w:history="1">
             <w:r>
               <w:rPr>
-                <w:rStyle w:val="ab"/>
+                <w:rStyle w:val="Hyperlink"/>
                 <w:noProof/>
               </w:rPr>
-              <w:t>ПРИЛОЖ</w:t>
-            </w:r>
-            <w:r>
-              <w:rPr>
-                <w:rStyle w:val="ab"/>
-                <w:noProof/>
-              </w:rPr>
-              <w:t>Е</w:t>
-            </w:r>
-            <w:r>
-              <w:rPr>
-                <w:rStyle w:val="ab"/>
-                <w:noProof/>
-              </w:rPr>
-              <w:t>НИЕ</w:t>
+              <w:t>ПРИЛОЖЕНИЕ</w:t>
             </w:r>
             <w:r>
               <w:rPr>
@@ -3501,14 +3558,15 @@
         </w:p>
         <w:p>
           <w:pPr>
-            <w:pStyle w:val="11"/>
+            <w:pStyle w:val="TOC1"/>
             <w:tabs>
               <w:tab w:val="right" w:leader="dot" w:pos="9345"/>
             </w:tabs>
             <w:sectPr>
-              <w:footerReference w:type="first" r:id="rId11"/>
+              <w:footerReference w:type="first" r:id="rId16"/>
               <w:pgSz w:w="11906" w:h="16838"/>
-              <w:pgMar w:top="1134" w:right="850" w:bottom="1134" w:left="1701" w:header="708" w:footer="708" w:gutter="0"/>
+              <w:pgMar w:top="1134" w:right="851" w:bottom="1134" w:left="1701" w:header="709" w:footer="709" w:gutter="0"/>
+              <w:pgNumType w:start="4"/>
               <w:cols w:space="708"/>
               <w:titlePg/>
               <w:docGrid w:linePitch="381"/>
@@ -3520,18 +3578,18 @@
         </w:p>
       </w:sdtContent>
     </w:sdt>
-    <w:bookmarkStart w:id="11" w:name="_Toc152352591" w:displacedByCustomXml="prev"/>
-    <w:p>
-      <w:pPr>
-        <w:pStyle w:val="1"/>
-      </w:pPr>
-      <w:bookmarkStart w:id="12" w:name="_Toc217115825"/>
-      <w:bookmarkEnd w:id="11"/>
+    <w:bookmarkStart w:id="13" w:name="_Toc152352591" w:displacedByCustomXml="prev"/>
+    <w:p>
+      <w:pPr>
+        <w:pStyle w:val="Heading1"/>
+      </w:pPr>
+      <w:bookmarkStart w:id="14" w:name="_Toc217115825"/>
+      <w:bookmarkEnd w:id="13"/>
       <w:r>
         <w:lastRenderedPageBreak/>
         <w:t>ПЕРЕЧЕНЬ СОКРАЩЕНИЙ, ОБОЗНАЧЕНИЙ И ТЕРМИНОВ</w:t>
       </w:r>
-      <w:bookmarkEnd w:id="12"/>
+      <w:bookmarkEnd w:id="14"/>
     </w:p>
     <w:p>
       <w:pPr>
@@ -3579,7 +3637,7 @@
     </w:p>
     <w:tbl>
       <w:tblPr>
-        <w:tblStyle w:val="ad"/>
+        <w:tblStyle w:val="TableGrid"/>
         <w:tblW w:w="0" w:type="auto"/>
         <w:tblInd w:w="0" w:type="dxa"/>
         <w:tblLook w:val="04A0" w:firstRow="1" w:lastRow="0" w:firstColumn="1" w:lastColumn="0" w:noHBand="0" w:noVBand="1"/>
@@ -3629,7 +3687,7 @@
           </w:tcPr>
           <w:p>
             <w:pPr>
-              <w:pStyle w:val="a7"/>
+              <w:pStyle w:val="ListParagraph"/>
               <w:numPr>
                 <w:ilvl w:val="0"/>
                 <w:numId w:val="6"/>
@@ -3689,7 +3747,7 @@
           </w:tcPr>
           <w:p>
             <w:pPr>
-              <w:pStyle w:val="a7"/>
+              <w:pStyle w:val="ListParagraph"/>
               <w:numPr>
                 <w:ilvl w:val="0"/>
                 <w:numId w:val="6"/>
@@ -3749,7 +3807,7 @@
           </w:tcPr>
           <w:p>
             <w:pPr>
-              <w:pStyle w:val="a7"/>
+              <w:pStyle w:val="ListParagraph"/>
               <w:numPr>
                 <w:ilvl w:val="0"/>
                 <w:numId w:val="6"/>
@@ -3805,7 +3863,7 @@
           </w:tcPr>
           <w:p>
             <w:pPr>
-              <w:pStyle w:val="a7"/>
+              <w:pStyle w:val="ListParagraph"/>
               <w:numPr>
                 <w:ilvl w:val="0"/>
                 <w:numId w:val="6"/>
@@ -3870,7 +3928,7 @@
           </w:tcPr>
           <w:p>
             <w:pPr>
-              <w:pStyle w:val="a7"/>
+              <w:pStyle w:val="ListParagraph"/>
               <w:numPr>
                 <w:ilvl w:val="0"/>
                 <w:numId w:val="6"/>
@@ -3942,7 +4000,7 @@
           </w:tcPr>
           <w:p>
             <w:pPr>
-              <w:pStyle w:val="a7"/>
+              <w:pStyle w:val="ListParagraph"/>
               <w:numPr>
                 <w:ilvl w:val="0"/>
                 <w:numId w:val="6"/>
@@ -3999,7 +4057,7 @@
           </w:tcPr>
           <w:p>
             <w:pPr>
-              <w:pStyle w:val="a7"/>
+              <w:pStyle w:val="ListParagraph"/>
               <w:numPr>
                 <w:ilvl w:val="0"/>
                 <w:numId w:val="6"/>
@@ -4055,7 +4113,7 @@
           </w:tcPr>
           <w:p>
             <w:pPr>
-              <w:pStyle w:val="a7"/>
+              <w:pStyle w:val="ListParagraph"/>
               <w:numPr>
                 <w:ilvl w:val="0"/>
                 <w:numId w:val="6"/>
@@ -4129,7 +4187,7 @@
           </w:tcPr>
           <w:p>
             <w:pPr>
-              <w:pStyle w:val="a7"/>
+              <w:pStyle w:val="ListParagraph"/>
               <w:numPr>
                 <w:ilvl w:val="0"/>
                 <w:numId w:val="6"/>
@@ -4205,7 +4263,7 @@
           </w:tcPr>
           <w:p>
             <w:pPr>
-              <w:pStyle w:val="a7"/>
+              <w:pStyle w:val="ListParagraph"/>
               <w:numPr>
                 <w:ilvl w:val="0"/>
                 <w:numId w:val="6"/>
@@ -4265,7 +4323,7 @@
           </w:tcPr>
           <w:p>
             <w:pPr>
-              <w:pStyle w:val="a7"/>
+              <w:pStyle w:val="ListParagraph"/>
               <w:numPr>
                 <w:ilvl w:val="0"/>
                 <w:numId w:val="6"/>
@@ -4325,7 +4383,7 @@
           </w:tcPr>
           <w:p>
             <w:pPr>
-              <w:pStyle w:val="a7"/>
+              <w:pStyle w:val="ListParagraph"/>
               <w:numPr>
                 <w:ilvl w:val="0"/>
                 <w:numId w:val="6"/>
@@ -4352,10 +4410,10 @@
           <w:szCs w:val="28"/>
         </w:rPr>
         <w:sectPr>
-          <w:footerReference w:type="default" r:id="rId12"/>
-          <w:footerReference w:type="first" r:id="rId13"/>
+          <w:footerReference w:type="default" r:id="rId17"/>
+          <w:footerReference w:type="first" r:id="rId18"/>
           <w:pgSz w:w="11906" w:h="16838"/>
-          <w:pgMar w:top="1134" w:right="850" w:bottom="1134" w:left="1701" w:header="708" w:footer="708" w:gutter="0"/>
+          <w:pgMar w:top="1134" w:right="851" w:bottom="1134" w:left="1701" w:header="709" w:footer="709" w:gutter="0"/>
           <w:cols w:space="708"/>
           <w:docGrid w:linePitch="381"/>
         </w:sectPr>
@@ -4363,18 +4421,18 @@
     </w:p>
     <w:p>
       <w:pPr>
-        <w:pStyle w:val="1"/>
-      </w:pPr>
-      <w:bookmarkStart w:id="13" w:name="_Toc152709583"/>
-      <w:bookmarkStart w:id="14" w:name="_Toc152709617"/>
-      <w:bookmarkStart w:id="15" w:name="_Toc217115826"/>
+        <w:pStyle w:val="Heading1"/>
+      </w:pPr>
+      <w:bookmarkStart w:id="15" w:name="_Toc152709583"/>
+      <w:bookmarkStart w:id="16" w:name="_Toc152709617"/>
+      <w:bookmarkStart w:id="17" w:name="_Toc217115826"/>
       <w:r>
         <w:lastRenderedPageBreak/>
         <w:t>ВВЕДЕНИЕ</w:t>
       </w:r>
-      <w:bookmarkEnd w:id="13"/>
-      <w:bookmarkEnd w:id="14"/>
       <w:bookmarkEnd w:id="15"/>
+      <w:bookmarkEnd w:id="16"/>
+      <w:bookmarkEnd w:id="17"/>
     </w:p>
     <w:p>
       <w:pPr>
@@ -4652,9 +4710,9 @@
     </w:p>
     <w:p>
       <w:pPr>
-        <w:pStyle w:val="1"/>
-      </w:pPr>
-      <w:bookmarkStart w:id="16" w:name="_Toc217115827"/>
+        <w:pStyle w:val="Heading1"/>
+      </w:pPr>
+      <w:bookmarkStart w:id="18" w:name="_Toc217115827"/>
       <w:r>
         <w:lastRenderedPageBreak/>
         <w:t>ОСНОВНАЯ</w:t>
@@ -4665,19 +4723,19 @@
       <w:r>
         <w:t>ЧАСТЬ</w:t>
       </w:r>
-      <w:bookmarkEnd w:id="16"/>
-    </w:p>
-    <w:p>
-      <w:pPr>
-        <w:pStyle w:val="2"/>
+      <w:bookmarkEnd w:id="18"/>
+    </w:p>
+    <w:p>
+      <w:pPr>
+        <w:pStyle w:val="Heading2"/>
         <w:pageBreakBefore w:val="0"/>
       </w:pPr>
-      <w:bookmarkStart w:id="17" w:name="_Toc150708537"/>
-      <w:bookmarkStart w:id="18" w:name="_Toc217115828"/>
+      <w:bookmarkStart w:id="19" w:name="_Toc150708537"/>
+      <w:bookmarkStart w:id="20" w:name="_Toc217115828"/>
       <w:r>
         <w:t xml:space="preserve">1 </w:t>
       </w:r>
-      <w:bookmarkEnd w:id="17"/>
+      <w:bookmarkEnd w:id="19"/>
       <w:r>
         <w:t xml:space="preserve">Анализ </w:t>
       </w:r>
@@ -4687,13 +4745,13 @@
       <w:r>
         <w:t xml:space="preserve"> области</w:t>
       </w:r>
-      <w:bookmarkEnd w:id="18"/>
-    </w:p>
-    <w:p>
-      <w:pPr>
-        <w:pStyle w:val="3"/>
-      </w:pPr>
-      <w:bookmarkStart w:id="19" w:name="_Toc217115829"/>
+      <w:bookmarkEnd w:id="20"/>
+    </w:p>
+    <w:p>
+      <w:pPr>
+        <w:pStyle w:val="Heading3"/>
+      </w:pPr>
+      <w:bookmarkStart w:id="21" w:name="_Toc217115829"/>
       <w:r>
         <w:t xml:space="preserve">1.1 Общая </w:t>
       </w:r>
@@ -4703,11 +4761,11 @@
       <w:r>
         <w:t xml:space="preserve"> и актуальность</w:t>
       </w:r>
-      <w:bookmarkEnd w:id="19"/>
-    </w:p>
-    <w:p>
-      <w:pPr>
-        <w:pStyle w:val="afa"/>
+      <w:bookmarkEnd w:id="21"/>
+    </w:p>
+    <w:p>
+      <w:pPr>
+        <w:pStyle w:val="a1"/>
       </w:pPr>
       <w:r>
         <w:t xml:space="preserve">В современном мире, характеризующемся высокой динамикой и многозадачностью, эффективное управление личным временем становится ключевым фактором продуктивности. Повседневная жизнь требует систематизации множества повторяющихся активностей, таких как учебные занятия, рабочие обязанности и личные хобби. </w:t>
@@ -4715,7 +4773,7 @@
     </w:p>
     <w:p>
       <w:pPr>
-        <w:pStyle w:val="afa"/>
+        <w:pStyle w:val="a1"/>
       </w:pPr>
       <w:r>
         <w:t>Решить эту задачу призваны</w:t>
@@ -4734,17 +4792,17 @@
     </w:p>
     <w:p>
       <w:pPr>
-        <w:pStyle w:val="3"/>
-      </w:pPr>
-      <w:bookmarkStart w:id="20" w:name="_Toc217115830"/>
+        <w:pStyle w:val="Heading3"/>
+      </w:pPr>
+      <w:bookmarkStart w:id="22" w:name="_Toc217115830"/>
       <w:r>
         <w:t>1.2 Анализ существующих аналогов</w:t>
       </w:r>
-      <w:bookmarkEnd w:id="20"/>
-    </w:p>
-    <w:p>
-      <w:pPr>
-        <w:pStyle w:val="afa"/>
+      <w:bookmarkEnd w:id="22"/>
+    </w:p>
+    <w:p>
+      <w:pPr>
+        <w:pStyle w:val="a1"/>
       </w:pPr>
       <w:r>
         <w:t>Для решения задачи составления расписания существует множество инструментов. В рамках анализа были рассмотрены три различных по своему подходу аналога: графические редакторы</w:t>
@@ -4791,7 +4849,7 @@
     </w:p>
     <w:p>
       <w:pPr>
-        <w:pStyle w:val="afa"/>
+        <w:pStyle w:val="a1"/>
       </w:pPr>
       <w:proofErr w:type="spellStart"/>
       <w:r>
@@ -4840,7 +4898,7 @@
                     <pic:cNvPicPr/>
                   </pic:nvPicPr>
                   <pic:blipFill>
-                    <a:blip r:embed="rId14">
+                    <a:blip r:embed="rId19">
                       <a:extLst>
                         <a:ext uri="{28A0092B-C50C-407E-A947-70E740481C1C}">
                           <a14:useLocalDpi xmlns:a14="http://schemas.microsoft.com/office/drawing/2010/main" val="0"/>
@@ -4869,7 +4927,7 @@
     </w:p>
     <w:p>
       <w:pPr>
-        <w:pStyle w:val="afe"/>
+        <w:pStyle w:val="a4"/>
       </w:pPr>
       <w:r>
         <w:t xml:space="preserve">Рисунок 1.1 — Скриншот интерфейса сервиса </w:t>
@@ -4885,7 +4943,7 @@
     </w:p>
     <w:p>
       <w:pPr>
-        <w:pStyle w:val="afa"/>
+        <w:pStyle w:val="a1"/>
       </w:pPr>
       <w:proofErr w:type="spellStart"/>
       <w:r>
@@ -4965,7 +5023,7 @@
                     <pic:cNvPicPr/>
                   </pic:nvPicPr>
                   <pic:blipFill>
-                    <a:blip r:embed="rId15" cstate="print">
+                    <a:blip r:embed="rId20" cstate="print">
                       <a:extLst>
                         <a:ext uri="{28A0092B-C50C-407E-A947-70E740481C1C}">
                           <a14:useLocalDpi xmlns:a14="http://schemas.microsoft.com/office/drawing/2010/main" val="0"/>
@@ -4994,7 +5052,7 @@
     </w:p>
     <w:p>
       <w:pPr>
-        <w:pStyle w:val="afe"/>
+        <w:pStyle w:val="a4"/>
       </w:pPr>
       <w:r>
         <w:t xml:space="preserve">Рисунок 1.2 — Скриншот интерфейса сервиса </w:t>
@@ -5010,7 +5068,7 @@
     </w:p>
     <w:p>
       <w:pPr>
-        <w:pStyle w:val="afa"/>
+        <w:pStyle w:val="a1"/>
       </w:pPr>
       <w:proofErr w:type="spellStart"/>
       <w:r>
@@ -5068,7 +5126,7 @@
                     <pic:cNvPicPr/>
                   </pic:nvPicPr>
                   <pic:blipFill>
-                    <a:blip r:embed="rId16" cstate="print">
+                    <a:blip r:embed="rId21" cstate="print">
                       <a:extLst>
                         <a:ext uri="{28A0092B-C50C-407E-A947-70E740481C1C}">
                           <a14:useLocalDpi xmlns:a14="http://schemas.microsoft.com/office/drawing/2010/main" val="0"/>
@@ -5097,7 +5155,7 @@
     </w:p>
     <w:p>
       <w:pPr>
-        <w:pStyle w:val="afe"/>
+        <w:pStyle w:val="a4"/>
       </w:pPr>
       <w:r>
         <w:t>Рисунок 1.</w:t>
@@ -5119,7 +5177,7 @@
     </w:p>
     <w:p>
       <w:pPr>
-        <w:pStyle w:val="afa"/>
+        <w:pStyle w:val="a1"/>
       </w:pPr>
       <w:r>
         <w:t>Таким образом, проведенный анализ показывает, что на рынке существует незанятая ниша. С одной стороны, имеются простые графические инструменты, которые не обеспечивают работу с расписанием как со структурированными данными. С другой — сложные программные комплексы, избыточные для личного пользования. Это обосновывает актуальность разработки веб-приложения, которое позволит пользователю просто и удобно управлять личным недельным расписанием, работая с записями как с полноценными объектами данных, а не просто с текстом или графикой.</w:t>
@@ -5128,9 +5186,9 @@
     <w:p/>
     <w:p>
       <w:pPr>
-        <w:pStyle w:val="3"/>
-      </w:pPr>
-      <w:bookmarkStart w:id="21" w:name="_Toc217115831"/>
+        <w:pStyle w:val="Heading3"/>
+      </w:pPr>
+      <w:bookmarkStart w:id="23" w:name="_Toc217115831"/>
       <w:r>
         <w:lastRenderedPageBreak/>
         <w:t xml:space="preserve">1.3 </w:t>
@@ -5141,11 +5199,11 @@
       <w:r>
         <w:t>требований к приложению</w:t>
       </w:r>
-      <w:bookmarkEnd w:id="21"/>
-    </w:p>
-    <w:p>
-      <w:pPr>
-        <w:pStyle w:val="afa"/>
+      <w:bookmarkEnd w:id="23"/>
+    </w:p>
+    <w:p>
+      <w:pPr>
+        <w:pStyle w:val="a1"/>
       </w:pPr>
       <w:r>
         <w:t>Ключевыми требованиями, вытекающими из анализа аналогов, являются ориентация на простоту и удобство для личного пользования, а также работа с расписанием как со структурированными данными. Первый принцип отличает приложение от избыточно сложных программных комплексов, а второй — от графических редакторов, что является основой для реализации валидации вводимых данных и гибкой фильтрации.</w:t>
@@ -5153,7 +5211,7 @@
     </w:p>
     <w:p>
       <w:pPr>
-        <w:pStyle w:val="afa"/>
+        <w:pStyle w:val="a1"/>
       </w:pPr>
       <w:r>
         <w:t>Ниже представлен</w:t>
@@ -5502,7 +5560,7 @@
     </w:p>
     <w:p>
       <w:pPr>
-        <w:pStyle w:val="afa"/>
+        <w:pStyle w:val="a1"/>
         <w:rPr>
           <w:lang w:eastAsia="ru-RU"/>
         </w:rPr>
@@ -5582,7 +5640,7 @@
                     <pic:cNvPicPr/>
                   </pic:nvPicPr>
                   <pic:blipFill>
-                    <a:blip r:embed="rId17">
+                    <a:blip r:embed="rId22">
                       <a:extLst>
                         <a:ext uri="{28A0092B-C50C-407E-A947-70E740481C1C}">
                           <a14:useLocalDpi xmlns:a14="http://schemas.microsoft.com/office/drawing/2010/main" val="0"/>
@@ -5611,7 +5669,7 @@
     </w:p>
     <w:p>
       <w:pPr>
-        <w:pStyle w:val="afe"/>
+        <w:pStyle w:val="a4"/>
       </w:pPr>
       <w:r>
         <w:t>Рисунок 1.</w:t>
@@ -5634,31 +5692,31 @@
     </w:p>
     <w:p>
       <w:pPr>
-        <w:pStyle w:val="2"/>
-      </w:pPr>
-      <w:bookmarkStart w:id="22" w:name="_Toc217115832"/>
+        <w:pStyle w:val="Heading2"/>
+      </w:pPr>
+      <w:bookmarkStart w:id="24" w:name="_Toc217115832"/>
       <w:r>
         <w:lastRenderedPageBreak/>
         <w:t>2 Проектирование веб-приложения</w:t>
       </w:r>
-      <w:bookmarkEnd w:id="22"/>
-    </w:p>
-    <w:p>
-      <w:pPr>
-        <w:pStyle w:val="3"/>
-      </w:pPr>
-      <w:bookmarkStart w:id="23" w:name="_Toc217115833"/>
+      <w:bookmarkEnd w:id="24"/>
+    </w:p>
+    <w:p>
+      <w:pPr>
+        <w:pStyle w:val="Heading3"/>
+      </w:pPr>
+      <w:bookmarkStart w:id="25" w:name="_Toc217115833"/>
       <w:r>
         <w:t>2.1 Проектирование архитектуры</w:t>
       </w:r>
       <w:r>
         <w:t xml:space="preserve"> веб-приложения</w:t>
       </w:r>
-      <w:bookmarkEnd w:id="23"/>
-    </w:p>
-    <w:p>
-      <w:pPr>
-        <w:pStyle w:val="afa"/>
+      <w:bookmarkEnd w:id="25"/>
+    </w:p>
+    <w:p>
+      <w:pPr>
+        <w:pStyle w:val="a1"/>
       </w:pPr>
       <w:r>
         <w:t>Для веб-приложения была выбрана классическая трёхзвенная клиент-серверная архитектура, являющаяся отраслевым стандартом для подобных систем</w:t>
@@ -5701,7 +5759,7 @@
                     <pic:cNvPicPr/>
                   </pic:nvPicPr>
                   <pic:blipFill>
-                    <a:blip r:embed="rId18" cstate="print">
+                    <a:blip r:embed="rId23" cstate="print">
                       <a:extLst>
                         <a:ext uri="{28A0092B-C50C-407E-A947-70E740481C1C}">
                           <a14:useLocalDpi xmlns:a14="http://schemas.microsoft.com/office/drawing/2010/main" val="0"/>
@@ -5730,7 +5788,7 @@
     </w:p>
     <w:p>
       <w:pPr>
-        <w:pStyle w:val="afe"/>
+        <w:pStyle w:val="a4"/>
       </w:pPr>
       <w:r>
         <w:t>Рисунок 2.1 – Схема трёхзвенной клиент-серверной архитектуры</w:t>
@@ -5738,7 +5796,7 @@
     </w:p>
     <w:p>
       <w:pPr>
-        <w:pStyle w:val="afa"/>
+        <w:pStyle w:val="a1"/>
       </w:pPr>
       <w:r>
         <w:t>Клиентское звено, представленное веб-браузером пользователя, отправляет запросы на звено сервера приложений. Звено сервера приложений обрабатывает эти запросы, выполняет необходимую бизнес-логику и, при необходимости, взаимодействует со звеном сервера баз данных для получения или сохранения данных. После обработки запроса звено сервера приложений формирует ответ и отправляет его обратно клиентскому звену. Звено сервера баз данных отвечает исключительно за надёжное хранение и управление данными, предоставляя их по запросу звена сервера приложений.</w:t>
@@ -5746,7 +5804,7 @@
     </w:p>
     <w:p>
       <w:pPr>
-        <w:pStyle w:val="afa"/>
+        <w:pStyle w:val="a1"/>
       </w:pPr>
       <w:r>
         <w:t>Для организации кода на сервере приложений был выбран паттерн проектирования «Модель-Представление-Контроллер» (MVC)</w:t>
@@ -5797,7 +5855,7 @@
                     <pic:cNvPicPr/>
                   </pic:nvPicPr>
                   <pic:blipFill>
-                    <a:blip r:embed="rId19">
+                    <a:blip r:embed="rId24">
                       <a:extLst>
                         <a:ext uri="{28A0092B-C50C-407E-A947-70E740481C1C}">
                           <a14:useLocalDpi xmlns:a14="http://schemas.microsoft.com/office/drawing/2010/main" val="0"/>
@@ -5826,7 +5884,7 @@
     </w:p>
     <w:p>
       <w:pPr>
-        <w:pStyle w:val="af9"/>
+        <w:pStyle w:val="a0"/>
         <w:rPr>
           <w:lang w:eastAsia="ru-RU"/>
         </w:rPr>
@@ -5849,7 +5907,7 @@
     </w:p>
     <w:p>
       <w:pPr>
-        <w:pStyle w:val="afa"/>
+        <w:pStyle w:val="a1"/>
       </w:pPr>
       <w:r>
         <w:t>Выбор этого паттерна обусловлен его ключевым преимуществом — разделением ответственност</w:t>
@@ -5881,7 +5939,7 @@
     </w:p>
     <w:p>
       <w:pPr>
-        <w:pStyle w:val="afa"/>
+        <w:pStyle w:val="a1"/>
       </w:pPr>
       <w:r>
         <w:t xml:space="preserve">Такое разделение делает код более структурированным, упрощает </w:t>
@@ -5901,20 +5959,20 @@
     </w:p>
     <w:p>
       <w:pPr>
-        <w:pStyle w:val="3"/>
-      </w:pPr>
-      <w:bookmarkStart w:id="24" w:name="_Toc217115834"/>
+        <w:pStyle w:val="Heading3"/>
+      </w:pPr>
+      <w:bookmarkStart w:id="26" w:name="_Toc217115834"/>
       <w:r>
         <w:t xml:space="preserve">2.2 </w:t>
       </w:r>
       <w:r>
         <w:t>Выбор и обоснование используемых технологий</w:t>
       </w:r>
-      <w:bookmarkEnd w:id="24"/>
-    </w:p>
-    <w:p>
-      <w:pPr>
-        <w:pStyle w:val="afa"/>
+      <w:bookmarkEnd w:id="26"/>
+    </w:p>
+    <w:p>
+      <w:pPr>
+        <w:pStyle w:val="a1"/>
       </w:pPr>
       <w:r>
         <w:t>Структура и внешний вид страниц веб-приложения будут создаваться с использованием стандартов HTML5 и CSS3</w:t>
@@ -5984,7 +6042,7 @@
     </w:p>
     <w:p>
       <w:pPr>
-        <w:pStyle w:val="afa"/>
+        <w:pStyle w:val="a1"/>
       </w:pPr>
       <w:r>
         <w:t>В рамках клиентской части интернет-ресурса также был использован JavaScript для реализации интерактивных элементов пользовательского интерфейса и обеспечения асинхронного взаимодействия с сервером, что улучшило пользовательский опыт</w:t>
@@ -5998,7 +6056,7 @@
     </w:p>
     <w:p>
       <w:pPr>
-        <w:pStyle w:val="afa"/>
+        <w:pStyle w:val="a1"/>
       </w:pPr>
       <w:r>
         <w:lastRenderedPageBreak/>
@@ -6051,7 +6109,7 @@
     </w:p>
     <w:p>
       <w:pPr>
-        <w:pStyle w:val="afa"/>
+        <w:pStyle w:val="a1"/>
       </w:pPr>
       <w:r>
         <w:t xml:space="preserve">В качестве СУБД была выбрана </w:t>
@@ -6071,12 +6129,18 @@
         <w:t>,</w:t>
       </w:r>
       <w:r>
-        <w:t xml:space="preserve"> функциональность которой полностью покрывает требования проекта к хранению и обработке информации и с который имеется личный опыт работы в рамках дисциплин «Проектирование баз данных» и «Разработка баз данных».</w:t>
-      </w:r>
-    </w:p>
-    <w:p>
-      <w:pPr>
-        <w:pStyle w:val="afa"/>
+        <w:t xml:space="preserve"> функциональность которой полностью покрывает требования проекта к хранению и обработке информации и с котор</w:t>
+      </w:r>
+      <w:r>
+        <w:t>о</w:t>
+      </w:r>
+      <w:r>
+        <w:t>й имеется личный опыт работы в рамках дисциплин «Проектирование баз данных» и «Разработка баз данных».</w:t>
+      </w:r>
+    </w:p>
+    <w:p>
+      <w:pPr>
+        <w:pStyle w:val="a1"/>
       </w:pPr>
       <w:r>
         <w:t xml:space="preserve">Для создания и управления средой разработки использовалась система контейнеризации </w:t>
@@ -6101,7 +6165,7 @@
     </w:p>
     <w:p>
       <w:pPr>
-        <w:pStyle w:val="afa"/>
+        <w:pStyle w:val="a1"/>
       </w:pPr>
       <w:r>
         <w:t xml:space="preserve">Для контроля версий исходного кода использовалась система </w:t>
@@ -6123,7 +6187,7 @@
     </w:p>
     <w:p>
       <w:pPr>
-        <w:pStyle w:val="afa"/>
+        <w:pStyle w:val="a1"/>
       </w:pPr>
       <w:r>
         <w:t>В качестве среды разработки был выбран Visual Studio Code, обусловленный его высокой производительностью и наличием богатой библиотеки расширений для работы со всеми выбранными инструментами</w:t>
@@ -6137,17 +6201,17 @@
     </w:p>
     <w:p>
       <w:pPr>
-        <w:pStyle w:val="3"/>
-      </w:pPr>
-      <w:bookmarkStart w:id="25" w:name="_Toc217115835"/>
+        <w:pStyle w:val="Heading3"/>
+      </w:pPr>
+      <w:bookmarkStart w:id="27" w:name="_Toc217115835"/>
       <w:r>
         <w:t>2.3 Проектирование структуры базы данных</w:t>
       </w:r>
-      <w:bookmarkEnd w:id="25"/>
-    </w:p>
-    <w:p>
-      <w:pPr>
-        <w:pStyle w:val="afa"/>
+      <w:bookmarkEnd w:id="27"/>
+    </w:p>
+    <w:p>
+      <w:pPr>
+        <w:pStyle w:val="a1"/>
       </w:pPr>
       <w:r>
         <w:t>На этапе проектирования базы данных были выделены три ключевые сущности, необходимые для реализации функционала веб-приложения: «Пользователь», «Запись в расписании» и «Тег»</w:t>
@@ -6164,7 +6228,7 @@
     </w:p>
     <w:p>
       <w:pPr>
-        <w:pStyle w:val="afa"/>
+        <w:pStyle w:val="a1"/>
       </w:pPr>
       <w:r>
         <w:lastRenderedPageBreak/>
@@ -6191,7 +6255,7 @@
     </w:p>
     <w:p>
       <w:pPr>
-        <w:pStyle w:val="afa"/>
+        <w:pStyle w:val="a1"/>
       </w:pPr>
       <w:r>
         <w:t xml:space="preserve">Сущность «Запись в расписании» описывает отдельное событие в рамках недели. Она включает атрибуты: название, описание, день недели, </w:t>
@@ -6205,7 +6269,7 @@
     </w:p>
     <w:p>
       <w:pPr>
-        <w:pStyle w:val="afa"/>
+        <w:pStyle w:val="a1"/>
       </w:pPr>
       <w:r>
         <w:t>Сущность «Тег» описывает метку для категоризации записей. Она включает атрибуты: название и цвет.</w:t>
@@ -6213,7 +6277,7 @@
     </w:p>
     <w:p>
       <w:pPr>
-        <w:pStyle w:val="afa"/>
+        <w:pStyle w:val="a1"/>
       </w:pPr>
       <w:r>
         <w:t>Между сущностями были определены следующие связи:</w:t>
@@ -6437,7 +6501,7 @@
                     <pic:cNvPicPr/>
                   </pic:nvPicPr>
                   <pic:blipFill>
-                    <a:blip r:embed="rId20" cstate="print">
+                    <a:blip r:embed="rId25" cstate="print">
                       <a:extLst>
                         <a:ext uri="{28A0092B-C50C-407E-A947-70E740481C1C}">
                           <a14:useLocalDpi xmlns:a14="http://schemas.microsoft.com/office/drawing/2010/main" val="0"/>
@@ -6466,7 +6530,7 @@
     </w:p>
     <w:p>
       <w:pPr>
-        <w:pStyle w:val="afe"/>
+        <w:pStyle w:val="a4"/>
       </w:pPr>
       <w:r>
         <w:t xml:space="preserve">Рисунок </w:t>
@@ -6498,20 +6562,20 @@
     </w:p>
     <w:p>
       <w:pPr>
-        <w:pStyle w:val="3"/>
-      </w:pPr>
-      <w:bookmarkStart w:id="26" w:name="_Toc217115836"/>
+        <w:pStyle w:val="Heading3"/>
+      </w:pPr>
+      <w:bookmarkStart w:id="28" w:name="_Toc217115836"/>
       <w:r>
         <w:t xml:space="preserve">2.4 </w:t>
       </w:r>
       <w:r>
         <w:t>Проектирование пользовательского интерфейса и навигации</w:t>
       </w:r>
-      <w:bookmarkEnd w:id="26"/>
-    </w:p>
-    <w:p>
-      <w:pPr>
-        <w:pStyle w:val="afa"/>
+      <w:bookmarkEnd w:id="28"/>
+    </w:p>
+    <w:p>
+      <w:pPr>
+        <w:pStyle w:val="a1"/>
       </w:pPr>
       <w:r>
         <w:t>Путь пользователя начинается со страниц аутентификации (входа и регистрации), после прохождения которых он попадает на основную страницу для работы с расписанием. Навигация между страницей для работы с расписанием и страницей для работы с тегами, а также выход из системы, осуществляются через элементы меню, представленные в хедере приложения.</w:t>
@@ -6519,7 +6583,7 @@
     </w:p>
     <w:p>
       <w:pPr>
-        <w:pStyle w:val="afa"/>
+        <w:pStyle w:val="a1"/>
       </w:pPr>
       <w:r>
         <w:t>Создание, редактирование и удаление записей и тегов, реализованы через модальные окна. Это позволяет пользователю выполнять операции без перезагрузки страницы, что соответствует современным стандартам веб-разработки и улучшает общий пользовательский опыт</w:t>
@@ -6533,7 +6597,7 @@
     </w:p>
     <w:p>
       <w:pPr>
-        <w:pStyle w:val="afa"/>
+        <w:pStyle w:val="a1"/>
       </w:pPr>
       <w:r>
         <w:t>Схема, иллюстрирующая основные страницы приложения и навигационные переходы между ними, представлена на рисунке 2.4.</w:t>
@@ -6572,7 +6636,7 @@
                     <pic:cNvPicPr/>
                   </pic:nvPicPr>
                   <pic:blipFill>
-                    <a:blip r:embed="rId21" cstate="print">
+                    <a:blip r:embed="rId26" cstate="print">
                       <a:extLst>
                         <a:ext uri="{28A0092B-C50C-407E-A947-70E740481C1C}">
                           <a14:useLocalDpi xmlns:a14="http://schemas.microsoft.com/office/drawing/2010/main" val="0"/>
@@ -6601,7 +6665,7 @@
     </w:p>
     <w:p>
       <w:pPr>
-        <w:pStyle w:val="af9"/>
+        <w:pStyle w:val="a0"/>
         <w:rPr>
           <w:lang w:eastAsia="ru-RU"/>
         </w:rPr>
@@ -6612,28 +6676,28 @@
     </w:p>
     <w:p>
       <w:pPr>
-        <w:pStyle w:val="2"/>
-      </w:pPr>
-      <w:bookmarkStart w:id="27" w:name="_Toc217115837"/>
+        <w:pStyle w:val="Heading2"/>
+      </w:pPr>
+      <w:bookmarkStart w:id="29" w:name="_Toc217115837"/>
       <w:r>
         <w:lastRenderedPageBreak/>
         <w:t>3 Разработка веб-приложения</w:t>
       </w:r>
-      <w:bookmarkEnd w:id="27"/>
-    </w:p>
-    <w:p>
-      <w:pPr>
-        <w:pStyle w:val="3"/>
-      </w:pPr>
-      <w:bookmarkStart w:id="28" w:name="_Toc217115838"/>
+      <w:bookmarkEnd w:id="29"/>
+    </w:p>
+    <w:p>
+      <w:pPr>
+        <w:pStyle w:val="Heading3"/>
+      </w:pPr>
+      <w:bookmarkStart w:id="30" w:name="_Toc217115838"/>
       <w:r>
         <w:t>3.1 Конфигурация среды выполнения</w:t>
       </w:r>
-      <w:bookmarkEnd w:id="28"/>
-    </w:p>
-    <w:p>
-      <w:pPr>
-        <w:pStyle w:val="afa"/>
+      <w:bookmarkEnd w:id="30"/>
+    </w:p>
+    <w:p>
+      <w:pPr>
+        <w:pStyle w:val="a1"/>
       </w:pPr>
       <w:r>
         <w:t xml:space="preserve">Реализация веб-приложения в соответствии с выбранной трёхзвенной архитектурой была осуществлена с использованием системы контейнеризации </w:t>
@@ -6657,7 +6721,7 @@
     </w:p>
     <w:p>
       <w:pPr>
-        <w:pStyle w:val="afa"/>
+        <w:pStyle w:val="a1"/>
       </w:pPr>
       <w:r>
         <w:t>Содержание</w:t>
@@ -6704,9 +6768,9 @@
     </w:p>
     <w:p>
       <w:pPr>
-        <w:pStyle w:val="3"/>
-      </w:pPr>
-      <w:bookmarkStart w:id="29" w:name="_Toc217115839"/>
+        <w:pStyle w:val="Heading3"/>
+      </w:pPr>
+      <w:bookmarkStart w:id="31" w:name="_Toc217115839"/>
       <w:r>
         <w:t>3.2</w:t>
       </w:r>
@@ -6719,11 +6783,11 @@
       <w:r>
         <w:t>данных</w:t>
       </w:r>
-      <w:bookmarkEnd w:id="29"/>
-    </w:p>
-    <w:p>
-      <w:pPr>
-        <w:pStyle w:val="4"/>
+      <w:bookmarkEnd w:id="31"/>
+    </w:p>
+    <w:p>
+      <w:pPr>
+        <w:pStyle w:val="Heading4"/>
       </w:pPr>
       <w:r>
         <w:t>3.2</w:t>
@@ -6734,7 +6798,7 @@
     </w:p>
     <w:p>
       <w:pPr>
-        <w:pStyle w:val="afa"/>
+        <w:pStyle w:val="a1"/>
       </w:pPr>
       <w:r>
         <w:t xml:space="preserve">Для управления структурой базы данных и обеспечения её </w:t>
@@ -6764,7 +6828,7 @@
     </w:p>
     <w:p>
       <w:pPr>
-        <w:pStyle w:val="afa"/>
+        <w:pStyle w:val="a1"/>
       </w:pPr>
       <w:r>
         <w:t xml:space="preserve">Фрагмент кода </w:t>
@@ -6799,7 +6863,7 @@
     </w:p>
     <w:p>
       <w:pPr>
-        <w:pStyle w:val="af8"/>
+        <w:pStyle w:val="a"/>
       </w:pPr>
       <w:r>
         <w:t xml:space="preserve">Листинг </w:t>
@@ -6828,7 +6892,7 @@
     </w:p>
     <w:tbl>
       <w:tblPr>
-        <w:tblStyle w:val="ad"/>
+        <w:tblStyle w:val="TableGrid"/>
         <w:tblW w:w="9351" w:type="dxa"/>
         <w:tblInd w:w="0" w:type="dxa"/>
         <w:tblLayout w:type="fixed"/>
@@ -7243,7 +7307,7 @@
     </w:tbl>
     <w:p>
       <w:pPr>
-        <w:pStyle w:val="af8"/>
+        <w:pStyle w:val="a"/>
       </w:pPr>
       <w:r>
         <w:lastRenderedPageBreak/>
@@ -7252,7 +7316,7 @@
     </w:p>
     <w:tbl>
       <w:tblPr>
-        <w:tblStyle w:val="ad"/>
+        <w:tblStyle w:val="TableGrid"/>
         <w:tblW w:w="9351" w:type="dxa"/>
         <w:tblInd w:w="0" w:type="dxa"/>
         <w:tblLayout w:type="fixed"/>
@@ -8188,13 +8252,13 @@
     </w:tbl>
     <w:p>
       <w:pPr>
-        <w:pStyle w:val="afa"/>
+        <w:pStyle w:val="a1"/>
         <w:ind w:firstLine="0"/>
       </w:pPr>
     </w:p>
     <w:p>
       <w:pPr>
-        <w:pStyle w:val="afa"/>
+        <w:pStyle w:val="a1"/>
       </w:pPr>
       <w:r>
         <w:t xml:space="preserve">Каждая миграция </w:t>
@@ -8286,7 +8350,7 @@
     </w:p>
     <w:p>
       <w:pPr>
-        <w:pStyle w:val="4"/>
+        <w:pStyle w:val="Heading4"/>
       </w:pPr>
       <w:r>
         <w:t>3.2</w:t>
@@ -8303,7 +8367,7 @@
     </w:p>
     <w:p>
       <w:pPr>
-        <w:pStyle w:val="afa"/>
+        <w:pStyle w:val="a1"/>
       </w:pPr>
       <w:r>
         <w:t xml:space="preserve">Для взаимодействия с данными на уровне приложения использовались модели </w:t>
@@ -8369,7 +8433,7 @@
     </w:p>
     <w:p>
       <w:pPr>
-        <w:pStyle w:val="afa"/>
+        <w:pStyle w:val="a1"/>
       </w:pPr>
       <w:r>
         <w:t>Фрагмент к</w:t>
@@ -8395,7 +8459,7 @@
     </w:p>
     <w:p>
       <w:pPr>
-        <w:pStyle w:val="af8"/>
+        <w:pStyle w:val="a"/>
       </w:pPr>
       <w:r>
         <w:t xml:space="preserve">Листинг </w:t>
@@ -8451,7 +8515,7 @@
     </w:p>
     <w:tbl>
       <w:tblPr>
-        <w:tblStyle w:val="ad"/>
+        <w:tblStyle w:val="TableGrid"/>
         <w:tblW w:w="9351" w:type="dxa"/>
         <w:tblInd w:w="0" w:type="dxa"/>
         <w:tblLayout w:type="fixed"/>
@@ -9223,13 +9287,13 @@
     </w:tbl>
     <w:p>
       <w:pPr>
-        <w:pStyle w:val="afa"/>
+        <w:pStyle w:val="a1"/>
         <w:ind w:firstLine="0"/>
       </w:pPr>
     </w:p>
     <w:p>
       <w:pPr>
-        <w:pStyle w:val="afa"/>
+        <w:pStyle w:val="a1"/>
       </w:pPr>
       <w:r>
         <w:t>Свойство $</w:t>
@@ -9266,9 +9330,9 @@
     </w:p>
     <w:p>
       <w:pPr>
-        <w:pStyle w:val="3"/>
-      </w:pPr>
-      <w:bookmarkStart w:id="30" w:name="_Toc217115840"/>
+        <w:pStyle w:val="Heading3"/>
+      </w:pPr>
+      <w:bookmarkStart w:id="32" w:name="_Toc217115840"/>
       <w:r>
         <w:lastRenderedPageBreak/>
         <w:t>3.3</w:t>
@@ -9282,11 +9346,11 @@
       <w:r>
         <w:t>логики</w:t>
       </w:r>
-      <w:bookmarkEnd w:id="30"/>
-    </w:p>
-    <w:p>
-      <w:pPr>
-        <w:pStyle w:val="4"/>
+      <w:bookmarkEnd w:id="32"/>
+    </w:p>
+    <w:p>
+      <w:pPr>
+        <w:pStyle w:val="Heading4"/>
       </w:pPr>
       <w:r>
         <w:t>3.3.</w:t>
@@ -9303,7 +9367,7 @@
     </w:p>
     <w:p>
       <w:pPr>
-        <w:pStyle w:val="afa"/>
+        <w:pStyle w:val="a1"/>
       </w:pPr>
       <w:r>
         <w:t xml:space="preserve">Маршрутизация в </w:t>
@@ -9343,7 +9407,7 @@
     </w:p>
     <w:p>
       <w:pPr>
-        <w:pStyle w:val="afa"/>
+        <w:pStyle w:val="a1"/>
       </w:pPr>
       <w:r>
         <w:t>Фрагмент к</w:t>
@@ -9366,7 +9430,7 @@
     </w:p>
     <w:p>
       <w:pPr>
-        <w:pStyle w:val="af8"/>
+        <w:pStyle w:val="a"/>
       </w:pPr>
       <w:r>
         <w:t xml:space="preserve">Листинг </w:t>
@@ -9395,7 +9459,7 @@
     </w:p>
     <w:tbl>
       <w:tblPr>
-        <w:tblStyle w:val="ad"/>
+        <w:tblStyle w:val="TableGrid"/>
         <w:tblW w:w="9351" w:type="dxa"/>
         <w:tblInd w:w="0" w:type="dxa"/>
         <w:tblLayout w:type="fixed"/>
@@ -10608,12 +10672,12 @@
     </w:tbl>
     <w:p>
       <w:pPr>
-        <w:pStyle w:val="afa"/>
-      </w:pPr>
-    </w:p>
-    <w:p>
-      <w:pPr>
-        <w:pStyle w:val="afa"/>
+        <w:pStyle w:val="a1"/>
+      </w:pPr>
+    </w:p>
+    <w:p>
+      <w:pPr>
+        <w:pStyle w:val="a1"/>
       </w:pPr>
       <w:r>
         <w:lastRenderedPageBreak/>
@@ -10659,7 +10723,7 @@
     </w:p>
     <w:p>
       <w:pPr>
-        <w:pStyle w:val="afa"/>
+        <w:pStyle w:val="a1"/>
       </w:pPr>
       <w:r>
         <w:t xml:space="preserve">Для быстрой регистрации стандартных CRUD-маршрутов был использован метод </w:t>
@@ -10680,7 +10744,7 @@
     </w:p>
     <w:p>
       <w:pPr>
-        <w:pStyle w:val="4"/>
+        <w:pStyle w:val="Heading4"/>
       </w:pPr>
       <w:r>
         <w:t>3.3</w:t>
@@ -10697,7 +10761,7 @@
     </w:p>
     <w:p>
       <w:pPr>
-        <w:pStyle w:val="afa"/>
+        <w:pStyle w:val="a1"/>
       </w:pPr>
       <w:r>
         <w:t xml:space="preserve">Для инкапсуляции логики валидации входящих данных и авторизации действий в приложении использовались классы запросов </w:t>
@@ -10775,7 +10839,7 @@
     </w:p>
     <w:p>
       <w:pPr>
-        <w:pStyle w:val="afa"/>
+        <w:pStyle w:val="a1"/>
       </w:pPr>
       <w:r>
         <w:t>Фрагмент к</w:t>
@@ -10813,7 +10877,7 @@
     </w:p>
     <w:p>
       <w:pPr>
-        <w:pStyle w:val="af8"/>
+        <w:pStyle w:val="a"/>
       </w:pPr>
       <w:r>
         <w:t xml:space="preserve">Листинг </w:t>
@@ -10848,7 +10912,7 @@
     </w:p>
     <w:tbl>
       <w:tblPr>
-        <w:tblStyle w:val="ad"/>
+        <w:tblStyle w:val="TableGrid"/>
         <w:tblW w:w="9351" w:type="dxa"/>
         <w:tblInd w:w="0" w:type="dxa"/>
         <w:tblLayout w:type="fixed"/>
@@ -11479,7 +11543,7 @@
     </w:tbl>
     <w:p>
       <w:pPr>
-        <w:pStyle w:val="af8"/>
+        <w:pStyle w:val="a"/>
         <w:rPr>
           <w:lang w:val="en-US"/>
         </w:rPr>
@@ -11509,7 +11573,7 @@
     </w:p>
     <w:tbl>
       <w:tblPr>
-        <w:tblStyle w:val="ad"/>
+        <w:tblStyle w:val="TableGrid"/>
         <w:tblW w:w="9351" w:type="dxa"/>
         <w:tblInd w:w="0" w:type="dxa"/>
         <w:tblLayout w:type="fixed"/>
@@ -12128,13 +12192,13 @@
     </w:tbl>
     <w:p>
       <w:pPr>
-        <w:pStyle w:val="afa"/>
+        <w:pStyle w:val="a1"/>
         <w:ind w:firstLine="0"/>
       </w:pPr>
     </w:p>
     <w:p>
       <w:pPr>
-        <w:pStyle w:val="afa"/>
+        <w:pStyle w:val="a1"/>
       </w:pPr>
       <w:r>
         <w:t xml:space="preserve">Каждый класс запроса содержит два основных метода: </w:t>
@@ -12163,7 +12227,7 @@
     </w:p>
     <w:p>
       <w:pPr>
-        <w:pStyle w:val="afa"/>
+        <w:pStyle w:val="a1"/>
       </w:pPr>
       <w:r>
         <w:t xml:space="preserve">Метод </w:t>
@@ -12215,7 +12279,7 @@
     </w:p>
     <w:p>
       <w:pPr>
-        <w:pStyle w:val="afa"/>
+        <w:pStyle w:val="a1"/>
       </w:pPr>
       <w:r>
         <w:t xml:space="preserve">Метод </w:t>
@@ -12245,7 +12309,7 @@
     </w:p>
     <w:p>
       <w:pPr>
-        <w:pStyle w:val="4"/>
+        <w:pStyle w:val="Heading4"/>
       </w:pPr>
       <w:r>
         <w:t>3.3</w:t>
@@ -12256,7 +12320,7 @@
     </w:p>
     <w:p>
       <w:pPr>
-        <w:pStyle w:val="afa"/>
+        <w:pStyle w:val="a1"/>
         <w:rPr>
           <w:lang w:val="en-US"/>
         </w:rPr>
@@ -12381,7 +12445,7 @@
     </w:p>
     <w:p>
       <w:pPr>
-        <w:pStyle w:val="afa"/>
+        <w:pStyle w:val="a1"/>
       </w:pPr>
       <w:r>
         <w:t xml:space="preserve">В качестве первого примера рассмотрим метод </w:t>
@@ -12419,7 +12483,7 @@
     </w:p>
     <w:p>
       <w:pPr>
-        <w:pStyle w:val="af8"/>
+        <w:pStyle w:val="a"/>
       </w:pPr>
       <w:r>
         <w:t xml:space="preserve">Листинг </w:t>
@@ -12464,7 +12528,7 @@
     </w:p>
     <w:tbl>
       <w:tblPr>
-        <w:tblStyle w:val="ad"/>
+        <w:tblStyle w:val="TableGrid"/>
         <w:tblW w:w="9351" w:type="dxa"/>
         <w:tblInd w:w="0" w:type="dxa"/>
         <w:tblLayout w:type="fixed"/>
@@ -14276,7 +14340,7 @@
     </w:tbl>
     <w:p>
       <w:pPr>
-        <w:pStyle w:val="af8"/>
+        <w:pStyle w:val="a"/>
         <w:rPr>
           <w:lang w:val="en-US"/>
         </w:rPr>
@@ -14306,7 +14370,7 @@
     </w:p>
     <w:tbl>
       <w:tblPr>
-        <w:tblStyle w:val="ad"/>
+        <w:tblStyle w:val="TableGrid"/>
         <w:tblW w:w="9351" w:type="dxa"/>
         <w:tblInd w:w="0" w:type="dxa"/>
         <w:tblLayout w:type="fixed"/>
@@ -14863,12 +14927,12 @@
     </w:tbl>
     <w:p>
       <w:pPr>
-        <w:pStyle w:val="afa"/>
-      </w:pPr>
-    </w:p>
-    <w:p>
-      <w:pPr>
-        <w:pStyle w:val="afa"/>
+        <w:pStyle w:val="a1"/>
+      </w:pPr>
+    </w:p>
+    <w:p>
+      <w:pPr>
+        <w:pStyle w:val="a1"/>
       </w:pPr>
       <w:r>
         <w:t xml:space="preserve">Метод </w:t>
@@ -14918,7 +14982,7 @@
     </w:p>
     <w:p>
       <w:pPr>
-        <w:pStyle w:val="afa"/>
+        <w:pStyle w:val="a1"/>
       </w:pPr>
       <w:r>
         <w:t xml:space="preserve">Второй пример демонстрирует обработку AJAX-запроса на обновление существующей записи в методе </w:t>
@@ -14948,7 +15012,7 @@
     </w:p>
     <w:p>
       <w:pPr>
-        <w:pStyle w:val="af8"/>
+        <w:pStyle w:val="a"/>
       </w:pPr>
       <w:r>
         <w:t xml:space="preserve">Листинг </w:t>
@@ -14993,7 +15057,7 @@
     </w:p>
     <w:tbl>
       <w:tblPr>
-        <w:tblStyle w:val="ad"/>
+        <w:tblStyle w:val="TableGrid"/>
         <w:tblW w:w="9351" w:type="dxa"/>
         <w:tblInd w:w="0" w:type="dxa"/>
         <w:tblLayout w:type="fixed"/>
@@ -15473,7 +15537,7 @@
     </w:tbl>
     <w:p>
       <w:pPr>
-        <w:pStyle w:val="af8"/>
+        <w:pStyle w:val="a"/>
       </w:pPr>
       <w:r>
         <w:lastRenderedPageBreak/>
@@ -15497,7 +15561,7 @@
     </w:p>
     <w:tbl>
       <w:tblPr>
-        <w:tblStyle w:val="ad"/>
+        <w:tblStyle w:val="TableGrid"/>
         <w:tblW w:w="9351" w:type="dxa"/>
         <w:tblInd w:w="0" w:type="dxa"/>
         <w:tblLayout w:type="fixed"/>
@@ -15984,12 +16048,12 @@
     </w:tbl>
     <w:p>
       <w:pPr>
-        <w:pStyle w:val="afa"/>
-      </w:pPr>
-    </w:p>
-    <w:p>
-      <w:pPr>
-        <w:pStyle w:val="afa"/>
+        <w:pStyle w:val="a1"/>
+      </w:pPr>
+    </w:p>
+    <w:p>
+      <w:pPr>
+        <w:pStyle w:val="a1"/>
       </w:pPr>
       <w:r>
         <w:t xml:space="preserve">Метод </w:t>
@@ -16042,9 +16106,9 @@
     </w:p>
     <w:p>
       <w:pPr>
-        <w:pStyle w:val="3"/>
-      </w:pPr>
-      <w:bookmarkStart w:id="31" w:name="_Toc217115841"/>
+        <w:pStyle w:val="Heading3"/>
+      </w:pPr>
+      <w:bookmarkStart w:id="33" w:name="_Toc217115841"/>
       <w:r>
         <w:t>3.4</w:t>
       </w:r>
@@ -16057,11 +16121,11 @@
       <w:r>
         <w:t xml:space="preserve"> представления</w:t>
       </w:r>
-      <w:bookmarkEnd w:id="31"/>
-    </w:p>
-    <w:p>
-      <w:pPr>
-        <w:pStyle w:val="4"/>
+      <w:bookmarkEnd w:id="33"/>
+    </w:p>
+    <w:p>
+      <w:pPr>
+        <w:pStyle w:val="Heading4"/>
       </w:pPr>
       <w:r>
         <w:t>3.4</w:t>
@@ -16078,7 +16142,7 @@
     </w:p>
     <w:p>
       <w:pPr>
-        <w:pStyle w:val="afa"/>
+        <w:pStyle w:val="a1"/>
       </w:pPr>
       <w:r>
         <w:t xml:space="preserve">HTML-структура слоя представления веб-приложения реализована с помощью </w:t>
@@ -16110,7 +16174,7 @@
     </w:p>
     <w:p>
       <w:pPr>
-        <w:pStyle w:val="afa"/>
+        <w:pStyle w:val="a1"/>
       </w:pPr>
       <w:r>
         <w:t xml:space="preserve">Фрагмент кода, отвечающий за отображение записей расписания в виде таблицы, представлен в листинге </w:t>
@@ -16124,7 +16188,7 @@
     </w:p>
     <w:p>
       <w:pPr>
-        <w:pStyle w:val="af8"/>
+        <w:pStyle w:val="a"/>
       </w:pPr>
       <w:r>
         <w:lastRenderedPageBreak/>
@@ -16157,7 +16221,7 @@
     </w:p>
     <w:tbl>
       <w:tblPr>
-        <w:tblStyle w:val="ad"/>
+        <w:tblStyle w:val="TableGrid"/>
         <w:tblW w:w="9351" w:type="dxa"/>
         <w:tblInd w:w="0" w:type="dxa"/>
         <w:tblLayout w:type="fixed"/>
@@ -17589,7 +17653,7 @@
     </w:tbl>
     <w:p>
       <w:pPr>
-        <w:pStyle w:val="af8"/>
+        <w:pStyle w:val="a"/>
       </w:pPr>
       <w:r>
         <w:lastRenderedPageBreak/>
@@ -17610,7 +17674,7 @@
     </w:p>
     <w:tbl>
       <w:tblPr>
-        <w:tblStyle w:val="ad"/>
+        <w:tblStyle w:val="TableGrid"/>
         <w:tblW w:w="9351" w:type="dxa"/>
         <w:tblInd w:w="0" w:type="dxa"/>
         <w:tblLayout w:type="fixed"/>
@@ -17879,7 +17943,7 @@
     </w:tbl>
     <w:p>
       <w:pPr>
-        <w:pStyle w:val="afa"/>
+        <w:pStyle w:val="a1"/>
         <w:ind w:firstLine="0"/>
         <w:rPr>
           <w:lang w:val="en-US"/>
@@ -17888,7 +17952,7 @@
     </w:p>
     <w:p>
       <w:pPr>
-        <w:pStyle w:val="afa"/>
+        <w:pStyle w:val="a1"/>
       </w:pPr>
       <w:r>
         <w:t>В приведенном фрагменте кода директива @forelse используется для итерации по массиву $</w:t>
@@ -17920,7 +17984,7 @@
     </w:p>
     <w:p>
       <w:pPr>
-        <w:pStyle w:val="4"/>
+        <w:pStyle w:val="Heading4"/>
       </w:pPr>
       <w:r>
         <w:t>3.4</w:t>
@@ -17943,7 +18007,7 @@
     </w:p>
     <w:p>
       <w:pPr>
-        <w:pStyle w:val="afa"/>
+        <w:pStyle w:val="a1"/>
       </w:pPr>
       <w:r>
         <w:t>Клиентская логика, реализованная на языке JavaScript, отвечает за интерактивность пользовательского интерфейса и асинхронное взаимодействие с сервером. Такой подход, известный как AJAX, позволяет выполнять операции с данными без полной перезагрузки страницы, что значительно улучшает пользовательский опыт.</w:t>
@@ -17951,7 +18015,7 @@
     </w:p>
     <w:p>
       <w:pPr>
-        <w:pStyle w:val="afa"/>
+        <w:pStyle w:val="a1"/>
       </w:pPr>
       <w:r>
         <w:t xml:space="preserve">Код, демонстрирующий отправку формы для создания новой записи в расписании, представлен в листинге </w:t>
@@ -17968,7 +18032,7 @@
     </w:p>
     <w:p>
       <w:pPr>
-        <w:pStyle w:val="af8"/>
+        <w:pStyle w:val="a"/>
       </w:pPr>
       <w:r>
         <w:lastRenderedPageBreak/>
@@ -17977,7 +18041,7 @@
     </w:p>
     <w:tbl>
       <w:tblPr>
-        <w:tblStyle w:val="ad"/>
+        <w:tblStyle w:val="TableGrid"/>
         <w:tblW w:w="9351" w:type="dxa"/>
         <w:tblInd w:w="0" w:type="dxa"/>
         <w:tblLayout w:type="fixed"/>
@@ -19472,12 +19536,12 @@
     </w:tbl>
     <w:p>
       <w:pPr>
-        <w:pStyle w:val="afa"/>
-      </w:pPr>
-    </w:p>
-    <w:p>
-      <w:pPr>
-        <w:pStyle w:val="afa"/>
+        <w:pStyle w:val="a1"/>
+      </w:pPr>
+    </w:p>
+    <w:p>
+      <w:pPr>
+        <w:pStyle w:val="a1"/>
       </w:pPr>
       <w:r>
         <w:t xml:space="preserve">В приведенном фрагменте кода показан обработчик события отправки формы. Он перехватывает стандартное действие браузера с помощью </w:t>
@@ -19521,7 +19585,7 @@
     </w:p>
     <w:p>
       <w:pPr>
-        <w:pStyle w:val="afa"/>
+        <w:pStyle w:val="a1"/>
       </w:pPr>
       <w:r>
         <w:t>Ключевой особенностью является обработка успешного ответа: клиентский код не принимает решений о дальнейших действиях, а ожидает инструкций от контроллера. В случае успеха сервер возвращает JSON-ответ, содержащий URL для перенаправления, и клиентский скрипт лишь исполняет это указание. Таким образом, ответственность за навигацию остается на серверной стороне, а слой представления отвечает только за исполнение команд.</w:t>
@@ -19529,9 +19593,9 @@
     </w:p>
     <w:p>
       <w:pPr>
-        <w:pStyle w:val="2"/>
-      </w:pPr>
-      <w:bookmarkStart w:id="32" w:name="_Toc217115842"/>
+        <w:pStyle w:val="Heading2"/>
+      </w:pPr>
+      <w:bookmarkStart w:id="34" w:name="_Toc217115842"/>
       <w:r>
         <w:lastRenderedPageBreak/>
         <w:t xml:space="preserve">4 </w:t>
@@ -19542,21 +19606,21 @@
       <w:r>
         <w:t>естирование веб-приложения</w:t>
       </w:r>
-      <w:bookmarkEnd w:id="32"/>
-    </w:p>
-    <w:p>
-      <w:pPr>
-        <w:pStyle w:val="3"/>
-      </w:pPr>
-      <w:bookmarkStart w:id="33" w:name="_Toc217115843"/>
+      <w:bookmarkEnd w:id="34"/>
+    </w:p>
+    <w:p>
+      <w:pPr>
+        <w:pStyle w:val="Heading3"/>
+      </w:pPr>
+      <w:bookmarkStart w:id="35" w:name="_Toc217115843"/>
       <w:r>
         <w:t>4.1 Ход тестирования</w:t>
       </w:r>
-      <w:bookmarkEnd w:id="33"/>
-    </w:p>
-    <w:p>
-      <w:pPr>
-        <w:pStyle w:val="afa"/>
+      <w:bookmarkEnd w:id="35"/>
+    </w:p>
+    <w:p>
+      <w:pPr>
+        <w:pStyle w:val="a1"/>
       </w:pPr>
       <w:r>
         <w:t>Для проверки корректности работы веб-приложения было проведено ручное функциональное тестирование методом «черного ящика»</w:t>
@@ -19576,7 +19640,7 @@
     </w:p>
     <w:p>
       <w:pPr>
-        <w:pStyle w:val="afa"/>
+        <w:pStyle w:val="a1"/>
       </w:pPr>
       <w:r>
         <w:t>Тестирование началось с обращения к веб-приложению через браузер, после чего отобразилась страница входа</w:t>
@@ -19620,7 +19684,7 @@
                     <pic:cNvPicPr/>
                   </pic:nvPicPr>
                   <pic:blipFill>
-                    <a:blip r:embed="rId22">
+                    <a:blip r:embed="rId27">
                       <a:extLst>
                         <a:ext uri="{28A0092B-C50C-407E-A947-70E740481C1C}">
                           <a14:useLocalDpi xmlns:a14="http://schemas.microsoft.com/office/drawing/2010/main" val="0"/>
@@ -19649,7 +19713,7 @@
     </w:p>
     <w:p>
       <w:pPr>
-        <w:pStyle w:val="af9"/>
+        <w:pStyle w:val="a0"/>
         <w:rPr>
           <w:szCs w:val="28"/>
         </w:rPr>
@@ -19672,7 +19736,7 @@
     </w:p>
     <w:p>
       <w:pPr>
-        <w:pStyle w:val="afa"/>
+        <w:pStyle w:val="a1"/>
       </w:pPr>
       <w:r>
         <w:t>С помощью элемента навигации в хедере совершён переход на страницу и регистрации с вводом данных для создания нового пользователя (рисунок 4.2).</w:t>
@@ -19710,7 +19774,7 @@
                     <pic:cNvPicPr/>
                   </pic:nvPicPr>
                   <pic:blipFill>
-                    <a:blip r:embed="rId23">
+                    <a:blip r:embed="rId28">
                       <a:extLst>
                         <a:ext uri="{28A0092B-C50C-407E-A947-70E740481C1C}">
                           <a14:useLocalDpi xmlns:a14="http://schemas.microsoft.com/office/drawing/2010/main" val="0"/>
@@ -19739,7 +19803,7 @@
     </w:p>
     <w:p>
       <w:pPr>
-        <w:pStyle w:val="af9"/>
+        <w:pStyle w:val="a0"/>
         <w:rPr>
           <w:szCs w:val="28"/>
         </w:rPr>
@@ -19762,7 +19826,7 @@
     </w:p>
     <w:p>
       <w:pPr>
-        <w:pStyle w:val="afa"/>
+        <w:pStyle w:val="a1"/>
       </w:pPr>
       <w:r>
         <w:t>После нажатия кнопки «</w:t>
@@ -19819,7 +19883,7 @@
                     <pic:cNvPicPr/>
                   </pic:nvPicPr>
                   <pic:blipFill>
-                    <a:blip r:embed="rId24">
+                    <a:blip r:embed="rId29">
                       <a:extLst>
                         <a:ext uri="{28A0092B-C50C-407E-A947-70E740481C1C}">
                           <a14:useLocalDpi xmlns:a14="http://schemas.microsoft.com/office/drawing/2010/main" val="0"/>
@@ -19848,7 +19912,7 @@
     </w:p>
     <w:p>
       <w:pPr>
-        <w:pStyle w:val="af9"/>
+        <w:pStyle w:val="a0"/>
         <w:rPr>
           <w:szCs w:val="28"/>
         </w:rPr>
@@ -19871,7 +19935,7 @@
     </w:p>
     <w:p>
       <w:pPr>
-        <w:pStyle w:val="afa"/>
+        <w:pStyle w:val="a1"/>
       </w:pPr>
       <w:r>
         <w:t>С помощью элемента навигационного меню в хедере веб-приложения был осуществлен переход на страницу управления тегами</w:t>
@@ -19923,7 +19987,7 @@
                     <pic:cNvPicPr/>
                   </pic:nvPicPr>
                   <pic:blipFill>
-                    <a:blip r:embed="rId25">
+                    <a:blip r:embed="rId30">
                       <a:extLst>
                         <a:ext uri="{28A0092B-C50C-407E-A947-70E740481C1C}">
                           <a14:useLocalDpi xmlns:a14="http://schemas.microsoft.com/office/drawing/2010/main" val="0"/>
@@ -19952,7 +20016,7 @@
     </w:p>
     <w:p>
       <w:pPr>
-        <w:pStyle w:val="afe"/>
+        <w:pStyle w:val="a4"/>
       </w:pPr>
       <w:r>
         <w:t>Рисунок 4.4 — Отображение страницы управления тегами</w:t>
@@ -19997,7 +20061,7 @@
                     <pic:cNvPicPr/>
                   </pic:nvPicPr>
                   <pic:blipFill>
-                    <a:blip r:embed="rId26" cstate="print">
+                    <a:blip r:embed="rId31" cstate="print">
                       <a:extLst>
                         <a:ext uri="{28A0092B-C50C-407E-A947-70E740481C1C}">
                           <a14:useLocalDpi xmlns:a14="http://schemas.microsoft.com/office/drawing/2010/main" val="0"/>
@@ -20026,7 +20090,7 @@
     </w:p>
     <w:p>
       <w:pPr>
-        <w:pStyle w:val="afe"/>
+        <w:pStyle w:val="a4"/>
       </w:pPr>
       <w:r>
         <w:t>Рисунок 4.4 — Тестирование добавления тега</w:t>
@@ -20064,7 +20128,7 @@
                     <pic:cNvPicPr/>
                   </pic:nvPicPr>
                   <pic:blipFill>
-                    <a:blip r:embed="rId27">
+                    <a:blip r:embed="rId32">
                       <a:extLst>
                         <a:ext uri="{28A0092B-C50C-407E-A947-70E740481C1C}">
                           <a14:useLocalDpi xmlns:a14="http://schemas.microsoft.com/office/drawing/2010/main" val="0"/>
@@ -20093,7 +20157,7 @@
     </w:p>
     <w:p>
       <w:pPr>
-        <w:pStyle w:val="afe"/>
+        <w:pStyle w:val="a4"/>
       </w:pPr>
       <w:r>
         <w:t>Рисунок 4.5 — Успешное добавление тега</w:t>
@@ -20101,7 +20165,7 @@
     </w:p>
     <w:p>
       <w:pPr>
-        <w:pStyle w:val="afa"/>
+        <w:pStyle w:val="a1"/>
       </w:pPr>
       <w:r>
         <w:t>Затем был осуществлен возврат на страницу работы с расписанием. Нажав на кнопку «Добавить запись», было открыто модальное окно с формой. При заполнении формы данные были намеренно введены некорректно: не был выбран ни один день недели, а время начала было указано позднее времени окончания. После нажатия кнопки «Сохранить» в модальном окне появились сообщения об ошибках валидации, что подтвердило корректную работу серверной валидации данных и правильную обработку ответов с ошибками на клиентской стороне</w:t>
@@ -20144,7 +20208,7 @@
                     <pic:cNvPicPr/>
                   </pic:nvPicPr>
                   <pic:blipFill>
-                    <a:blip r:embed="rId28">
+                    <a:blip r:embed="rId33">
                       <a:extLst>
                         <a:ext uri="{28A0092B-C50C-407E-A947-70E740481C1C}">
                           <a14:useLocalDpi xmlns:a14="http://schemas.microsoft.com/office/drawing/2010/main" val="0"/>
@@ -20173,7 +20237,7 @@
     </w:p>
     <w:p>
       <w:pPr>
-        <w:pStyle w:val="afe"/>
+        <w:pStyle w:val="a4"/>
       </w:pPr>
       <w:r>
         <w:t>Рисунок 4.6 — Демонстрация валидации данных</w:t>
@@ -20181,7 +20245,7 @@
     </w:p>
     <w:p>
       <w:pPr>
-        <w:pStyle w:val="afa"/>
+        <w:pStyle w:val="a1"/>
       </w:pPr>
       <w:r>
         <w:t>После ввода корректных данных и указания тестового тега для запис</w:t>
@@ -20232,7 +20296,7 @@
                     <pic:cNvPicPr/>
                   </pic:nvPicPr>
                   <pic:blipFill>
-                    <a:blip r:embed="rId29" cstate="print">
+                    <a:blip r:embed="rId34" cstate="print">
                       <a:extLst>
                         <a:ext uri="{28A0092B-C50C-407E-A947-70E740481C1C}">
                           <a14:useLocalDpi xmlns:a14="http://schemas.microsoft.com/office/drawing/2010/main" val="0"/>
@@ -20261,7 +20325,7 @@
     </w:p>
     <w:p>
       <w:pPr>
-        <w:pStyle w:val="af9"/>
+        <w:pStyle w:val="a0"/>
         <w:rPr>
           <w:lang w:eastAsia="ru-RU"/>
         </w:rPr>
@@ -20314,7 +20378,7 @@
                     <pic:cNvPicPr/>
                   </pic:nvPicPr>
                   <pic:blipFill>
-                    <a:blip r:embed="rId30">
+                    <a:blip r:embed="rId35">
                       <a:extLst>
                         <a:ext uri="{28A0092B-C50C-407E-A947-70E740481C1C}">
                           <a14:useLocalDpi xmlns:a14="http://schemas.microsoft.com/office/drawing/2010/main" val="0"/>
@@ -20343,7 +20407,7 @@
     </w:p>
     <w:p>
       <w:pPr>
-        <w:pStyle w:val="af9"/>
+        <w:pStyle w:val="a0"/>
         <w:rPr>
           <w:szCs w:val="28"/>
         </w:rPr>
@@ -20366,7 +20430,7 @@
     </w:p>
     <w:p>
       <w:pPr>
-        <w:pStyle w:val="afa"/>
+        <w:pStyle w:val="a1"/>
       </w:pPr>
       <w:r>
         <w:t>Далее было проведено тестирование изменения записи в расписании</w:t>
@@ -20417,7 +20481,7 @@
                     <pic:cNvPicPr/>
                   </pic:nvPicPr>
                   <pic:blipFill>
-                    <a:blip r:embed="rId31">
+                    <a:blip r:embed="rId36">
                       <a:extLst>
                         <a:ext uri="{28A0092B-C50C-407E-A947-70E740481C1C}">
                           <a14:useLocalDpi xmlns:a14="http://schemas.microsoft.com/office/drawing/2010/main" val="0"/>
@@ -20446,7 +20510,7 @@
     </w:p>
     <w:p>
       <w:pPr>
-        <w:pStyle w:val="af9"/>
+        <w:pStyle w:val="a0"/>
         <w:rPr>
           <w:szCs w:val="28"/>
         </w:rPr>
@@ -20499,7 +20563,7 @@
                     <pic:cNvPicPr/>
                   </pic:nvPicPr>
                   <pic:blipFill>
-                    <a:blip r:embed="rId32">
+                    <a:blip r:embed="rId37">
                       <a:extLst>
                         <a:ext uri="{28A0092B-C50C-407E-A947-70E740481C1C}">
                           <a14:useLocalDpi xmlns:a14="http://schemas.microsoft.com/office/drawing/2010/main" val="0"/>
@@ -20528,7 +20592,7 @@
     </w:p>
     <w:p>
       <w:pPr>
-        <w:pStyle w:val="af9"/>
+        <w:pStyle w:val="a0"/>
       </w:pPr>
       <w:r>
         <w:t xml:space="preserve">Рисунок 4.10 </w:t>
@@ -20586,7 +20650,7 @@
                     <pic:cNvPicPr/>
                   </pic:nvPicPr>
                   <pic:blipFill>
-                    <a:blip r:embed="rId33">
+                    <a:blip r:embed="rId38">
                       <a:extLst>
                         <a:ext uri="{28A0092B-C50C-407E-A947-70E740481C1C}">
                           <a14:useLocalDpi xmlns:a14="http://schemas.microsoft.com/office/drawing/2010/main" val="0"/>
@@ -20615,7 +20679,7 @@
     </w:p>
     <w:p>
       <w:pPr>
-        <w:pStyle w:val="afe"/>
+        <w:pStyle w:val="a4"/>
       </w:pPr>
       <w:r>
         <w:t>Рисунок 4.11 — Тестирование подтверждения удаления</w:t>
@@ -20652,7 +20716,7 @@
                     <pic:cNvPicPr/>
                   </pic:nvPicPr>
                   <pic:blipFill>
-                    <a:blip r:embed="rId34">
+                    <a:blip r:embed="rId39">
                       <a:extLst>
                         <a:ext uri="{28A0092B-C50C-407E-A947-70E740481C1C}">
                           <a14:useLocalDpi xmlns:a14="http://schemas.microsoft.com/office/drawing/2010/main" val="0"/>
@@ -20681,7 +20745,7 @@
     </w:p>
     <w:p>
       <w:pPr>
-        <w:pStyle w:val="afe"/>
+        <w:pStyle w:val="a4"/>
       </w:pPr>
       <w:r>
         <w:t>Рисунок 4.12 — Корректн</w:t>
@@ -20698,7 +20762,7 @@
     </w:p>
     <w:p>
       <w:pPr>
-        <w:pStyle w:val="afa"/>
+        <w:pStyle w:val="a1"/>
       </w:pPr>
       <w:r>
         <w:t>Далее было проведено тестирование редактирования тега, которое включало изменение названия и цвета</w:t>
@@ -20741,7 +20805,7 @@
                     <pic:cNvPicPr/>
                   </pic:nvPicPr>
                   <pic:blipFill>
-                    <a:blip r:embed="rId35">
+                    <a:blip r:embed="rId40">
                       <a:extLst>
                         <a:ext uri="{28A0092B-C50C-407E-A947-70E740481C1C}">
                           <a14:useLocalDpi xmlns:a14="http://schemas.microsoft.com/office/drawing/2010/main" val="0"/>
@@ -20770,7 +20834,7 @@
     </w:p>
     <w:p>
       <w:pPr>
-        <w:pStyle w:val="afe"/>
+        <w:pStyle w:val="a4"/>
       </w:pPr>
       <w:r>
         <w:t>Рисунок 4.13 — Тестирование изменения тега</w:t>
@@ -20816,7 +20880,7 @@
                     <pic:cNvPicPr/>
                   </pic:nvPicPr>
                   <pic:blipFill>
-                    <a:blip r:embed="rId36" cstate="print">
+                    <a:blip r:embed="rId41" cstate="print">
                       <a:extLst>
                         <a:ext uri="{28A0092B-C50C-407E-A947-70E740481C1C}">
                           <a14:useLocalDpi xmlns:a14="http://schemas.microsoft.com/office/drawing/2010/main" val="0"/>
@@ -20845,7 +20909,7 @@
     </w:p>
     <w:p>
       <w:pPr>
-        <w:pStyle w:val="afe"/>
+        <w:pStyle w:val="a4"/>
       </w:pPr>
       <w:r>
         <w:t>Рисунок 4.14 — Корректное отображение изменённого тега на странице тегов</w:t>
@@ -20890,7 +20954,7 @@
                     <pic:cNvPicPr/>
                   </pic:nvPicPr>
                   <pic:blipFill>
-                    <a:blip r:embed="rId37">
+                    <a:blip r:embed="rId42">
                       <a:extLst>
                         <a:ext uri="{28A0092B-C50C-407E-A947-70E740481C1C}">
                           <a14:useLocalDpi xmlns:a14="http://schemas.microsoft.com/office/drawing/2010/main" val="0"/>
@@ -20919,7 +20983,7 @@
     </w:p>
     <w:p>
       <w:pPr>
-        <w:pStyle w:val="afe"/>
+        <w:pStyle w:val="a4"/>
       </w:pPr>
       <w:r>
         <w:t>Рисунок 4.15 — Корректное отображение изменённого тега на странице расписание и корректная фильтрация по дню недели</w:t>
@@ -20964,7 +21028,7 @@
                     <pic:cNvPicPr/>
                   </pic:nvPicPr>
                   <pic:blipFill>
-                    <a:blip r:embed="rId38" cstate="print">
+                    <a:blip r:embed="rId43" cstate="print">
                       <a:extLst>
                         <a:ext uri="{28A0092B-C50C-407E-A947-70E740481C1C}">
                           <a14:useLocalDpi xmlns:a14="http://schemas.microsoft.com/office/drawing/2010/main" val="0"/>
@@ -20993,7 +21057,7 @@
     </w:p>
     <w:p>
       <w:pPr>
-        <w:pStyle w:val="afe"/>
+        <w:pStyle w:val="a4"/>
       </w:pPr>
       <w:r>
         <w:t>Рисунок 4.16 — Тестирование удаления тега</w:t>
@@ -21031,7 +21095,7 @@
                     <pic:cNvPicPr/>
                   </pic:nvPicPr>
                   <pic:blipFill>
-                    <a:blip r:embed="rId39" cstate="print">
+                    <a:blip r:embed="rId44" cstate="print">
                       <a:extLst>
                         <a:ext uri="{28A0092B-C50C-407E-A947-70E740481C1C}">
                           <a14:useLocalDpi xmlns:a14="http://schemas.microsoft.com/office/drawing/2010/main" val="0"/>
@@ -21060,7 +21124,7 @@
     </w:p>
     <w:p>
       <w:pPr>
-        <w:pStyle w:val="afe"/>
+        <w:pStyle w:val="a4"/>
       </w:pPr>
       <w:r>
         <w:t>Рисунок 4.17 — Корректное отображение страницы тегов после удаления тега</w:t>
@@ -21097,7 +21161,7 @@
                     <pic:cNvPicPr/>
                   </pic:nvPicPr>
                   <pic:blipFill>
-                    <a:blip r:embed="rId40">
+                    <a:blip r:embed="rId45">
                       <a:extLst>
                         <a:ext uri="{28A0092B-C50C-407E-A947-70E740481C1C}">
                           <a14:useLocalDpi xmlns:a14="http://schemas.microsoft.com/office/drawing/2010/main" val="0"/>
@@ -21126,7 +21190,7 @@
     </w:p>
     <w:p>
       <w:pPr>
-        <w:pStyle w:val="afe"/>
+        <w:pStyle w:val="a4"/>
       </w:pPr>
       <w:r>
         <w:t>Рисунок 4.18 — Корректное отображение страницы расписания после удаления тега</w:t>
@@ -21134,17 +21198,17 @@
     </w:p>
     <w:p>
       <w:pPr>
-        <w:pStyle w:val="3"/>
-      </w:pPr>
-      <w:bookmarkStart w:id="34" w:name="_Toc217115844"/>
+        <w:pStyle w:val="Heading3"/>
+      </w:pPr>
+      <w:bookmarkStart w:id="36" w:name="_Toc217115844"/>
       <w:r>
         <w:t>4.2 Итоги тестирования</w:t>
       </w:r>
-      <w:bookmarkEnd w:id="34"/>
-    </w:p>
-    <w:p>
-      <w:pPr>
-        <w:pStyle w:val="afa"/>
+      <w:bookmarkEnd w:id="36"/>
+    </w:p>
+    <w:p>
+      <w:pPr>
+        <w:pStyle w:val="a1"/>
       </w:pPr>
       <w:r>
         <w:t xml:space="preserve">По результатам выполнения тестирования подтверждена корректная работа основного функционала веб-приложения, связанного с управлением записями </w:t>
@@ -21164,19 +21228,19 @@
     </w:p>
     <w:p>
       <w:pPr>
-        <w:pStyle w:val="afa"/>
-      </w:pPr>
-    </w:p>
-    <w:p>
-      <w:pPr>
-        <w:pStyle w:val="1"/>
-      </w:pPr>
-      <w:bookmarkStart w:id="35" w:name="_Toc217115845"/>
+        <w:pStyle w:val="a1"/>
+      </w:pPr>
+    </w:p>
+    <w:p>
+      <w:pPr>
+        <w:pStyle w:val="Heading1"/>
+      </w:pPr>
+      <w:bookmarkStart w:id="37" w:name="_Toc217115845"/>
       <w:r>
         <w:lastRenderedPageBreak/>
         <w:t>ЗАКЛЮЧЕНИЕ</w:t>
       </w:r>
-      <w:bookmarkEnd w:id="35"/>
+      <w:bookmarkEnd w:id="37"/>
     </w:p>
     <w:p>
       <w:pPr>
@@ -21236,7 +21300,7 @@
         <w:t xml:space="preserve">. Для демонстрации проделанной работы подготовлена презентация. </w:t>
       </w:r>
       <w:r>
-        <w:t>Цель работы была достигнута. В</w:t>
+        <w:t>В</w:t>
       </w:r>
       <w:r>
         <w:t>се поставленные задачи выполнены</w:t>
@@ -21244,13 +21308,22 @@
       <w:r>
         <w:t>.</w:t>
       </w:r>
-      <w:bookmarkStart w:id="36" w:name="_Toc150708566"/>
-    </w:p>
-    <w:p>
-      <w:pPr>
-        <w:pStyle w:val="1"/>
-      </w:pPr>
-      <w:bookmarkStart w:id="37" w:name="_Toc217115846"/>
+      <w:bookmarkStart w:id="38" w:name="_Toc150708566"/>
+      <w:r>
+        <w:t xml:space="preserve"> Цель </w:t>
+      </w:r>
+      <w:r>
+        <w:t xml:space="preserve">работы </w:t>
+      </w:r>
+      <w:r>
+        <w:t>достигнута.</w:t>
+      </w:r>
+    </w:p>
+    <w:p>
+      <w:pPr>
+        <w:pStyle w:val="Heading1"/>
+      </w:pPr>
+      <w:bookmarkStart w:id="39" w:name="_Toc217115846"/>
       <w:r>
         <w:lastRenderedPageBreak/>
         <w:t xml:space="preserve">СПИСОК </w:t>
@@ -21261,8 +21334,8 @@
       <w:r>
         <w:t xml:space="preserve"> ИСТОЧНИКОВ</w:t>
       </w:r>
-      <w:bookmarkEnd w:id="36"/>
-      <w:bookmarkEnd w:id="37"/>
+      <w:bookmarkEnd w:id="38"/>
+      <w:bookmarkEnd w:id="39"/>
     </w:p>
     <w:p>
       <w:pPr>
@@ -23630,18 +23703,18 @@
     </w:p>
     <w:p>
       <w:pPr>
-        <w:pStyle w:val="1"/>
-      </w:pPr>
-      <w:bookmarkStart w:id="38" w:name="_Toc217115847"/>
+        <w:pStyle w:val="Heading1"/>
+      </w:pPr>
+      <w:bookmarkStart w:id="40" w:name="_Toc217115847"/>
       <w:r>
         <w:lastRenderedPageBreak/>
         <w:t>ПРИЛОЖЕНИЕ</w:t>
       </w:r>
-      <w:bookmarkEnd w:id="38"/>
-    </w:p>
-    <w:p>
-      <w:pPr>
-        <w:pStyle w:val="af8"/>
+      <w:bookmarkEnd w:id="40"/>
+    </w:p>
+    <w:p>
+      <w:pPr>
+        <w:pStyle w:val="a"/>
         <w:jc w:val="center"/>
       </w:pPr>
       <w:r>
@@ -23686,7 +23759,7 @@
     </w:p>
     <w:tbl>
       <w:tblPr>
-        <w:tblStyle w:val="ad"/>
+        <w:tblStyle w:val="TableGrid"/>
         <w:tblW w:w="9351" w:type="dxa"/>
         <w:tblInd w:w="0" w:type="dxa"/>
         <w:tblLayout w:type="fixed"/>
@@ -25659,9 +25732,9 @@
     </w:tbl>
     <w:p/>
     <w:sectPr>
-      <w:footerReference w:type="default" r:id="rId41"/>
+      <w:footerReference w:type="default" r:id="rId46"/>
       <w:pgSz w:w="11906" w:h="16838"/>
-      <w:pgMar w:top="1134" w:right="850" w:bottom="1134" w:left="1701" w:header="708" w:footer="708" w:gutter="0"/>
+      <w:pgMar w:top="1134" w:right="851" w:bottom="1134" w:left="1701" w:header="709" w:footer="709" w:gutter="0"/>
       <w:cols w:space="708"/>
       <w:docGrid w:linePitch="381"/>
     </w:sectPr>
@@ -25698,10 +25771,20 @@
 
 <file path=word/footer1.xml><?xml version="1.0" encoding="utf-8"?>
 <w:ftr xmlns:wpc="http://schemas.microsoft.com/office/word/2010/wordprocessingCanvas" xmlns:cx="http://schemas.microsoft.com/office/drawing/2014/chartex" xmlns:cx1="http://schemas.microsoft.com/office/drawing/2015/9/8/chartex" xmlns:cx2="http://schemas.microsoft.com/office/drawing/2015/10/21/chartex" xmlns:cx3="http://schemas.microsoft.com/office/drawing/2016/5/9/chartex" xmlns:cx4="http://schemas.microsoft.com/office/drawing/2016/5/10/chartex" xmlns:cx5="http://schemas.microsoft.com/office/drawing/2016/5/11/chartex" xmlns:cx6="http://schemas.microsoft.com/office/drawing/2016/5/12/chartex" xmlns:cx7="http://schemas.microsoft.com/office/drawing/2016/5/13/chartex" xmlns:cx8="http://schemas.microsoft.com/office/drawing/2016/5/14/chartex" xmlns:mc="http://schemas.openxmlformats.org/markup-compatibility/2006" xmlns:aink="http://schemas.microsoft.com/office/drawing/2016/ink" xmlns:am3d="http://schemas.microsoft.com/office/drawing/2017/model3d" xmlns:o="urn:schemas-microsoft-com:office:office" xmlns:r="http://schemas.openxmlformats.org/officeDocument/2006/relationships" xmlns:m="http://schemas.openxmlformats.org/officeDocument/2006/math" xmlns:v="urn:schemas-microsoft-com:vml" xmlns:wp14="http://schemas.microsoft.com/office/word/2010/wordprocessingDrawing" xmlns:wp="http://schemas.openxmlformats.org/drawingml/2006/wordprocessingDrawing" xmlns:w10="urn:schemas-microsoft-com:office:word" xmlns:w="http://schemas.openxmlformats.org/wordprocessingml/2006/main" xmlns:w14="http://schemas.microsoft.com/office/word/2010/wordml" xmlns:w15="http://schemas.microsoft.com/office/word/2012/wordml" xmlns:w16cex="http://schemas.microsoft.com/office/word/2018/wordml/cex" xmlns:w16cid="http://schemas.microsoft.com/office/word/2016/wordml/cid" xmlns:w16="http://schemas.microsoft.com/office/word/2018/wordml" xmlns:w16sdtdh="http://schemas.microsoft.com/office/word/2020/wordml/sdtdatahash" xmlns:w16se="http://schemas.microsoft.com/office/word/2015/wordml/symex" xmlns:wpg="http://schemas.microsoft.com/office/word/2010/wordprocessingGroup" xmlns:wpi="http://schemas.microsoft.com/office/word/2010/wordprocessingInk" xmlns:wne="http://schemas.microsoft.com/office/word/2006/wordml" xmlns:wps="http://schemas.microsoft.com/office/word/2010/wordprocessingShape" mc:Ignorable="w14 w15 w16se w16cid w16 w16cex w16sdtdh wp14">
+  <w:p>
+    <w:pPr>
+      <w:pStyle w:val="Footer"/>
+    </w:pPr>
+  </w:p>
+</w:ftr>
+</file>
+
+<file path=word/footer2.xml><?xml version="1.0" encoding="utf-8"?>
+<w:ftr xmlns:wpc="http://schemas.microsoft.com/office/word/2010/wordprocessingCanvas" xmlns:cx="http://schemas.microsoft.com/office/drawing/2014/chartex" xmlns:cx1="http://schemas.microsoft.com/office/drawing/2015/9/8/chartex" xmlns:cx2="http://schemas.microsoft.com/office/drawing/2015/10/21/chartex" xmlns:cx3="http://schemas.microsoft.com/office/drawing/2016/5/9/chartex" xmlns:cx4="http://schemas.microsoft.com/office/drawing/2016/5/10/chartex" xmlns:cx5="http://schemas.microsoft.com/office/drawing/2016/5/11/chartex" xmlns:cx6="http://schemas.microsoft.com/office/drawing/2016/5/12/chartex" xmlns:cx7="http://schemas.microsoft.com/office/drawing/2016/5/13/chartex" xmlns:cx8="http://schemas.microsoft.com/office/drawing/2016/5/14/chartex" xmlns:mc="http://schemas.openxmlformats.org/markup-compatibility/2006" xmlns:aink="http://schemas.microsoft.com/office/drawing/2016/ink" xmlns:am3d="http://schemas.microsoft.com/office/drawing/2017/model3d" xmlns:o="urn:schemas-microsoft-com:office:office" xmlns:r="http://schemas.openxmlformats.org/officeDocument/2006/relationships" xmlns:m="http://schemas.openxmlformats.org/officeDocument/2006/math" xmlns:v="urn:schemas-microsoft-com:vml" xmlns:wp14="http://schemas.microsoft.com/office/word/2010/wordprocessingDrawing" xmlns:wp="http://schemas.openxmlformats.org/drawingml/2006/wordprocessingDrawing" xmlns:w10="urn:schemas-microsoft-com:office:word" xmlns:w="http://schemas.openxmlformats.org/wordprocessingml/2006/main" xmlns:w14="http://schemas.microsoft.com/office/word/2010/wordml" xmlns:w15="http://schemas.microsoft.com/office/word/2012/wordml" xmlns:w16cex="http://schemas.microsoft.com/office/word/2018/wordml/cex" xmlns:w16cid="http://schemas.microsoft.com/office/word/2016/wordml/cid" xmlns:w16="http://schemas.microsoft.com/office/word/2018/wordml" xmlns:w16sdtdh="http://schemas.microsoft.com/office/word/2020/wordml/sdtdatahash" xmlns:w16se="http://schemas.microsoft.com/office/word/2015/wordml/symex" xmlns:wpg="http://schemas.microsoft.com/office/word/2010/wordprocessingGroup" xmlns:wpi="http://schemas.microsoft.com/office/word/2010/wordprocessingInk" xmlns:wne="http://schemas.microsoft.com/office/word/2006/wordml" xmlns:wps="http://schemas.microsoft.com/office/word/2010/wordprocessingShape" mc:Ignorable="w14 w15 w16se w16cid w16 w16cex w16sdtdh wp14">
   <w:sdt>
     <w:sdtPr>
       <w:rPr>
-        <w:rStyle w:val="afc"/>
+        <w:rStyle w:val="PageNumber"/>
       </w:rPr>
       <w:id w:val="-204327468"/>
       <w:docPartObj>
@@ -25711,46 +25794,46 @@
     </w:sdtPr>
     <w:sdtEndPr>
       <w:rPr>
-        <w:rStyle w:val="afc"/>
+        <w:rStyle w:val="PageNumber"/>
       </w:rPr>
     </w:sdtEndPr>
     <w:sdtContent>
       <w:p>
         <w:pPr>
-          <w:pStyle w:val="a5"/>
+          <w:pStyle w:val="Footer"/>
           <w:framePr w:wrap="none" w:vAnchor="text" w:hAnchor="margin" w:xAlign="center" w:y="1"/>
           <w:rPr>
-            <w:rStyle w:val="afc"/>
+            <w:rStyle w:val="PageNumber"/>
           </w:rPr>
         </w:pPr>
         <w:r>
           <w:rPr>
-            <w:rStyle w:val="afc"/>
+            <w:rStyle w:val="PageNumber"/>
           </w:rPr>
           <w:fldChar w:fldCharType="begin"/>
         </w:r>
         <w:r>
           <w:rPr>
-            <w:rStyle w:val="afc"/>
+            <w:rStyle w:val="PageNumber"/>
           </w:rPr>
           <w:instrText xml:space="preserve"> PAGE </w:instrText>
         </w:r>
         <w:r>
           <w:rPr>
-            <w:rStyle w:val="afc"/>
+            <w:rStyle w:val="PageNumber"/>
           </w:rPr>
           <w:fldChar w:fldCharType="separate"/>
         </w:r>
         <w:r>
           <w:rPr>
-            <w:rStyle w:val="afc"/>
+            <w:rStyle w:val="PageNumber"/>
             <w:noProof/>
           </w:rPr>
           <w:t>5</w:t>
         </w:r>
         <w:r>
           <w:rPr>
-            <w:rStyle w:val="afc"/>
+            <w:rStyle w:val="PageNumber"/>
           </w:rPr>
           <w:fldChar w:fldCharType="end"/>
         </w:r>
@@ -25759,14 +25842,24 @@
   </w:sdt>
   <w:p>
     <w:pPr>
-      <w:pStyle w:val="a5"/>
+      <w:pStyle w:val="Footer"/>
       <w:jc w:val="center"/>
     </w:pPr>
   </w:p>
 </w:ftr>
 </file>
 
-<file path=word/footer2.xml><?xml version="1.0" encoding="utf-8"?>
+<file path=word/footer3.xml><?xml version="1.0" encoding="utf-8"?>
+<w:ftr xmlns:wpc="http://schemas.microsoft.com/office/word/2010/wordprocessingCanvas" xmlns:cx="http://schemas.microsoft.com/office/drawing/2014/chartex" xmlns:cx1="http://schemas.microsoft.com/office/drawing/2015/9/8/chartex" xmlns:cx2="http://schemas.microsoft.com/office/drawing/2015/10/21/chartex" xmlns:cx3="http://schemas.microsoft.com/office/drawing/2016/5/9/chartex" xmlns:cx4="http://schemas.microsoft.com/office/drawing/2016/5/10/chartex" xmlns:cx5="http://schemas.microsoft.com/office/drawing/2016/5/11/chartex" xmlns:cx6="http://schemas.microsoft.com/office/drawing/2016/5/12/chartex" xmlns:cx7="http://schemas.microsoft.com/office/drawing/2016/5/13/chartex" xmlns:cx8="http://schemas.microsoft.com/office/drawing/2016/5/14/chartex" xmlns:mc="http://schemas.openxmlformats.org/markup-compatibility/2006" xmlns:aink="http://schemas.microsoft.com/office/drawing/2016/ink" xmlns:am3d="http://schemas.microsoft.com/office/drawing/2017/model3d" xmlns:o="urn:schemas-microsoft-com:office:office" xmlns:r="http://schemas.openxmlformats.org/officeDocument/2006/relationships" xmlns:m="http://schemas.openxmlformats.org/officeDocument/2006/math" xmlns:v="urn:schemas-microsoft-com:vml" xmlns:wp14="http://schemas.microsoft.com/office/word/2010/wordprocessingDrawing" xmlns:wp="http://schemas.openxmlformats.org/drawingml/2006/wordprocessingDrawing" xmlns:w10="urn:schemas-microsoft-com:office:word" xmlns:w="http://schemas.openxmlformats.org/wordprocessingml/2006/main" xmlns:w14="http://schemas.microsoft.com/office/word/2010/wordml" xmlns:w15="http://schemas.microsoft.com/office/word/2012/wordml" xmlns:w16cex="http://schemas.microsoft.com/office/word/2018/wordml/cex" xmlns:w16cid="http://schemas.microsoft.com/office/word/2016/wordml/cid" xmlns:w16="http://schemas.microsoft.com/office/word/2018/wordml" xmlns:w16sdtdh="http://schemas.microsoft.com/office/word/2020/wordml/sdtdatahash" xmlns:w16se="http://schemas.microsoft.com/office/word/2015/wordml/symex" xmlns:wpg="http://schemas.microsoft.com/office/word/2010/wordprocessingGroup" xmlns:wpi="http://schemas.microsoft.com/office/word/2010/wordprocessingInk" xmlns:wne="http://schemas.microsoft.com/office/word/2006/wordml" xmlns:wps="http://schemas.microsoft.com/office/word/2010/wordprocessingShape" mc:Ignorable="w14 w15 w16se w16cid w16 w16cex w16sdtdh wp14">
+  <w:p>
+    <w:pPr>
+      <w:pStyle w:val="Footer"/>
+    </w:pPr>
+  </w:p>
+</w:ftr>
+</file>
+
+<file path=word/footer4.xml><?xml version="1.0" encoding="utf-8"?>
 <w:ftr xmlns:wpc="http://schemas.microsoft.com/office/word/2010/wordprocessingCanvas" xmlns:cx="http://schemas.microsoft.com/office/drawing/2014/chartex" xmlns:cx1="http://schemas.microsoft.com/office/drawing/2015/9/8/chartex" xmlns:cx2="http://schemas.microsoft.com/office/drawing/2015/10/21/chartex" xmlns:cx3="http://schemas.microsoft.com/office/drawing/2016/5/9/chartex" xmlns:cx4="http://schemas.microsoft.com/office/drawing/2016/5/10/chartex" xmlns:cx5="http://schemas.microsoft.com/office/drawing/2016/5/11/chartex" xmlns:cx6="http://schemas.microsoft.com/office/drawing/2016/5/12/chartex" xmlns:cx7="http://schemas.microsoft.com/office/drawing/2016/5/13/chartex" xmlns:cx8="http://schemas.microsoft.com/office/drawing/2016/5/14/chartex" xmlns:mc="http://schemas.openxmlformats.org/markup-compatibility/2006" xmlns:aink="http://schemas.microsoft.com/office/drawing/2016/ink" xmlns:am3d="http://schemas.microsoft.com/office/drawing/2017/model3d" xmlns:o="urn:schemas-microsoft-com:office:office" xmlns:r="http://schemas.openxmlformats.org/officeDocument/2006/relationships" xmlns:m="http://schemas.openxmlformats.org/officeDocument/2006/math" xmlns:v="urn:schemas-microsoft-com:vml" xmlns:wp14="http://schemas.microsoft.com/office/word/2010/wordprocessingDrawing" xmlns:wp="http://schemas.openxmlformats.org/drawingml/2006/wordprocessingDrawing" xmlns:w10="urn:schemas-microsoft-com:office:word" xmlns:w="http://schemas.openxmlformats.org/wordprocessingml/2006/main" xmlns:w14="http://schemas.microsoft.com/office/word/2010/wordml" xmlns:w15="http://schemas.microsoft.com/office/word/2012/wordml" xmlns:w16cex="http://schemas.microsoft.com/office/word/2018/wordml/cex" xmlns:w16cid="http://schemas.microsoft.com/office/word/2016/wordml/cid" xmlns:w16="http://schemas.microsoft.com/office/word/2018/wordml" xmlns:w16sdtdh="http://schemas.microsoft.com/office/word/2020/wordml/sdtdatahash" xmlns:w16se="http://schemas.microsoft.com/office/word/2015/wordml/symex" xmlns:wpg="http://schemas.microsoft.com/office/word/2010/wordprocessingGroup" xmlns:wpi="http://schemas.microsoft.com/office/word/2010/wordprocessingInk" xmlns:wne="http://schemas.microsoft.com/office/word/2006/wordml" xmlns:wps="http://schemas.microsoft.com/office/word/2010/wordprocessingShape" mc:Ignorable="w14 w15 w16se w16cid w16 w16cex w16sdtdh wp14">
   <w:sdt>
     <w:sdtPr>
@@ -25780,7 +25873,7 @@
     <w:sdtContent>
       <w:p>
         <w:pPr>
-          <w:pStyle w:val="a5"/>
+          <w:pStyle w:val="Footer"/>
           <w:jc w:val="center"/>
         </w:pPr>
         <w:r>
@@ -25803,18 +25896,18 @@
   </w:sdt>
   <w:p>
     <w:pPr>
-      <w:pStyle w:val="a5"/>
+      <w:pStyle w:val="Footer"/>
     </w:pPr>
   </w:p>
 </w:ftr>
 </file>
 
-<file path=word/footer3.xml><?xml version="1.0" encoding="utf-8"?>
+<file path=word/footer5.xml><?xml version="1.0" encoding="utf-8"?>
 <w:ftr xmlns:wpc="http://schemas.microsoft.com/office/word/2010/wordprocessingCanvas" xmlns:cx="http://schemas.microsoft.com/office/drawing/2014/chartex" xmlns:cx1="http://schemas.microsoft.com/office/drawing/2015/9/8/chartex" xmlns:cx2="http://schemas.microsoft.com/office/drawing/2015/10/21/chartex" xmlns:cx3="http://schemas.microsoft.com/office/drawing/2016/5/9/chartex" xmlns:cx4="http://schemas.microsoft.com/office/drawing/2016/5/10/chartex" xmlns:cx5="http://schemas.microsoft.com/office/drawing/2016/5/11/chartex" xmlns:cx6="http://schemas.microsoft.com/office/drawing/2016/5/12/chartex" xmlns:cx7="http://schemas.microsoft.com/office/drawing/2016/5/13/chartex" xmlns:cx8="http://schemas.microsoft.com/office/drawing/2016/5/14/chartex" xmlns:mc="http://schemas.openxmlformats.org/markup-compatibility/2006" xmlns:aink="http://schemas.microsoft.com/office/drawing/2016/ink" xmlns:am3d="http://schemas.microsoft.com/office/drawing/2017/model3d" xmlns:o="urn:schemas-microsoft-com:office:office" xmlns:r="http://schemas.openxmlformats.org/officeDocument/2006/relationships" xmlns:m="http://schemas.openxmlformats.org/officeDocument/2006/math" xmlns:v="urn:schemas-microsoft-com:vml" xmlns:wp14="http://schemas.microsoft.com/office/word/2010/wordprocessingDrawing" xmlns:wp="http://schemas.openxmlformats.org/drawingml/2006/wordprocessingDrawing" xmlns:w10="urn:schemas-microsoft-com:office:word" xmlns:w="http://schemas.openxmlformats.org/wordprocessingml/2006/main" xmlns:w14="http://schemas.microsoft.com/office/word/2010/wordml" xmlns:w15="http://schemas.microsoft.com/office/word/2012/wordml" xmlns:w16cex="http://schemas.microsoft.com/office/word/2018/wordml/cex" xmlns:w16cid="http://schemas.microsoft.com/office/word/2016/wordml/cid" xmlns:w16="http://schemas.microsoft.com/office/word/2018/wordml" xmlns:w16sdtdh="http://schemas.microsoft.com/office/word/2020/wordml/sdtdatahash" xmlns:w16se="http://schemas.microsoft.com/office/word/2015/wordml/symex" xmlns:wpg="http://schemas.microsoft.com/office/word/2010/wordprocessingGroup" xmlns:wpi="http://schemas.microsoft.com/office/word/2010/wordprocessingInk" xmlns:wne="http://schemas.microsoft.com/office/word/2006/wordml" xmlns:wps="http://schemas.microsoft.com/office/word/2010/wordprocessingShape" mc:Ignorable="w14 w15 w16se w16cid w16 w16cex w16sdtdh wp14">
   <w:sdt>
     <w:sdtPr>
       <w:rPr>
-        <w:rStyle w:val="afc"/>
+        <w:rStyle w:val="PageNumber"/>
       </w:rPr>
       <w:id w:val="26614894"/>
       <w:docPartObj>
@@ -25824,46 +25917,46 @@
     </w:sdtPr>
     <w:sdtEndPr>
       <w:rPr>
-        <w:rStyle w:val="afc"/>
+        <w:rStyle w:val="PageNumber"/>
       </w:rPr>
     </w:sdtEndPr>
     <w:sdtContent>
       <w:p>
         <w:pPr>
-          <w:pStyle w:val="a5"/>
+          <w:pStyle w:val="Footer"/>
           <w:framePr w:wrap="none" w:vAnchor="text" w:hAnchor="margin" w:xAlign="center" w:y="1"/>
           <w:rPr>
-            <w:rStyle w:val="afc"/>
+            <w:rStyle w:val="PageNumber"/>
           </w:rPr>
         </w:pPr>
         <w:r>
           <w:rPr>
-            <w:rStyle w:val="afc"/>
+            <w:rStyle w:val="PageNumber"/>
           </w:rPr>
           <w:fldChar w:fldCharType="begin"/>
         </w:r>
         <w:r>
           <w:rPr>
-            <w:rStyle w:val="afc"/>
+            <w:rStyle w:val="PageNumber"/>
           </w:rPr>
           <w:instrText xml:space="preserve"> PAGE </w:instrText>
         </w:r>
         <w:r>
           <w:rPr>
-            <w:rStyle w:val="afc"/>
+            <w:rStyle w:val="PageNumber"/>
           </w:rPr>
           <w:fldChar w:fldCharType="separate"/>
         </w:r>
         <w:r>
           <w:rPr>
-            <w:rStyle w:val="afc"/>
+            <w:rStyle w:val="PageNumber"/>
             <w:noProof/>
           </w:rPr>
           <w:t>6</w:t>
         </w:r>
         <w:r>
           <w:rPr>
-            <w:rStyle w:val="afc"/>
+            <w:rStyle w:val="PageNumber"/>
           </w:rPr>
           <w:fldChar w:fldCharType="end"/>
         </w:r>
@@ -25872,7 +25965,7 @@
   </w:sdt>
   <w:p>
     <w:pPr>
-      <w:pStyle w:val="a5"/>
+      <w:pStyle w:val="Footer"/>
       <w:rPr>
         <w:lang w:val="en-US"/>
       </w:rPr>
@@ -25881,11 +25974,11 @@
 </w:ftr>
 </file>
 
-<file path=word/footer4.xml><?xml version="1.0" encoding="utf-8"?>
+<file path=word/footer6.xml><?xml version="1.0" encoding="utf-8"?>
 <w:ftr xmlns:wpc="http://schemas.microsoft.com/office/word/2010/wordprocessingCanvas" xmlns:cx="http://schemas.microsoft.com/office/drawing/2014/chartex" xmlns:cx1="http://schemas.microsoft.com/office/drawing/2015/9/8/chartex" xmlns:cx2="http://schemas.microsoft.com/office/drawing/2015/10/21/chartex" xmlns:cx3="http://schemas.microsoft.com/office/drawing/2016/5/9/chartex" xmlns:cx4="http://schemas.microsoft.com/office/drawing/2016/5/10/chartex" xmlns:cx5="http://schemas.microsoft.com/office/drawing/2016/5/11/chartex" xmlns:cx6="http://schemas.microsoft.com/office/drawing/2016/5/12/chartex" xmlns:cx7="http://schemas.microsoft.com/office/drawing/2016/5/13/chartex" xmlns:cx8="http://schemas.microsoft.com/office/drawing/2016/5/14/chartex" xmlns:mc="http://schemas.openxmlformats.org/markup-compatibility/2006" xmlns:aink="http://schemas.microsoft.com/office/drawing/2016/ink" xmlns:am3d="http://schemas.microsoft.com/office/drawing/2017/model3d" xmlns:o="urn:schemas-microsoft-com:office:office" xmlns:r="http://schemas.openxmlformats.org/officeDocument/2006/relationships" xmlns:m="http://schemas.openxmlformats.org/officeDocument/2006/math" xmlns:v="urn:schemas-microsoft-com:vml" xmlns:wp14="http://schemas.microsoft.com/office/word/2010/wordprocessingDrawing" xmlns:wp="http://schemas.openxmlformats.org/drawingml/2006/wordprocessingDrawing" xmlns:w10="urn:schemas-microsoft-com:office:word" xmlns:w="http://schemas.openxmlformats.org/wordprocessingml/2006/main" xmlns:w14="http://schemas.microsoft.com/office/word/2010/wordml" xmlns:w15="http://schemas.microsoft.com/office/word/2012/wordml" xmlns:w16cex="http://schemas.microsoft.com/office/word/2018/wordml/cex" xmlns:w16cid="http://schemas.microsoft.com/office/word/2016/wordml/cid" xmlns:w16="http://schemas.microsoft.com/office/word/2018/wordml" xmlns:w16sdtdh="http://schemas.microsoft.com/office/word/2020/wordml/sdtdatahash" xmlns:w16se="http://schemas.microsoft.com/office/word/2015/wordml/symex" xmlns:wpg="http://schemas.microsoft.com/office/word/2010/wordprocessingGroup" xmlns:wpi="http://schemas.microsoft.com/office/word/2010/wordprocessingInk" xmlns:wne="http://schemas.microsoft.com/office/word/2006/wordml" xmlns:wps="http://schemas.microsoft.com/office/word/2010/wordprocessingShape" mc:Ignorable="w14 w15 w16se w16cid w16 w16cex w16sdtdh wp14">
   <w:p>
     <w:pPr>
-      <w:pStyle w:val="a5"/>
+      <w:pStyle w:val="Footer"/>
       <w:jc w:val="center"/>
       <w:rPr>
         <w:lang w:val="en-US"/>
@@ -25900,7 +25993,7 @@
   </w:p>
   <w:p>
     <w:pPr>
-      <w:pStyle w:val="a5"/>
+      <w:pStyle w:val="Footer"/>
       <w:rPr>
         <w:lang w:val="en-US"/>
       </w:rPr>
@@ -25909,7 +26002,7 @@
 </w:ftr>
 </file>
 
-<file path=word/footer5.xml><?xml version="1.0" encoding="utf-8"?>
+<file path=word/footer7.xml><?xml version="1.0" encoding="utf-8"?>
 <w:ftr xmlns:wpc="http://schemas.microsoft.com/office/word/2010/wordprocessingCanvas" xmlns:cx="http://schemas.microsoft.com/office/drawing/2014/chartex" xmlns:cx1="http://schemas.microsoft.com/office/drawing/2015/9/8/chartex" xmlns:cx2="http://schemas.microsoft.com/office/drawing/2015/10/21/chartex" xmlns:cx3="http://schemas.microsoft.com/office/drawing/2016/5/9/chartex" xmlns:cx4="http://schemas.microsoft.com/office/drawing/2016/5/10/chartex" xmlns:cx5="http://schemas.microsoft.com/office/drawing/2016/5/11/chartex" xmlns:cx6="http://schemas.microsoft.com/office/drawing/2016/5/12/chartex" xmlns:cx7="http://schemas.microsoft.com/office/drawing/2016/5/13/chartex" xmlns:cx8="http://schemas.microsoft.com/office/drawing/2016/5/14/chartex" xmlns:mc="http://schemas.openxmlformats.org/markup-compatibility/2006" xmlns:aink="http://schemas.microsoft.com/office/drawing/2016/ink" xmlns:am3d="http://schemas.microsoft.com/office/drawing/2017/model3d" xmlns:o="urn:schemas-microsoft-com:office:office" xmlns:r="http://schemas.openxmlformats.org/officeDocument/2006/relationships" xmlns:m="http://schemas.openxmlformats.org/officeDocument/2006/math" xmlns:v="urn:schemas-microsoft-com:vml" xmlns:wp14="http://schemas.microsoft.com/office/word/2010/wordprocessingDrawing" xmlns:wp="http://schemas.openxmlformats.org/drawingml/2006/wordprocessingDrawing" xmlns:w10="urn:schemas-microsoft-com:office:word" xmlns:w="http://schemas.openxmlformats.org/wordprocessingml/2006/main" xmlns:w14="http://schemas.microsoft.com/office/word/2010/wordml" xmlns:w15="http://schemas.microsoft.com/office/word/2012/wordml" xmlns:w16cex="http://schemas.microsoft.com/office/word/2018/wordml/cex" xmlns:w16cid="http://schemas.microsoft.com/office/word/2016/wordml/cid" xmlns:w16="http://schemas.microsoft.com/office/word/2018/wordml" xmlns:w16sdtdh="http://schemas.microsoft.com/office/word/2020/wordml/sdtdatahash" xmlns:w16se="http://schemas.microsoft.com/office/word/2015/wordml/symex" xmlns:wpg="http://schemas.microsoft.com/office/word/2010/wordprocessingGroup" xmlns:wpi="http://schemas.microsoft.com/office/word/2010/wordprocessingInk" xmlns:wne="http://schemas.microsoft.com/office/word/2006/wordml" xmlns:wps="http://schemas.microsoft.com/office/word/2010/wordprocessingShape" mc:Ignorable="w14 w15 w16se w16cid w16 w16cex w16sdtdh wp14">
   <w:sdt>
     <w:sdtPr>
@@ -25923,7 +26016,7 @@
     <w:sdtContent>
       <w:p>
         <w:pPr>
-          <w:pStyle w:val="a5"/>
+          <w:pStyle w:val="Footer"/>
           <w:jc w:val="center"/>
         </w:pPr>
         <w:r>
@@ -25946,7 +26039,7 @@
   </w:sdt>
   <w:p>
     <w:pPr>
-      <w:pStyle w:val="a5"/>
+      <w:pStyle w:val="Footer"/>
     </w:pPr>
   </w:p>
   <w:p/>
@@ -25978,6 +26071,36 @@
     <w:p/>
   </w:footnote>
 </w:footnotes>
+</file>
+
+<file path=word/header1.xml><?xml version="1.0" encoding="utf-8"?>
+<w:hdr xmlns:wpc="http://schemas.microsoft.com/office/word/2010/wordprocessingCanvas" xmlns:cx="http://schemas.microsoft.com/office/drawing/2014/chartex" xmlns:cx1="http://schemas.microsoft.com/office/drawing/2015/9/8/chartex" xmlns:cx2="http://schemas.microsoft.com/office/drawing/2015/10/21/chartex" xmlns:cx3="http://schemas.microsoft.com/office/drawing/2016/5/9/chartex" xmlns:cx4="http://schemas.microsoft.com/office/drawing/2016/5/10/chartex" xmlns:cx5="http://schemas.microsoft.com/office/drawing/2016/5/11/chartex" xmlns:cx6="http://schemas.microsoft.com/office/drawing/2016/5/12/chartex" xmlns:cx7="http://schemas.microsoft.com/office/drawing/2016/5/13/chartex" xmlns:cx8="http://schemas.microsoft.com/office/drawing/2016/5/14/chartex" xmlns:mc="http://schemas.openxmlformats.org/markup-compatibility/2006" xmlns:aink="http://schemas.microsoft.com/office/drawing/2016/ink" xmlns:am3d="http://schemas.microsoft.com/office/drawing/2017/model3d" xmlns:o="urn:schemas-microsoft-com:office:office" xmlns:r="http://schemas.openxmlformats.org/officeDocument/2006/relationships" xmlns:m="http://schemas.openxmlformats.org/officeDocument/2006/math" xmlns:v="urn:schemas-microsoft-com:vml" xmlns:wp14="http://schemas.microsoft.com/office/word/2010/wordprocessingDrawing" xmlns:wp="http://schemas.openxmlformats.org/drawingml/2006/wordprocessingDrawing" xmlns:w10="urn:schemas-microsoft-com:office:word" xmlns:w="http://schemas.openxmlformats.org/wordprocessingml/2006/main" xmlns:w14="http://schemas.microsoft.com/office/word/2010/wordml" xmlns:w15="http://schemas.microsoft.com/office/word/2012/wordml" xmlns:w16cex="http://schemas.microsoft.com/office/word/2018/wordml/cex" xmlns:w16cid="http://schemas.microsoft.com/office/word/2016/wordml/cid" xmlns:w16="http://schemas.microsoft.com/office/word/2018/wordml" xmlns:w16sdtdh="http://schemas.microsoft.com/office/word/2020/wordml/sdtdatahash" xmlns:w16se="http://schemas.microsoft.com/office/word/2015/wordml/symex" xmlns:wpg="http://schemas.microsoft.com/office/word/2010/wordprocessingGroup" xmlns:wpi="http://schemas.microsoft.com/office/word/2010/wordprocessingInk" xmlns:wne="http://schemas.microsoft.com/office/word/2006/wordml" xmlns:wps="http://schemas.microsoft.com/office/word/2010/wordprocessingShape" mc:Ignorable="w14 w15 w16se w16cid w16 w16cex w16sdtdh wp14">
+  <w:p>
+    <w:pPr>
+      <w:pStyle w:val="Header"/>
+    </w:pPr>
+  </w:p>
+</w:hdr>
+</file>
+
+<file path=word/header2.xml><?xml version="1.0" encoding="utf-8"?>
+<w:hdr xmlns:wpc="http://schemas.microsoft.com/office/word/2010/wordprocessingCanvas" xmlns:cx="http://schemas.microsoft.com/office/drawing/2014/chartex" xmlns:cx1="http://schemas.microsoft.com/office/drawing/2015/9/8/chartex" xmlns:cx2="http://schemas.microsoft.com/office/drawing/2015/10/21/chartex" xmlns:cx3="http://schemas.microsoft.com/office/drawing/2016/5/9/chartex" xmlns:cx4="http://schemas.microsoft.com/office/drawing/2016/5/10/chartex" xmlns:cx5="http://schemas.microsoft.com/office/drawing/2016/5/11/chartex" xmlns:cx6="http://schemas.microsoft.com/office/drawing/2016/5/12/chartex" xmlns:cx7="http://schemas.microsoft.com/office/drawing/2016/5/13/chartex" xmlns:cx8="http://schemas.microsoft.com/office/drawing/2016/5/14/chartex" xmlns:mc="http://schemas.openxmlformats.org/markup-compatibility/2006" xmlns:aink="http://schemas.microsoft.com/office/drawing/2016/ink" xmlns:am3d="http://schemas.microsoft.com/office/drawing/2017/model3d" xmlns:o="urn:schemas-microsoft-com:office:office" xmlns:r="http://schemas.openxmlformats.org/officeDocument/2006/relationships" xmlns:m="http://schemas.openxmlformats.org/officeDocument/2006/math" xmlns:v="urn:schemas-microsoft-com:vml" xmlns:wp14="http://schemas.microsoft.com/office/word/2010/wordprocessingDrawing" xmlns:wp="http://schemas.openxmlformats.org/drawingml/2006/wordprocessingDrawing" xmlns:w10="urn:schemas-microsoft-com:office:word" xmlns:w="http://schemas.openxmlformats.org/wordprocessingml/2006/main" xmlns:w14="http://schemas.microsoft.com/office/word/2010/wordml" xmlns:w15="http://schemas.microsoft.com/office/word/2012/wordml" xmlns:w16cex="http://schemas.microsoft.com/office/word/2018/wordml/cex" xmlns:w16cid="http://schemas.microsoft.com/office/word/2016/wordml/cid" xmlns:w16="http://schemas.microsoft.com/office/word/2018/wordml" xmlns:w16sdtdh="http://schemas.microsoft.com/office/word/2020/wordml/sdtdatahash" xmlns:w16se="http://schemas.microsoft.com/office/word/2015/wordml/symex" xmlns:wpg="http://schemas.microsoft.com/office/word/2010/wordprocessingGroup" xmlns:wpi="http://schemas.microsoft.com/office/word/2010/wordprocessingInk" xmlns:wne="http://schemas.microsoft.com/office/word/2006/wordml" xmlns:wps="http://schemas.microsoft.com/office/word/2010/wordprocessingShape" mc:Ignorable="w14 w15 w16se w16cid w16 w16cex w16sdtdh wp14">
+  <w:p>
+    <w:pPr>
+      <w:pStyle w:val="Header"/>
+    </w:pPr>
+  </w:p>
+</w:hdr>
+</file>
+
+<file path=word/header3.xml><?xml version="1.0" encoding="utf-8"?>
+<w:hdr xmlns:wpc="http://schemas.microsoft.com/office/word/2010/wordprocessingCanvas" xmlns:cx="http://schemas.microsoft.com/office/drawing/2014/chartex" xmlns:cx1="http://schemas.microsoft.com/office/drawing/2015/9/8/chartex" xmlns:cx2="http://schemas.microsoft.com/office/drawing/2015/10/21/chartex" xmlns:cx3="http://schemas.microsoft.com/office/drawing/2016/5/9/chartex" xmlns:cx4="http://schemas.microsoft.com/office/drawing/2016/5/10/chartex" xmlns:cx5="http://schemas.microsoft.com/office/drawing/2016/5/11/chartex" xmlns:cx6="http://schemas.microsoft.com/office/drawing/2016/5/12/chartex" xmlns:cx7="http://schemas.microsoft.com/office/drawing/2016/5/13/chartex" xmlns:cx8="http://schemas.microsoft.com/office/drawing/2016/5/14/chartex" xmlns:mc="http://schemas.openxmlformats.org/markup-compatibility/2006" xmlns:aink="http://schemas.microsoft.com/office/drawing/2016/ink" xmlns:am3d="http://schemas.microsoft.com/office/drawing/2017/model3d" xmlns:o="urn:schemas-microsoft-com:office:office" xmlns:r="http://schemas.openxmlformats.org/officeDocument/2006/relationships" xmlns:m="http://schemas.openxmlformats.org/officeDocument/2006/math" xmlns:v="urn:schemas-microsoft-com:vml" xmlns:wp14="http://schemas.microsoft.com/office/word/2010/wordprocessingDrawing" xmlns:wp="http://schemas.openxmlformats.org/drawingml/2006/wordprocessingDrawing" xmlns:w10="urn:schemas-microsoft-com:office:word" xmlns:w="http://schemas.openxmlformats.org/wordprocessingml/2006/main" xmlns:w14="http://schemas.microsoft.com/office/word/2010/wordml" xmlns:w15="http://schemas.microsoft.com/office/word/2012/wordml" xmlns:w16cex="http://schemas.microsoft.com/office/word/2018/wordml/cex" xmlns:w16cid="http://schemas.microsoft.com/office/word/2016/wordml/cid" xmlns:w16="http://schemas.microsoft.com/office/word/2018/wordml" xmlns:w16sdtdh="http://schemas.microsoft.com/office/word/2020/wordml/sdtdatahash" xmlns:w16se="http://schemas.microsoft.com/office/word/2015/wordml/symex" xmlns:wpg="http://schemas.microsoft.com/office/word/2010/wordprocessingGroup" xmlns:wpi="http://schemas.microsoft.com/office/word/2010/wordprocessingInk" xmlns:wne="http://schemas.microsoft.com/office/word/2006/wordml" xmlns:wps="http://schemas.microsoft.com/office/word/2010/wordprocessingShape" mc:Ignorable="w14 w15 w16se w16cid w16 w16cex w16sdtdh wp14">
+  <w:p>
+    <w:pPr>
+      <w:pStyle w:val="Header"/>
+    </w:pPr>
+  </w:p>
+</w:hdr>
 </file>
 
 <file path=word/numbering.xml><?xml version="1.0" encoding="utf-8"?>
@@ -27340,7 +27463,7 @@
     <w:lsdException w:name="Unresolved Mention" w:semiHidden="1" w:unhideWhenUsed="1"/>
     <w:lsdException w:name="Smart Link" w:semiHidden="1" w:unhideWhenUsed="1"/>
   </w:latentStyles>
-  <w:style w:type="paragraph" w:default="1" w:styleId="a">
+  <w:style w:type="paragraph" w:default="1" w:styleId="Normal">
     <w:name w:val="Normal"/>
     <w:qFormat/>
     <w:rsid w:val="003A4294"/>
@@ -27353,11 +27476,11 @@
       <w:sz w:val="28"/>
     </w:rPr>
   </w:style>
-  <w:style w:type="paragraph" w:styleId="1">
+  <w:style w:type="paragraph" w:styleId="Heading1">
     <w:name w:val="heading 1"/>
-    <w:basedOn w:val="a"/>
-    <w:next w:val="a"/>
-    <w:link w:val="10"/>
+    <w:basedOn w:val="Normal"/>
+    <w:next w:val="Normal"/>
+    <w:link w:val="Heading1Char"/>
     <w:uiPriority w:val="9"/>
     <w:qFormat/>
     <w:rsid w:val="00747B7E"/>
@@ -27376,11 +27499,11 @@
       <w:szCs w:val="32"/>
     </w:rPr>
   </w:style>
-  <w:style w:type="paragraph" w:styleId="2">
+  <w:style w:type="paragraph" w:styleId="Heading2">
     <w:name w:val="heading 2"/>
-    <w:basedOn w:val="a"/>
-    <w:next w:val="a"/>
-    <w:link w:val="20"/>
+    <w:basedOn w:val="Normal"/>
+    <w:next w:val="Normal"/>
+    <w:link w:val="Heading2Char"/>
     <w:uiPriority w:val="9"/>
     <w:unhideWhenUsed/>
     <w:qFormat/>
@@ -27400,11 +27523,11 @@
       <w:szCs w:val="26"/>
     </w:rPr>
   </w:style>
-  <w:style w:type="paragraph" w:styleId="3">
+  <w:style w:type="paragraph" w:styleId="Heading3">
     <w:name w:val="heading 3"/>
-    <w:basedOn w:val="2"/>
-    <w:next w:val="a"/>
-    <w:link w:val="30"/>
+    <w:basedOn w:val="Heading2"/>
+    <w:next w:val="Normal"/>
+    <w:link w:val="Heading3Char"/>
     <w:uiPriority w:val="9"/>
     <w:unhideWhenUsed/>
     <w:qFormat/>
@@ -27418,11 +27541,11 @@
       <w:szCs w:val="24"/>
     </w:rPr>
   </w:style>
-  <w:style w:type="paragraph" w:styleId="4">
+  <w:style w:type="paragraph" w:styleId="Heading4">
     <w:name w:val="heading 4"/>
-    <w:basedOn w:val="3"/>
-    <w:next w:val="a"/>
-    <w:link w:val="40"/>
+    <w:basedOn w:val="Heading3"/>
+    <w:next w:val="Normal"/>
+    <w:link w:val="Heading4Char"/>
     <w:uiPriority w:val="9"/>
     <w:unhideWhenUsed/>
     <w:qFormat/>
@@ -27436,11 +27559,11 @@
       <w:szCs w:val="28"/>
     </w:rPr>
   </w:style>
-  <w:style w:type="paragraph" w:styleId="5">
+  <w:style w:type="paragraph" w:styleId="Heading5">
     <w:name w:val="heading 5"/>
-    <w:basedOn w:val="a"/>
-    <w:next w:val="a"/>
-    <w:link w:val="50"/>
+    <w:basedOn w:val="Normal"/>
+    <w:next w:val="Normal"/>
+    <w:link w:val="Heading5Char"/>
     <w:uiPriority w:val="9"/>
     <w:semiHidden/>
     <w:unhideWhenUsed/>
@@ -27457,13 +27580,13 @@
       <w:color w:val="2F5496" w:themeColor="accent1" w:themeShade="BF"/>
     </w:rPr>
   </w:style>
-  <w:style w:type="character" w:default="1" w:styleId="a0">
+  <w:style w:type="character" w:default="1" w:styleId="DefaultParagraphFont">
     <w:name w:val="Default Paragraph Font"/>
     <w:uiPriority w:val="1"/>
     <w:semiHidden/>
     <w:unhideWhenUsed/>
   </w:style>
-  <w:style w:type="table" w:default="1" w:styleId="a1">
+  <w:style w:type="table" w:default="1" w:styleId="TableNormal">
     <w:name w:val="Normal Table"/>
     <w:uiPriority w:val="99"/>
     <w:semiHidden/>
@@ -27478,16 +27601,16 @@
       </w:tblCellMar>
     </w:tblPr>
   </w:style>
-  <w:style w:type="numbering" w:default="1" w:styleId="a2">
+  <w:style w:type="numbering" w:default="1" w:styleId="NoList">
     <w:name w:val="No List"/>
     <w:uiPriority w:val="99"/>
     <w:semiHidden/>
     <w:unhideWhenUsed/>
   </w:style>
-  <w:style w:type="paragraph" w:styleId="a3">
+  <w:style w:type="paragraph" w:styleId="Header">
     <w:name w:val="header"/>
-    <w:basedOn w:val="a"/>
-    <w:link w:val="a4"/>
+    <w:basedOn w:val="Normal"/>
+    <w:link w:val="HeaderChar"/>
     <w:uiPriority w:val="99"/>
     <w:unhideWhenUsed/>
     <w:rsid w:val="00E671AE"/>
@@ -27499,10 +27622,10 @@
       <w:spacing w:line="240" w:lineRule="auto"/>
     </w:pPr>
   </w:style>
-  <w:style w:type="character" w:customStyle="1" w:styleId="a4">
-    <w:name w:val="Верхний колонтитул Знак"/>
-    <w:basedOn w:val="a0"/>
-    <w:link w:val="a3"/>
+  <w:style w:type="character" w:customStyle="1" w:styleId="HeaderChar">
+    <w:name w:val="Header Char"/>
+    <w:basedOn w:val="DefaultParagraphFont"/>
+    <w:link w:val="Header"/>
     <w:uiPriority w:val="99"/>
     <w:rsid w:val="00E671AE"/>
     <w:rPr>
@@ -27510,10 +27633,10 @@
       <w:sz w:val="28"/>
     </w:rPr>
   </w:style>
-  <w:style w:type="paragraph" w:styleId="a5">
+  <w:style w:type="paragraph" w:styleId="Footer">
     <w:name w:val="footer"/>
-    <w:basedOn w:val="a"/>
-    <w:link w:val="a6"/>
+    <w:basedOn w:val="Normal"/>
+    <w:link w:val="FooterChar"/>
     <w:uiPriority w:val="99"/>
     <w:unhideWhenUsed/>
     <w:rsid w:val="00E671AE"/>
@@ -27525,10 +27648,10 @@
       <w:spacing w:line="240" w:lineRule="auto"/>
     </w:pPr>
   </w:style>
-  <w:style w:type="character" w:customStyle="1" w:styleId="a6">
-    <w:name w:val="Нижний колонтитул Знак"/>
-    <w:basedOn w:val="a0"/>
-    <w:link w:val="a5"/>
+  <w:style w:type="character" w:customStyle="1" w:styleId="FooterChar">
+    <w:name w:val="Footer Char"/>
+    <w:basedOn w:val="DefaultParagraphFont"/>
+    <w:link w:val="Footer"/>
     <w:uiPriority w:val="99"/>
     <w:rsid w:val="00E671AE"/>
     <w:rPr>
@@ -27536,10 +27659,10 @@
       <w:sz w:val="28"/>
     </w:rPr>
   </w:style>
-  <w:style w:type="character" w:customStyle="1" w:styleId="10">
-    <w:name w:val="Заголовок 1 Знак"/>
-    <w:basedOn w:val="a0"/>
-    <w:link w:val="1"/>
+  <w:style w:type="character" w:customStyle="1" w:styleId="Heading1Char">
+    <w:name w:val="Heading 1 Char"/>
+    <w:basedOn w:val="DefaultParagraphFont"/>
+    <w:link w:val="Heading1"/>
     <w:uiPriority w:val="9"/>
     <w:rsid w:val="00747B7E"/>
     <w:rPr>
@@ -27549,10 +27672,10 @@
       <w:szCs w:val="32"/>
     </w:rPr>
   </w:style>
-  <w:style w:type="paragraph" w:styleId="a7">
+  <w:style w:type="paragraph" w:styleId="ListParagraph">
     <w:name w:val="List Paragraph"/>
-    <w:basedOn w:val="a"/>
-    <w:link w:val="a8"/>
+    <w:basedOn w:val="Normal"/>
+    <w:link w:val="ListParagraphChar"/>
     <w:uiPriority w:val="34"/>
     <w:qFormat/>
     <w:rsid w:val="00C02CB0"/>
@@ -27561,9 +27684,9 @@
       <w:contextualSpacing/>
     </w:pPr>
   </w:style>
-  <w:style w:type="paragraph" w:styleId="a9">
+  <w:style w:type="paragraph" w:styleId="NormalWeb">
     <w:name w:val="Normal (Web)"/>
-    <w:basedOn w:val="a"/>
+    <w:basedOn w:val="Normal"/>
     <w:uiPriority w:val="99"/>
     <w:semiHidden/>
     <w:unhideWhenUsed/>
@@ -27579,9 +27702,9 @@
       <w:lang w:eastAsia="ru-RU"/>
     </w:rPr>
   </w:style>
-  <w:style w:type="character" w:styleId="aa">
+  <w:style w:type="character" w:styleId="Strong">
     <w:name w:val="Strong"/>
-    <w:basedOn w:val="a0"/>
+    <w:basedOn w:val="DefaultParagraphFont"/>
     <w:uiPriority w:val="22"/>
     <w:qFormat/>
     <w:rsid w:val="001F1D64"/>
@@ -27590,9 +27713,9 @@
       <w:bCs/>
     </w:rPr>
   </w:style>
-  <w:style w:type="character" w:styleId="ab">
+  <w:style w:type="character" w:styleId="Hyperlink">
     <w:name w:val="Hyperlink"/>
-    <w:basedOn w:val="a0"/>
+    <w:basedOn w:val="DefaultParagraphFont"/>
     <w:uiPriority w:val="99"/>
     <w:unhideWhenUsed/>
     <w:rsid w:val="00743112"/>
@@ -27601,10 +27724,10 @@
       <w:u w:val="single"/>
     </w:rPr>
   </w:style>
-  <w:style w:type="character" w:customStyle="1" w:styleId="20">
-    <w:name w:val="Заголовок 2 Знак"/>
-    <w:basedOn w:val="a0"/>
-    <w:link w:val="2"/>
+  <w:style w:type="character" w:customStyle="1" w:styleId="Heading2Char">
+    <w:name w:val="Heading 2 Char"/>
+    <w:basedOn w:val="DefaultParagraphFont"/>
+    <w:link w:val="Heading2"/>
     <w:uiPriority w:val="9"/>
     <w:rsid w:val="00C872B2"/>
     <w:rPr>
@@ -27614,7 +27737,7 @@
       <w:szCs w:val="26"/>
     </w:rPr>
   </w:style>
-  <w:style w:type="paragraph" w:styleId="ac">
+  <w:style w:type="paragraph" w:styleId="NoSpacing">
     <w:name w:val="No Spacing"/>
     <w:uiPriority w:val="1"/>
     <w:qFormat/>
@@ -27623,9 +27746,9 @@
       <w:spacing w:after="0" w:line="240" w:lineRule="auto"/>
     </w:pPr>
   </w:style>
-  <w:style w:type="table" w:styleId="ad">
+  <w:style w:type="table" w:styleId="TableGrid">
     <w:name w:val="Table Grid"/>
-    <w:basedOn w:val="a1"/>
+    <w:basedOn w:val="TableNormal"/>
     <w:uiPriority w:val="39"/>
     <w:rsid w:val="004B4131"/>
     <w:pPr>
@@ -27643,10 +27766,10 @@
       </w:tblBorders>
     </w:tblPr>
   </w:style>
-  <w:style w:type="character" w:customStyle="1" w:styleId="50">
-    <w:name w:val="Заголовок 5 Знак"/>
-    <w:basedOn w:val="a0"/>
-    <w:link w:val="5"/>
+  <w:style w:type="character" w:customStyle="1" w:styleId="Heading5Char">
+    <w:name w:val="Heading 5 Char"/>
+    <w:basedOn w:val="DefaultParagraphFont"/>
+    <w:link w:val="Heading5"/>
     <w:uiPriority w:val="9"/>
     <w:semiHidden/>
     <w:rsid w:val="002311DB"/>
@@ -27656,7 +27779,7 @@
       <w:sz w:val="28"/>
     </w:rPr>
   </w:style>
-  <w:style w:type="paragraph" w:styleId="ae">
+  <w:style w:type="paragraph" w:styleId="Revision">
     <w:name w:val="Revision"/>
     <w:hidden/>
     <w:uiPriority w:val="99"/>
@@ -27670,9 +27793,9 @@
       <w:sz w:val="28"/>
     </w:rPr>
   </w:style>
-  <w:style w:type="character" w:styleId="af">
+  <w:style w:type="character" w:styleId="Emphasis">
     <w:name w:val="Emphasis"/>
-    <w:basedOn w:val="a0"/>
+    <w:basedOn w:val="DefaultParagraphFont"/>
     <w:uiPriority w:val="20"/>
     <w:qFormat/>
     <w:rsid w:val="0017212B"/>
@@ -27681,10 +27804,10 @@
       <w:iCs/>
     </w:rPr>
   </w:style>
-  <w:style w:type="character" w:customStyle="1" w:styleId="30">
-    <w:name w:val="Заголовок 3 Знак"/>
-    <w:basedOn w:val="a0"/>
-    <w:link w:val="3"/>
+  <w:style w:type="character" w:customStyle="1" w:styleId="Heading3Char">
+    <w:name w:val="Heading 3 Char"/>
+    <w:basedOn w:val="DefaultParagraphFont"/>
+    <w:link w:val="Heading3"/>
     <w:uiPriority w:val="9"/>
     <w:rsid w:val="00BF6BC2"/>
     <w:rPr>
@@ -27694,10 +27817,10 @@
       <w:szCs w:val="24"/>
     </w:rPr>
   </w:style>
-  <w:style w:type="paragraph" w:styleId="HTML">
+  <w:style w:type="paragraph" w:styleId="HTMLPreformatted">
     <w:name w:val="HTML Preformatted"/>
-    <w:basedOn w:val="a"/>
-    <w:link w:val="HTML0"/>
+    <w:basedOn w:val="Normal"/>
+    <w:link w:val="HTMLPreformattedChar"/>
     <w:uiPriority w:val="99"/>
     <w:unhideWhenUsed/>
     <w:rsid w:val="009D3FBA"/>
@@ -27730,10 +27853,10 @@
       <w:lang w:eastAsia="ru-RU"/>
     </w:rPr>
   </w:style>
-  <w:style w:type="character" w:customStyle="1" w:styleId="HTML0">
-    <w:name w:val="Стандартный HTML Знак"/>
-    <w:basedOn w:val="a0"/>
-    <w:link w:val="HTML"/>
+  <w:style w:type="character" w:customStyle="1" w:styleId="HTMLPreformattedChar">
+    <w:name w:val="HTML Preformatted Char"/>
+    <w:basedOn w:val="DefaultParagraphFont"/>
+    <w:link w:val="HTMLPreformatted"/>
     <w:uiPriority w:val="99"/>
     <w:rsid w:val="009D3FBA"/>
     <w:rPr>
@@ -27743,9 +27866,9 @@
       <w:lang w:eastAsia="ru-RU"/>
     </w:rPr>
   </w:style>
-  <w:style w:type="character" w:styleId="af0">
+  <w:style w:type="character" w:styleId="UnresolvedMention">
     <w:name w:val="Unresolved Mention"/>
-    <w:basedOn w:val="a0"/>
+    <w:basedOn w:val="DefaultParagraphFont"/>
     <w:uiPriority w:val="99"/>
     <w:semiHidden/>
     <w:unhideWhenUsed/>
@@ -27755,9 +27878,9 @@
       <w:shd w:val="clear" w:color="auto" w:fill="E1DFDD"/>
     </w:rPr>
   </w:style>
-  <w:style w:type="character" w:styleId="af1">
+  <w:style w:type="character" w:styleId="FollowedHyperlink">
     <w:name w:val="FollowedHyperlink"/>
-    <w:basedOn w:val="a0"/>
+    <w:basedOn w:val="DefaultParagraphFont"/>
     <w:uiPriority w:val="99"/>
     <w:semiHidden/>
     <w:unhideWhenUsed/>
@@ -27767,10 +27890,10 @@
       <w:u w:val="single"/>
     </w:rPr>
   </w:style>
-  <w:style w:type="paragraph" w:styleId="af2">
+  <w:style w:type="paragraph" w:styleId="TOCHeading">
     <w:name w:val="TOC Heading"/>
-    <w:basedOn w:val="1"/>
-    <w:next w:val="a"/>
+    <w:basedOn w:val="Heading1"/>
+    <w:next w:val="Normal"/>
     <w:uiPriority w:val="39"/>
     <w:unhideWhenUsed/>
     <w:qFormat/>
@@ -27787,10 +27910,10 @@
       <w:lang w:eastAsia="ru-RU"/>
     </w:rPr>
   </w:style>
-  <w:style w:type="paragraph" w:styleId="11">
+  <w:style w:type="paragraph" w:styleId="TOC1">
     <w:name w:val="toc 1"/>
-    <w:basedOn w:val="a"/>
-    <w:next w:val="a"/>
+    <w:basedOn w:val="Normal"/>
+    <w:next w:val="Normal"/>
     <w:autoRedefine/>
     <w:uiPriority w:val="39"/>
     <w:unhideWhenUsed/>
@@ -27799,10 +27922,10 @@
       <w:spacing w:after="100"/>
     </w:pPr>
   </w:style>
-  <w:style w:type="paragraph" w:styleId="21">
+  <w:style w:type="paragraph" w:styleId="TOC2">
     <w:name w:val="toc 2"/>
-    <w:basedOn w:val="a"/>
-    <w:next w:val="a"/>
+    <w:basedOn w:val="Normal"/>
+    <w:next w:val="Normal"/>
     <w:autoRedefine/>
     <w:uiPriority w:val="39"/>
     <w:unhideWhenUsed/>
@@ -27816,10 +27939,10 @@
       <w:ind w:left="284"/>
     </w:pPr>
   </w:style>
-  <w:style w:type="paragraph" w:styleId="31">
+  <w:style w:type="paragraph" w:styleId="TOC3">
     <w:name w:val="toc 3"/>
-    <w:basedOn w:val="a"/>
-    <w:next w:val="a"/>
+    <w:basedOn w:val="Normal"/>
+    <w:next w:val="Normal"/>
     <w:autoRedefine/>
     <w:uiPriority w:val="39"/>
     <w:unhideWhenUsed/>
@@ -27829,10 +27952,10 @@
       <w:ind w:left="560"/>
     </w:pPr>
   </w:style>
-  <w:style w:type="character" w:customStyle="1" w:styleId="40">
-    <w:name w:val="Заголовок 4 Знак"/>
-    <w:basedOn w:val="a0"/>
-    <w:link w:val="4"/>
+  <w:style w:type="character" w:customStyle="1" w:styleId="Heading4Char">
+    <w:name w:val="Heading 4 Char"/>
+    <w:basedOn w:val="DefaultParagraphFont"/>
+    <w:link w:val="Heading4"/>
     <w:uiPriority w:val="9"/>
     <w:rsid w:val="0087653C"/>
     <w:rPr>
@@ -27842,9 +27965,9 @@
       <w:szCs w:val="28"/>
     </w:rPr>
   </w:style>
-  <w:style w:type="character" w:styleId="af3">
+  <w:style w:type="character" w:styleId="CommentReference">
     <w:name w:val="annotation reference"/>
-    <w:basedOn w:val="a0"/>
+    <w:basedOn w:val="DefaultParagraphFont"/>
     <w:uiPriority w:val="99"/>
     <w:semiHidden/>
     <w:unhideWhenUsed/>
@@ -27854,10 +27977,10 @@
       <w:szCs w:val="16"/>
     </w:rPr>
   </w:style>
-  <w:style w:type="paragraph" w:styleId="af4">
+  <w:style w:type="paragraph" w:styleId="CommentText">
     <w:name w:val="annotation text"/>
-    <w:basedOn w:val="a"/>
-    <w:link w:val="af5"/>
+    <w:basedOn w:val="Normal"/>
+    <w:link w:val="CommentTextChar"/>
     <w:uiPriority w:val="99"/>
     <w:semiHidden/>
     <w:unhideWhenUsed/>
@@ -27870,10 +27993,10 @@
       <w:szCs w:val="20"/>
     </w:rPr>
   </w:style>
-  <w:style w:type="character" w:customStyle="1" w:styleId="af5">
-    <w:name w:val="Текст примечания Знак"/>
-    <w:basedOn w:val="a0"/>
-    <w:link w:val="af4"/>
+  <w:style w:type="character" w:customStyle="1" w:styleId="CommentTextChar">
+    <w:name w:val="Comment Text Char"/>
+    <w:basedOn w:val="DefaultParagraphFont"/>
+    <w:link w:val="CommentText"/>
     <w:uiPriority w:val="99"/>
     <w:semiHidden/>
     <w:rsid w:val="00773F41"/>
@@ -27883,11 +28006,11 @@
       <w:szCs w:val="20"/>
     </w:rPr>
   </w:style>
-  <w:style w:type="paragraph" w:styleId="af6">
+  <w:style w:type="paragraph" w:styleId="CommentSubject">
     <w:name w:val="annotation subject"/>
-    <w:basedOn w:val="af4"/>
-    <w:next w:val="af4"/>
-    <w:link w:val="af7"/>
+    <w:basedOn w:val="CommentText"/>
+    <w:next w:val="CommentText"/>
+    <w:link w:val="CommentSubjectChar"/>
     <w:uiPriority w:val="99"/>
     <w:semiHidden/>
     <w:unhideWhenUsed/>
@@ -27897,10 +28020,10 @@
       <w:bCs/>
     </w:rPr>
   </w:style>
-  <w:style w:type="character" w:customStyle="1" w:styleId="af7">
-    <w:name w:val="Тема примечания Знак"/>
-    <w:basedOn w:val="af5"/>
-    <w:link w:val="af6"/>
+  <w:style w:type="character" w:customStyle="1" w:styleId="CommentSubjectChar">
+    <w:name w:val="Comment Subject Char"/>
+    <w:basedOn w:val="CommentTextChar"/>
+    <w:link w:val="CommentSubject"/>
     <w:uiPriority w:val="99"/>
     <w:semiHidden/>
     <w:rsid w:val="00773F41"/>
@@ -27912,9 +28035,9 @@
       <w:szCs w:val="20"/>
     </w:rPr>
   </w:style>
-  <w:style w:type="paragraph" w:customStyle="1" w:styleId="af8">
+  <w:style w:type="paragraph" w:customStyle="1" w:styleId="a">
     <w:name w:val="Табличная подпись"/>
-    <w:basedOn w:val="a"/>
+    <w:basedOn w:val="Normal"/>
     <w:qFormat/>
     <w:rsid w:val="00F6272F"/>
     <w:pPr>
@@ -27928,11 +28051,11 @@
       <w:szCs w:val="24"/>
     </w:rPr>
   </w:style>
-  <w:style w:type="paragraph" w:customStyle="1" w:styleId="af9">
+  <w:style w:type="paragraph" w:customStyle="1" w:styleId="a0">
     <w:name w:val="Подпись к рисунку"/>
-    <w:basedOn w:val="a"/>
-    <w:next w:val="afa"/>
-    <w:link w:val="afb"/>
+    <w:basedOn w:val="Normal"/>
+    <w:next w:val="a1"/>
+    <w:link w:val="a2"/>
     <w:qFormat/>
     <w:rsid w:val="00D04945"/>
     <w:pPr>
@@ -27945,10 +28068,10 @@
       <w:szCs w:val="24"/>
     </w:rPr>
   </w:style>
-  <w:style w:type="character" w:customStyle="1" w:styleId="afb">
+  <w:style w:type="character" w:customStyle="1" w:styleId="a2">
     <w:name w:val="Подпись к рисунку Знак"/>
-    <w:basedOn w:val="a0"/>
-    <w:link w:val="af9"/>
+    <w:basedOn w:val="DefaultParagraphFont"/>
+    <w:link w:val="a0"/>
     <w:rsid w:val="00D04945"/>
     <w:rPr>
       <w:rFonts w:ascii="Times New Roman" w:hAnsi="Times New Roman" w:cs="Times New Roman"/>
@@ -27957,28 +28080,28 @@
       <w:szCs w:val="24"/>
     </w:rPr>
   </w:style>
-  <w:style w:type="character" w:styleId="afc">
+  <w:style w:type="character" w:styleId="PageNumber">
     <w:name w:val="page number"/>
-    <w:basedOn w:val="a0"/>
+    <w:basedOn w:val="DefaultParagraphFont"/>
     <w:uiPriority w:val="99"/>
     <w:semiHidden/>
     <w:unhideWhenUsed/>
     <w:rsid w:val="00CD773B"/>
   </w:style>
-  <w:style w:type="paragraph" w:customStyle="1" w:styleId="afa">
+  <w:style w:type="paragraph" w:customStyle="1" w:styleId="a1">
     <w:name w:val="Обычный текст абзаца"/>
-    <w:basedOn w:val="a7"/>
-    <w:link w:val="afd"/>
+    <w:basedOn w:val="ListParagraph"/>
+    <w:link w:val="a3"/>
     <w:qFormat/>
     <w:rsid w:val="00C13E99"/>
     <w:pPr>
       <w:ind w:left="0" w:firstLine="709"/>
     </w:pPr>
   </w:style>
-  <w:style w:type="character" w:customStyle="1" w:styleId="a8">
-    <w:name w:val="Абзац списка Знак"/>
-    <w:basedOn w:val="a0"/>
-    <w:link w:val="a7"/>
+  <w:style w:type="character" w:customStyle="1" w:styleId="ListParagraphChar">
+    <w:name w:val="List Paragraph Char"/>
+    <w:basedOn w:val="DefaultParagraphFont"/>
+    <w:link w:val="ListParagraph"/>
     <w:uiPriority w:val="34"/>
     <w:rsid w:val="00C13E99"/>
     <w:rPr>
@@ -27986,10 +28109,10 @@
       <w:sz w:val="28"/>
     </w:rPr>
   </w:style>
-  <w:style w:type="character" w:customStyle="1" w:styleId="afd">
+  <w:style w:type="character" w:customStyle="1" w:styleId="a3">
     <w:name w:val="Обычный текст абзаца Знак"/>
-    <w:basedOn w:val="a8"/>
-    <w:link w:val="afa"/>
+    <w:basedOn w:val="ListParagraphChar"/>
+    <w:link w:val="a1"/>
     <w:rsid w:val="00C13E99"/>
     <w:rPr>
       <w:rFonts w:ascii="Times New Roman" w:hAnsi="Times New Roman"/>
@@ -27998,7 +28121,7 @@
   </w:style>
   <w:style w:type="paragraph" w:customStyle="1" w:styleId="Default">
     <w:name w:val="Default"/>
-    <w:basedOn w:val="a"/>
+    <w:basedOn w:val="Normal"/>
     <w:link w:val="Default0"/>
     <w:qFormat/>
     <w:rsid w:val="00F93E87"/>
@@ -28013,7 +28136,7 @@
   </w:style>
   <w:style w:type="character" w:customStyle="1" w:styleId="Default0">
     <w:name w:val="Default Знак"/>
-    <w:basedOn w:val="a0"/>
+    <w:basedOn w:val="DefaultParagraphFont"/>
     <w:link w:val="Default"/>
     <w:rsid w:val="00F93E87"/>
     <w:rPr>
@@ -28023,11 +28146,11 @@
       <w:lang w:eastAsia="ru-RU"/>
     </w:rPr>
   </w:style>
-  <w:style w:type="paragraph" w:customStyle="1" w:styleId="afe">
+  <w:style w:type="paragraph" w:customStyle="1" w:styleId="a4">
     <w:name w:val="Подпись рисунка"/>
     <w:basedOn w:val="Default"/>
     <w:next w:val="Default"/>
-    <w:link w:val="aff"/>
+    <w:link w:val="a5"/>
     <w:autoRedefine/>
     <w:qFormat/>
     <w:rsid w:val="00F93E87"/>
@@ -28037,10 +28160,10 @@
       <w:jc w:val="center"/>
     </w:pPr>
   </w:style>
-  <w:style w:type="character" w:customStyle="1" w:styleId="aff">
+  <w:style w:type="character" w:customStyle="1" w:styleId="a5">
     <w:name w:val="Подпись рисунка Знак"/>
     <w:basedOn w:val="Default0"/>
-    <w:link w:val="afe"/>
+    <w:link w:val="a4"/>
     <w:rsid w:val="00F93E87"/>
     <w:rPr>
       <w:rFonts w:ascii="Times New Roman" w:eastAsia="Times New Roman" w:hAnsi="Times New Roman" w:cs="Times New Roman"/>
@@ -28049,10 +28172,10 @@
       <w:lang w:eastAsia="ru-RU"/>
     </w:rPr>
   </w:style>
-  <w:style w:type="paragraph" w:styleId="41">
+  <w:style w:type="paragraph" w:styleId="TOC4">
     <w:name w:val="toc 4"/>
-    <w:basedOn w:val="a"/>
-    <w:next w:val="a"/>
+    <w:basedOn w:val="Normal"/>
+    <w:next w:val="Normal"/>
     <w:autoRedefine/>
     <w:uiPriority w:val="39"/>
     <w:unhideWhenUsed/>
